--- a/Lab_08/LAB Exercises report  (8).docx
+++ b/Lab_08/LAB Exercises report  (8).docx
@@ -64,7 +64,6 @@
         </w:rPr>
         <w:t xml:space="preserve"> </w:t>
       </w:r>
-      <w:proofErr w:type="spellStart"/>
       <w:r>
         <w:rPr>
           <w:rFonts w:ascii="Consolas" w:eastAsia="Times New Roman" w:hAnsi="Consolas" w:cs="Times New Roman"/>
@@ -92,7 +91,6 @@
         </w:rPr>
         <w:t>util</w:t>
       </w:r>
-      <w:proofErr w:type="spellEnd"/>
       <w:r>
         <w:rPr>
           <w:rFonts w:ascii="Consolas" w:eastAsia="Times New Roman" w:hAnsi="Consolas" w:cs="Times New Roman"/>
@@ -300,7 +298,6 @@
         </w:rPr>
         <w:t xml:space="preserve">[] </w:t>
       </w:r>
-      <w:proofErr w:type="spellStart"/>
       <w:r>
         <w:rPr>
           <w:rFonts w:ascii="Consolas" w:eastAsia="Times New Roman" w:hAnsi="Consolas" w:cs="Times New Roman"/>
@@ -310,7 +307,6 @@
         </w:rPr>
         <w:t>args</w:t>
       </w:r>
-      <w:proofErr w:type="spellEnd"/>
       <w:r>
         <w:rPr>
           <w:rFonts w:ascii="Consolas" w:eastAsia="Times New Roman" w:hAnsi="Consolas" w:cs="Times New Roman"/>
@@ -371,7 +367,6 @@
         </w:rPr>
         <w:t xml:space="preserve">        </w:t>
       </w:r>
-      <w:proofErr w:type="spellStart"/>
       <w:r>
         <w:rPr>
           <w:rFonts w:ascii="Consolas" w:eastAsia="Times New Roman" w:hAnsi="Consolas" w:cs="Times New Roman"/>
@@ -381,7 +376,6 @@
         </w:rPr>
         <w:t>ArrayList</w:t>
       </w:r>
-      <w:proofErr w:type="spellEnd"/>
       <w:r>
         <w:rPr>
           <w:rFonts w:ascii="Consolas" w:eastAsia="Times New Roman" w:hAnsi="Consolas" w:cs="Times New Roman"/>
@@ -463,7 +457,6 @@
         </w:rPr>
         <w:t xml:space="preserve"> </w:t>
       </w:r>
-      <w:proofErr w:type="spellStart"/>
       <w:r>
         <w:rPr>
           <w:rFonts w:ascii="Consolas" w:eastAsia="Times New Roman" w:hAnsi="Consolas" w:cs="Times New Roman"/>
@@ -473,7 +466,6 @@
         </w:rPr>
         <w:t>ArrayList</w:t>
       </w:r>
-      <w:proofErr w:type="spellEnd"/>
       <w:r>
         <w:rPr>
           <w:rFonts w:ascii="Consolas" w:eastAsia="Times New Roman" w:hAnsi="Consolas" w:cs="Times New Roman"/>
@@ -504,7 +496,6 @@
         </w:rPr>
         <w:t xml:space="preserve">                </w:t>
       </w:r>
-      <w:proofErr w:type="spellStart"/>
       <w:r>
         <w:rPr>
           <w:rFonts w:ascii="Consolas" w:eastAsia="Times New Roman" w:hAnsi="Consolas" w:cs="Times New Roman"/>
@@ -532,7 +523,6 @@
         </w:rPr>
         <w:t>of</w:t>
       </w:r>
-      <w:proofErr w:type="spellEnd"/>
       <w:r>
         <w:rPr>
           <w:rFonts w:ascii="Consolas" w:eastAsia="Times New Roman" w:hAnsi="Consolas" w:cs="Times New Roman"/>
@@ -890,7 +880,6 @@
         </w:rPr>
         <w:t xml:space="preserve"> </w:t>
       </w:r>
-      <w:proofErr w:type="spellStart"/>
       <w:r>
         <w:rPr>
           <w:rFonts w:ascii="Consolas" w:eastAsia="Times New Roman" w:hAnsi="Consolas" w:cs="Times New Roman"/>
@@ -918,7 +907,6 @@
         </w:rPr>
         <w:t>get</w:t>
       </w:r>
-      <w:proofErr w:type="spellEnd"/>
       <w:r>
         <w:rPr>
           <w:rFonts w:ascii="Consolas" w:eastAsia="Times New Roman" w:hAnsi="Consolas" w:cs="Times New Roman"/>
@@ -1405,7 +1393,6 @@
         </w:rPr>
         <w:t xml:space="preserve">        </w:t>
       </w:r>
-      <w:proofErr w:type="spellStart"/>
       <w:r>
         <w:rPr>
           <w:rFonts w:ascii="Consolas" w:eastAsia="Times New Roman" w:hAnsi="Consolas" w:cs="Times New Roman"/>
@@ -1451,7 +1438,6 @@
         </w:rPr>
         <w:t>println</w:t>
       </w:r>
-      <w:proofErr w:type="spellEnd"/>
       <w:r>
         <w:rPr>
           <w:rFonts w:ascii="Consolas" w:eastAsia="Times New Roman" w:hAnsi="Consolas" w:cs="Times New Roman"/>
@@ -1536,7 +1522,6 @@
         </w:rPr>
         <w:t xml:space="preserve">        </w:t>
       </w:r>
-      <w:proofErr w:type="spellStart"/>
       <w:r>
         <w:rPr>
           <w:rFonts w:ascii="Consolas" w:eastAsia="Times New Roman" w:hAnsi="Consolas" w:cs="Times New Roman"/>
@@ -1582,7 +1567,6 @@
         </w:rPr>
         <w:t>println</w:t>
       </w:r>
-      <w:proofErr w:type="spellEnd"/>
       <w:r>
         <w:rPr>
           <w:rFonts w:ascii="Consolas" w:eastAsia="Times New Roman" w:hAnsi="Consolas" w:cs="Times New Roman"/>
@@ -1667,7 +1651,6 @@
         </w:rPr>
         <w:t xml:space="preserve">        </w:t>
       </w:r>
-      <w:proofErr w:type="spellStart"/>
       <w:r>
         <w:rPr>
           <w:rFonts w:ascii="Consolas" w:eastAsia="Times New Roman" w:hAnsi="Consolas" w:cs="Times New Roman"/>
@@ -1713,7 +1696,6 @@
         </w:rPr>
         <w:t>println</w:t>
       </w:r>
-      <w:proofErr w:type="spellEnd"/>
       <w:r>
         <w:rPr>
           <w:rFonts w:ascii="Consolas" w:eastAsia="Times New Roman" w:hAnsi="Consolas" w:cs="Times New Roman"/>
@@ -1840,7 +1822,6 @@
         </w:rPr>
         <w:t xml:space="preserve">        </w:t>
       </w:r>
-      <w:proofErr w:type="spellStart"/>
       <w:r>
         <w:rPr>
           <w:rFonts w:ascii="Consolas" w:eastAsia="Times New Roman" w:hAnsi="Consolas" w:cs="Times New Roman"/>
@@ -1868,7 +1849,6 @@
         </w:rPr>
         <w:t>reverse</w:t>
       </w:r>
-      <w:proofErr w:type="spellEnd"/>
       <w:r>
         <w:rPr>
           <w:rFonts w:ascii="Consolas" w:eastAsia="Times New Roman" w:hAnsi="Consolas" w:cs="Times New Roman"/>
@@ -1917,7 +1897,6 @@
         </w:rPr>
         <w:t xml:space="preserve">        </w:t>
       </w:r>
-      <w:proofErr w:type="spellStart"/>
       <w:r>
         <w:rPr>
           <w:rFonts w:ascii="Consolas" w:eastAsia="Times New Roman" w:hAnsi="Consolas" w:cs="Times New Roman"/>
@@ -1963,7 +1942,6 @@
         </w:rPr>
         <w:t>println</w:t>
       </w:r>
-      <w:proofErr w:type="spellEnd"/>
       <w:r>
         <w:rPr>
           <w:rFonts w:ascii="Consolas" w:eastAsia="Times New Roman" w:hAnsi="Consolas" w:cs="Times New Roman"/>
@@ -2160,70 +2138,858 @@
     </w:p>
     <w:p>
       <w:pPr>
-        <w:spacing w:after="0"/>
+        <w:shd w:val="clear" w:color="auto" w:fill="121314"/>
+        <w:spacing w:after="0" w:line="285" w:lineRule="atLeast"/>
+        <w:rPr>
+          <w:rFonts w:ascii="Consolas" w:eastAsia="Times New Roman" w:hAnsi="Consolas" w:cs="Times New Roman"/>
+          <w:color w:val="BBBEBF"/>
+          <w:sz w:val="21"/>
+          <w:szCs w:val="21"/>
+        </w:rPr>
       </w:pPr>
       <w:r>
         <w:rPr>
-          <w:rFonts w:ascii="Consolas" w:hAnsi="Consolas"/>
-          <w:sz w:val="16"/>
-        </w:rPr>
-        <w:t>import java.util.*;</w:t>
+          <w:rFonts w:ascii="Consolas" w:eastAsia="Times New Roman" w:hAnsi="Consolas" w:cs="Times New Roman"/>
+          <w:color w:val="FF7B72"/>
+          <w:sz w:val="21"/>
+          <w:szCs w:val="21"/>
+        </w:rPr>
+        <w:t>import</w:t>
+      </w:r>
+      <w:r>
+        <w:rPr>
+          <w:rFonts w:ascii="Consolas" w:eastAsia="Times New Roman" w:hAnsi="Consolas" w:cs="Times New Roman"/>
+          <w:color w:val="BBBEBF"/>
+          <w:sz w:val="21"/>
+          <w:szCs w:val="21"/>
+        </w:rPr>
+        <w:t xml:space="preserve"> </w:t>
+      </w:r>
+      <w:r>
+        <w:rPr>
+          <w:rFonts w:ascii="Consolas" w:eastAsia="Times New Roman" w:hAnsi="Consolas" w:cs="Times New Roman"/>
+          <w:color w:val="4EC9B0"/>
+          <w:sz w:val="21"/>
+          <w:szCs w:val="21"/>
+        </w:rPr>
+        <w:t>java</w:t>
+      </w:r>
+      <w:r>
+        <w:rPr>
+          <w:rFonts w:ascii="Consolas" w:eastAsia="Times New Roman" w:hAnsi="Consolas" w:cs="Times New Roman"/>
+          <w:color w:val="D4D4D4"/>
+          <w:sz w:val="21"/>
+          <w:szCs w:val="21"/>
+        </w:rPr>
+        <w:t>.</w:t>
+      </w:r>
+      <w:r>
+        <w:rPr>
+          <w:rFonts w:ascii="Consolas" w:eastAsia="Times New Roman" w:hAnsi="Consolas" w:cs="Times New Roman"/>
+          <w:color w:val="4EC9B0"/>
+          <w:sz w:val="21"/>
+          <w:szCs w:val="21"/>
+        </w:rPr>
+        <w:t>util</w:t>
+      </w:r>
+      <w:r>
+        <w:rPr>
+          <w:rFonts w:ascii="Consolas" w:eastAsia="Times New Roman" w:hAnsi="Consolas" w:cs="Times New Roman"/>
+          <w:color w:val="D4D4D4"/>
+          <w:sz w:val="21"/>
+          <w:szCs w:val="21"/>
+        </w:rPr>
+        <w:t>.*</w:t>
+      </w:r>
+      <w:r>
+        <w:rPr>
+          <w:rFonts w:ascii="Consolas" w:eastAsia="Times New Roman" w:hAnsi="Consolas" w:cs="Times New Roman"/>
+          <w:color w:val="BBBEBF"/>
+          <w:sz w:val="21"/>
+          <w:szCs w:val="21"/>
+        </w:rPr>
+        <w:t>;</w:t>
       </w:r>
     </w:p>
     <w:p>
       <w:pPr>
-        <w:spacing w:after="0"/>
+        <w:shd w:val="clear" w:color="auto" w:fill="121314"/>
+        <w:spacing w:after="0" w:line="285" w:lineRule="atLeast"/>
+        <w:rPr>
+          <w:rFonts w:ascii="Consolas" w:eastAsia="Times New Roman" w:hAnsi="Consolas" w:cs="Times New Roman"/>
+          <w:color w:val="BBBEBF"/>
+          <w:sz w:val="21"/>
+          <w:szCs w:val="21"/>
+        </w:rPr>
       </w:pPr>
-      <w:r>
-        <w:rPr>
-          <w:rFonts w:ascii="Consolas" w:hAnsi="Consolas"/>
-          <w:sz w:val="16"/>
-        </w:rPr>
-        <w:t>public class Exercise2UniqueNames {</w:t>
-      </w:r>
     </w:p>
     <w:p>
       <w:pPr>
-        <w:spacing w:after="0"/>
+        <w:shd w:val="clear" w:color="auto" w:fill="121314"/>
+        <w:spacing w:after="0" w:line="285" w:lineRule="atLeast"/>
+        <w:rPr>
+          <w:rFonts w:ascii="Consolas" w:eastAsia="Times New Roman" w:hAnsi="Consolas" w:cs="Times New Roman"/>
+          <w:color w:val="BBBEBF"/>
+          <w:sz w:val="21"/>
+          <w:szCs w:val="21"/>
+        </w:rPr>
       </w:pPr>
       <w:r>
         <w:rPr>
-          <w:rFonts w:ascii="Consolas" w:hAnsi="Consolas"/>
-          <w:sz w:val="16"/>
-        </w:rPr>
-        <w:t xml:space="preserve">    public static void main(String[] args) { List&lt;String&gt; names=List.of("Tariro","Leslie Sarai","Tariro","Rudo"); Set&lt;String&gt; unique=new LinkedHashSet&lt;&gt;(names); System.out.println(unique); }</w:t>
+          <w:rFonts w:ascii="Consolas" w:eastAsia="Times New Roman" w:hAnsi="Consolas" w:cs="Times New Roman"/>
+          <w:color w:val="569CD6"/>
+          <w:sz w:val="21"/>
+          <w:szCs w:val="21"/>
+        </w:rPr>
+        <w:t>public</w:t>
+      </w:r>
+      <w:r>
+        <w:rPr>
+          <w:rFonts w:ascii="Consolas" w:eastAsia="Times New Roman" w:hAnsi="Consolas" w:cs="Times New Roman"/>
+          <w:color w:val="BBBEBF"/>
+          <w:sz w:val="21"/>
+          <w:szCs w:val="21"/>
+        </w:rPr>
+        <w:t xml:space="preserve"> </w:t>
+      </w:r>
+      <w:r>
+        <w:rPr>
+          <w:rFonts w:ascii="Consolas" w:eastAsia="Times New Roman" w:hAnsi="Consolas" w:cs="Times New Roman"/>
+          <w:color w:val="569CD6"/>
+          <w:sz w:val="21"/>
+          <w:szCs w:val="21"/>
+        </w:rPr>
+        <w:t>class</w:t>
+      </w:r>
+      <w:r>
+        <w:rPr>
+          <w:rFonts w:ascii="Consolas" w:eastAsia="Times New Roman" w:hAnsi="Consolas" w:cs="Times New Roman"/>
+          <w:color w:val="BBBEBF"/>
+          <w:sz w:val="21"/>
+          <w:szCs w:val="21"/>
+        </w:rPr>
+        <w:t xml:space="preserve"> </w:t>
+      </w:r>
+      <w:r>
+        <w:rPr>
+          <w:rFonts w:ascii="Consolas" w:eastAsia="Times New Roman" w:hAnsi="Consolas" w:cs="Times New Roman"/>
+          <w:color w:val="4EC9B0"/>
+          <w:sz w:val="21"/>
+          <w:szCs w:val="21"/>
+        </w:rPr>
+        <w:t>Exercise2UniqueNames</w:t>
+      </w:r>
+      <w:r>
+        <w:rPr>
+          <w:rFonts w:ascii="Consolas" w:eastAsia="Times New Roman" w:hAnsi="Consolas" w:cs="Times New Roman"/>
+          <w:color w:val="BBBEBF"/>
+          <w:sz w:val="21"/>
+          <w:szCs w:val="21"/>
+        </w:rPr>
+        <w:t xml:space="preserve"> {</w:t>
       </w:r>
     </w:p>
     <w:p>
       <w:pPr>
-        <w:spacing w:after="0"/>
+        <w:shd w:val="clear" w:color="auto" w:fill="121314"/>
+        <w:spacing w:after="0" w:line="285" w:lineRule="atLeast"/>
+        <w:rPr>
+          <w:rFonts w:ascii="Consolas" w:eastAsia="Times New Roman" w:hAnsi="Consolas" w:cs="Times New Roman"/>
+          <w:color w:val="BBBEBF"/>
+          <w:sz w:val="21"/>
+          <w:szCs w:val="21"/>
+        </w:rPr>
       </w:pPr>
       <w:r>
         <w:rPr>
-          <w:rFonts w:ascii="Consolas" w:hAnsi="Consolas"/>
-          <w:sz w:val="16"/>
-        </w:rPr>
-        <w:t>}</w:t>
-      </w:r>
-    </w:p>
-    <w:p>
-      <w:r>
-        <w:t>Expected output (sample):</w:t>
+          <w:rFonts w:ascii="Consolas" w:eastAsia="Times New Roman" w:hAnsi="Consolas" w:cs="Times New Roman"/>
+          <w:color w:val="BBBEBF"/>
+          <w:sz w:val="21"/>
+          <w:szCs w:val="21"/>
+        </w:rPr>
+        <w:t xml:space="preserve">    </w:t>
+      </w:r>
+      <w:r>
+        <w:rPr>
+          <w:rFonts w:ascii="Consolas" w:eastAsia="Times New Roman" w:hAnsi="Consolas" w:cs="Times New Roman"/>
+          <w:color w:val="569CD6"/>
+          <w:sz w:val="21"/>
+          <w:szCs w:val="21"/>
+        </w:rPr>
+        <w:t>public</w:t>
+      </w:r>
+      <w:r>
+        <w:rPr>
+          <w:rFonts w:ascii="Consolas" w:eastAsia="Times New Roman" w:hAnsi="Consolas" w:cs="Times New Roman"/>
+          <w:color w:val="BBBEBF"/>
+          <w:sz w:val="21"/>
+          <w:szCs w:val="21"/>
+        </w:rPr>
+        <w:t xml:space="preserve"> </w:t>
+      </w:r>
+      <w:r>
+        <w:rPr>
+          <w:rFonts w:ascii="Consolas" w:eastAsia="Times New Roman" w:hAnsi="Consolas" w:cs="Times New Roman"/>
+          <w:color w:val="569CD6"/>
+          <w:sz w:val="21"/>
+          <w:szCs w:val="21"/>
+        </w:rPr>
+        <w:t>static</w:t>
+      </w:r>
+      <w:r>
+        <w:rPr>
+          <w:rFonts w:ascii="Consolas" w:eastAsia="Times New Roman" w:hAnsi="Consolas" w:cs="Times New Roman"/>
+          <w:color w:val="BBBEBF"/>
+          <w:sz w:val="21"/>
+          <w:szCs w:val="21"/>
+        </w:rPr>
+        <w:t xml:space="preserve"> </w:t>
+      </w:r>
+      <w:r>
+        <w:rPr>
+          <w:rFonts w:ascii="Consolas" w:eastAsia="Times New Roman" w:hAnsi="Consolas" w:cs="Times New Roman"/>
+          <w:color w:val="4EC9B0"/>
+          <w:sz w:val="21"/>
+          <w:szCs w:val="21"/>
+        </w:rPr>
+        <w:t>void</w:t>
+      </w:r>
+      <w:r>
+        <w:rPr>
+          <w:rFonts w:ascii="Consolas" w:eastAsia="Times New Roman" w:hAnsi="Consolas" w:cs="Times New Roman"/>
+          <w:color w:val="BBBEBF"/>
+          <w:sz w:val="21"/>
+          <w:szCs w:val="21"/>
+        </w:rPr>
+        <w:t xml:space="preserve"> </w:t>
+      </w:r>
+      <w:r>
+        <w:rPr>
+          <w:rFonts w:ascii="Consolas" w:eastAsia="Times New Roman" w:hAnsi="Consolas" w:cs="Times New Roman"/>
+          <w:color w:val="D2A8FF"/>
+          <w:sz w:val="21"/>
+          <w:szCs w:val="21"/>
+        </w:rPr>
+        <w:t>main</w:t>
+      </w:r>
+      <w:r>
+        <w:rPr>
+          <w:rFonts w:ascii="Consolas" w:eastAsia="Times New Roman" w:hAnsi="Consolas" w:cs="Times New Roman"/>
+          <w:color w:val="BBBEBF"/>
+          <w:sz w:val="21"/>
+          <w:szCs w:val="21"/>
+        </w:rPr>
+        <w:t>(</w:t>
+      </w:r>
+      <w:r>
+        <w:rPr>
+          <w:rFonts w:ascii="Consolas" w:eastAsia="Times New Roman" w:hAnsi="Consolas" w:cs="Times New Roman"/>
+          <w:color w:val="4EC9B0"/>
+          <w:sz w:val="21"/>
+          <w:szCs w:val="21"/>
+        </w:rPr>
+        <w:t>String</w:t>
+      </w:r>
+      <w:r>
+        <w:rPr>
+          <w:rFonts w:ascii="Consolas" w:eastAsia="Times New Roman" w:hAnsi="Consolas" w:cs="Times New Roman"/>
+          <w:color w:val="BBBEBF"/>
+          <w:sz w:val="21"/>
+          <w:szCs w:val="21"/>
+        </w:rPr>
+        <w:t xml:space="preserve">[] </w:t>
+      </w:r>
+      <w:r>
+        <w:rPr>
+          <w:rFonts w:ascii="Consolas" w:eastAsia="Times New Roman" w:hAnsi="Consolas" w:cs="Times New Roman"/>
+          <w:color w:val="FFA657"/>
+          <w:sz w:val="21"/>
+          <w:szCs w:val="21"/>
+        </w:rPr>
+        <w:t>args</w:t>
+      </w:r>
+      <w:r>
+        <w:rPr>
+          <w:rFonts w:ascii="Consolas" w:eastAsia="Times New Roman" w:hAnsi="Consolas" w:cs="Times New Roman"/>
+          <w:color w:val="BBBEBF"/>
+          <w:sz w:val="21"/>
+          <w:szCs w:val="21"/>
+        </w:rPr>
+        <w:t>) {</w:t>
       </w:r>
     </w:p>
     <w:p>
       <w:pPr>
-        <w:spacing w:after="0"/>
+        <w:shd w:val="clear" w:color="auto" w:fill="121314"/>
+        <w:spacing w:after="0" w:line="285" w:lineRule="atLeast"/>
+        <w:rPr>
+          <w:rFonts w:ascii="Consolas" w:eastAsia="Times New Roman" w:hAnsi="Consolas" w:cs="Times New Roman"/>
+          <w:color w:val="BBBEBF"/>
+          <w:sz w:val="21"/>
+          <w:szCs w:val="21"/>
+        </w:rPr>
       </w:pPr>
+      <w:r>
+        <w:rPr>
+          <w:rFonts w:ascii="Consolas" w:eastAsia="Times New Roman" w:hAnsi="Consolas" w:cs="Times New Roman"/>
+          <w:color w:val="BBBEBF"/>
+          <w:sz w:val="21"/>
+          <w:szCs w:val="21"/>
+        </w:rPr>
+        <w:t xml:space="preserve">        </w:t>
+      </w:r>
+      <w:r>
+        <w:rPr>
+          <w:rFonts w:ascii="Consolas" w:eastAsia="Times New Roman" w:hAnsi="Consolas" w:cs="Times New Roman"/>
+          <w:color w:val="4EC9B0"/>
+          <w:sz w:val="21"/>
+          <w:szCs w:val="21"/>
+        </w:rPr>
+        <w:t>List</w:t>
+      </w:r>
+      <w:r>
+        <w:rPr>
+          <w:rFonts w:ascii="Consolas" w:eastAsia="Times New Roman" w:hAnsi="Consolas" w:cs="Times New Roman"/>
+          <w:color w:val="FFA657"/>
+          <w:sz w:val="21"/>
+          <w:szCs w:val="21"/>
+        </w:rPr>
+        <w:t>&lt;</w:t>
+      </w:r>
+      <w:r>
+        <w:rPr>
+          <w:rFonts w:ascii="Consolas" w:eastAsia="Times New Roman" w:hAnsi="Consolas" w:cs="Times New Roman"/>
+          <w:color w:val="4EC9B0"/>
+          <w:sz w:val="21"/>
+          <w:szCs w:val="21"/>
+        </w:rPr>
+        <w:t>String</w:t>
+      </w:r>
+      <w:r>
+        <w:rPr>
+          <w:rFonts w:ascii="Consolas" w:eastAsia="Times New Roman" w:hAnsi="Consolas" w:cs="Times New Roman"/>
+          <w:color w:val="FFA657"/>
+          <w:sz w:val="21"/>
+          <w:szCs w:val="21"/>
+        </w:rPr>
+        <w:t xml:space="preserve">&gt; </w:t>
+      </w:r>
+      <w:r>
+        <w:rPr>
+          <w:rFonts w:ascii="Consolas" w:eastAsia="Times New Roman" w:hAnsi="Consolas" w:cs="Times New Roman"/>
+          <w:color w:val="C9D1D9"/>
+          <w:sz w:val="21"/>
+          <w:szCs w:val="21"/>
+        </w:rPr>
+        <w:t>names</w:t>
+      </w:r>
+      <w:r>
+        <w:rPr>
+          <w:rFonts w:ascii="Consolas" w:eastAsia="Times New Roman" w:hAnsi="Consolas" w:cs="Times New Roman"/>
+          <w:color w:val="FFA657"/>
+          <w:sz w:val="21"/>
+          <w:szCs w:val="21"/>
+        </w:rPr>
+        <w:t xml:space="preserve"> </w:t>
+      </w:r>
+      <w:r>
+        <w:rPr>
+          <w:rFonts w:ascii="Consolas" w:eastAsia="Times New Roman" w:hAnsi="Consolas" w:cs="Times New Roman"/>
+          <w:color w:val="D4D4D4"/>
+          <w:sz w:val="21"/>
+          <w:szCs w:val="21"/>
+        </w:rPr>
+        <w:t>=</w:t>
+      </w:r>
+      <w:r>
+        <w:rPr>
+          <w:rFonts w:ascii="Consolas" w:eastAsia="Times New Roman" w:hAnsi="Consolas" w:cs="Times New Roman"/>
+          <w:color w:val="BBBEBF"/>
+          <w:sz w:val="21"/>
+          <w:szCs w:val="21"/>
+        </w:rPr>
+        <w:t xml:space="preserve"> </w:t>
+      </w:r>
+      <w:r>
+        <w:rPr>
+          <w:rFonts w:ascii="Consolas" w:eastAsia="Times New Roman" w:hAnsi="Consolas" w:cs="Times New Roman"/>
+          <w:color w:val="4EC9B0"/>
+          <w:sz w:val="21"/>
+          <w:szCs w:val="21"/>
+        </w:rPr>
+        <w:t>List</w:t>
+      </w:r>
+      <w:r>
+        <w:rPr>
+          <w:rFonts w:ascii="Consolas" w:eastAsia="Times New Roman" w:hAnsi="Consolas" w:cs="Times New Roman"/>
+          <w:color w:val="BBBEBF"/>
+          <w:sz w:val="21"/>
+          <w:szCs w:val="21"/>
+        </w:rPr>
+        <w:t>.</w:t>
+      </w:r>
+      <w:r>
+        <w:rPr>
+          <w:rFonts w:ascii="Consolas" w:eastAsia="Times New Roman" w:hAnsi="Consolas" w:cs="Times New Roman"/>
+          <w:color w:val="D2A8FF"/>
+          <w:sz w:val="21"/>
+          <w:szCs w:val="21"/>
+        </w:rPr>
+        <w:t>of</w:t>
+      </w:r>
+      <w:r>
+        <w:rPr>
+          <w:rFonts w:ascii="Consolas" w:eastAsia="Times New Roman" w:hAnsi="Consolas" w:cs="Times New Roman"/>
+          <w:color w:val="BBBEBF"/>
+          <w:sz w:val="21"/>
+          <w:szCs w:val="21"/>
+        </w:rPr>
+        <w:t>(</w:t>
+      </w:r>
+      <w:r>
+        <w:rPr>
+          <w:rFonts w:ascii="Consolas" w:eastAsia="Times New Roman" w:hAnsi="Consolas" w:cs="Times New Roman"/>
+          <w:color w:val="A5D6FF"/>
+          <w:sz w:val="21"/>
+          <w:szCs w:val="21"/>
+        </w:rPr>
+        <w:t>"Tariro"</w:t>
+      </w:r>
+      <w:r>
+        <w:rPr>
+          <w:rFonts w:ascii="Consolas" w:eastAsia="Times New Roman" w:hAnsi="Consolas" w:cs="Times New Roman"/>
+          <w:color w:val="BBBEBF"/>
+          <w:sz w:val="21"/>
+          <w:szCs w:val="21"/>
+        </w:rPr>
+        <w:t xml:space="preserve">, </w:t>
+      </w:r>
+      <w:r>
+        <w:rPr>
+          <w:rFonts w:ascii="Consolas" w:eastAsia="Times New Roman" w:hAnsi="Consolas" w:cs="Times New Roman"/>
+          <w:color w:val="A5D6FF"/>
+          <w:sz w:val="21"/>
+          <w:szCs w:val="21"/>
+        </w:rPr>
+        <w:t>"Leslie Sarai"</w:t>
+      </w:r>
+      <w:r>
+        <w:rPr>
+          <w:rFonts w:ascii="Consolas" w:eastAsia="Times New Roman" w:hAnsi="Consolas" w:cs="Times New Roman"/>
+          <w:color w:val="BBBEBF"/>
+          <w:sz w:val="21"/>
+          <w:szCs w:val="21"/>
+        </w:rPr>
+        <w:t xml:space="preserve">, </w:t>
+      </w:r>
+      <w:r>
+        <w:rPr>
+          <w:rFonts w:ascii="Consolas" w:eastAsia="Times New Roman" w:hAnsi="Consolas" w:cs="Times New Roman"/>
+          <w:color w:val="A5D6FF"/>
+          <w:sz w:val="21"/>
+          <w:szCs w:val="21"/>
+        </w:rPr>
+        <w:t>"Tariro"</w:t>
+      </w:r>
+      <w:r>
+        <w:rPr>
+          <w:rFonts w:ascii="Consolas" w:eastAsia="Times New Roman" w:hAnsi="Consolas" w:cs="Times New Roman"/>
+          <w:color w:val="BBBEBF"/>
+          <w:sz w:val="21"/>
+          <w:szCs w:val="21"/>
+        </w:rPr>
+        <w:t xml:space="preserve">, </w:t>
+      </w:r>
+      <w:r>
+        <w:rPr>
+          <w:rFonts w:ascii="Consolas" w:eastAsia="Times New Roman" w:hAnsi="Consolas" w:cs="Times New Roman"/>
+          <w:color w:val="A5D6FF"/>
+          <w:sz w:val="21"/>
+          <w:szCs w:val="21"/>
+        </w:rPr>
+        <w:t>"Rumbi"</w:t>
+      </w:r>
+      <w:r>
+        <w:rPr>
+          <w:rFonts w:ascii="Consolas" w:eastAsia="Times New Roman" w:hAnsi="Consolas" w:cs="Times New Roman"/>
+          <w:color w:val="BBBEBF"/>
+          <w:sz w:val="21"/>
+          <w:szCs w:val="21"/>
+        </w:rPr>
+        <w:t>);</w:t>
+      </w:r>
+    </w:p>
+    <w:p>
+      <w:pPr>
+        <w:shd w:val="clear" w:color="auto" w:fill="121314"/>
+        <w:spacing w:after="0" w:line="285" w:lineRule="atLeast"/>
+        <w:rPr>
+          <w:rFonts w:ascii="Consolas" w:eastAsia="Times New Roman" w:hAnsi="Consolas" w:cs="Times New Roman"/>
+          <w:color w:val="BBBEBF"/>
+          <w:sz w:val="21"/>
+          <w:szCs w:val="21"/>
+        </w:rPr>
+      </w:pPr>
+      <w:r>
+        <w:rPr>
+          <w:rFonts w:ascii="Consolas" w:eastAsia="Times New Roman" w:hAnsi="Consolas" w:cs="Times New Roman"/>
+          <w:color w:val="BBBEBF"/>
+          <w:sz w:val="21"/>
+          <w:szCs w:val="21"/>
+        </w:rPr>
+        <w:t xml:space="preserve">        </w:t>
+      </w:r>
+      <w:r>
+        <w:rPr>
+          <w:rFonts w:ascii="Consolas" w:eastAsia="Times New Roman" w:hAnsi="Consolas" w:cs="Times New Roman"/>
+          <w:color w:val="8B949E"/>
+          <w:sz w:val="21"/>
+          <w:szCs w:val="21"/>
+        </w:rPr>
+        <w:t>// LinkedHashSet removes duplicates without changing first-seen order.</w:t>
+      </w:r>
+    </w:p>
+    <w:p>
+      <w:pPr>
+        <w:shd w:val="clear" w:color="auto" w:fill="121314"/>
+        <w:spacing w:after="0" w:line="285" w:lineRule="atLeast"/>
+        <w:rPr>
+          <w:rFonts w:ascii="Consolas" w:eastAsia="Times New Roman" w:hAnsi="Consolas" w:cs="Times New Roman"/>
+          <w:color w:val="BBBEBF"/>
+          <w:sz w:val="21"/>
+          <w:szCs w:val="21"/>
+        </w:rPr>
+      </w:pPr>
+      <w:r>
+        <w:rPr>
+          <w:rFonts w:ascii="Consolas" w:eastAsia="Times New Roman" w:hAnsi="Consolas" w:cs="Times New Roman"/>
+          <w:color w:val="BBBEBF"/>
+          <w:sz w:val="21"/>
+          <w:szCs w:val="21"/>
+        </w:rPr>
+        <w:t xml:space="preserve">        </w:t>
+      </w:r>
+      <w:r>
+        <w:rPr>
+          <w:rFonts w:ascii="Consolas" w:eastAsia="Times New Roman" w:hAnsi="Consolas" w:cs="Times New Roman"/>
+          <w:color w:val="4EC9B0"/>
+          <w:sz w:val="21"/>
+          <w:szCs w:val="21"/>
+        </w:rPr>
+        <w:t>Set</w:t>
+      </w:r>
+      <w:r>
+        <w:rPr>
+          <w:rFonts w:ascii="Consolas" w:eastAsia="Times New Roman" w:hAnsi="Consolas" w:cs="Times New Roman"/>
+          <w:color w:val="FFA657"/>
+          <w:sz w:val="21"/>
+          <w:szCs w:val="21"/>
+        </w:rPr>
+        <w:t>&lt;</w:t>
+      </w:r>
+      <w:r>
+        <w:rPr>
+          <w:rFonts w:ascii="Consolas" w:eastAsia="Times New Roman" w:hAnsi="Consolas" w:cs="Times New Roman"/>
+          <w:color w:val="4EC9B0"/>
+          <w:sz w:val="21"/>
+          <w:szCs w:val="21"/>
+        </w:rPr>
+        <w:t>String</w:t>
+      </w:r>
+      <w:r>
+        <w:rPr>
+          <w:rFonts w:ascii="Consolas" w:eastAsia="Times New Roman" w:hAnsi="Consolas" w:cs="Times New Roman"/>
+          <w:color w:val="FFA657"/>
+          <w:sz w:val="21"/>
+          <w:szCs w:val="21"/>
+        </w:rPr>
+        <w:t xml:space="preserve">&gt; </w:t>
+      </w:r>
+      <w:r>
+        <w:rPr>
+          <w:rFonts w:ascii="Consolas" w:eastAsia="Times New Roman" w:hAnsi="Consolas" w:cs="Times New Roman"/>
+          <w:color w:val="C9D1D9"/>
+          <w:sz w:val="21"/>
+          <w:szCs w:val="21"/>
+        </w:rPr>
+        <w:t>uniqueNames</w:t>
+      </w:r>
+      <w:r>
+        <w:rPr>
+          <w:rFonts w:ascii="Consolas" w:eastAsia="Times New Roman" w:hAnsi="Consolas" w:cs="Times New Roman"/>
+          <w:color w:val="FFA657"/>
+          <w:sz w:val="21"/>
+          <w:szCs w:val="21"/>
+        </w:rPr>
+        <w:t xml:space="preserve"> </w:t>
+      </w:r>
+      <w:r>
+        <w:rPr>
+          <w:rFonts w:ascii="Consolas" w:eastAsia="Times New Roman" w:hAnsi="Consolas" w:cs="Times New Roman"/>
+          <w:color w:val="D4D4D4"/>
+          <w:sz w:val="21"/>
+          <w:szCs w:val="21"/>
+        </w:rPr>
+        <w:t>=</w:t>
+      </w:r>
+      <w:r>
+        <w:rPr>
+          <w:rFonts w:ascii="Consolas" w:eastAsia="Times New Roman" w:hAnsi="Consolas" w:cs="Times New Roman"/>
+          <w:color w:val="BBBEBF"/>
+          <w:sz w:val="21"/>
+          <w:szCs w:val="21"/>
+        </w:rPr>
+        <w:t xml:space="preserve"> </w:t>
+      </w:r>
+      <w:r>
+        <w:rPr>
+          <w:rFonts w:ascii="Consolas" w:eastAsia="Times New Roman" w:hAnsi="Consolas" w:cs="Times New Roman"/>
+          <w:color w:val="C586C0"/>
+          <w:sz w:val="21"/>
+          <w:szCs w:val="21"/>
+        </w:rPr>
+        <w:t>new</w:t>
+      </w:r>
+      <w:r>
+        <w:rPr>
+          <w:rFonts w:ascii="Consolas" w:eastAsia="Times New Roman" w:hAnsi="Consolas" w:cs="Times New Roman"/>
+          <w:color w:val="BBBEBF"/>
+          <w:sz w:val="21"/>
+          <w:szCs w:val="21"/>
+        </w:rPr>
+        <w:t xml:space="preserve"> </w:t>
+      </w:r>
+      <w:r>
+        <w:rPr>
+          <w:rFonts w:ascii="Consolas" w:eastAsia="Times New Roman" w:hAnsi="Consolas" w:cs="Times New Roman"/>
+          <w:color w:val="D2A8FF"/>
+          <w:sz w:val="21"/>
+          <w:szCs w:val="21"/>
+        </w:rPr>
+        <w:t>LinkedHashSet</w:t>
+      </w:r>
+      <w:r>
+        <w:rPr>
+          <w:rFonts w:ascii="Consolas" w:eastAsia="Times New Roman" w:hAnsi="Consolas" w:cs="Times New Roman"/>
+          <w:color w:val="BBBEBF"/>
+          <w:sz w:val="21"/>
+          <w:szCs w:val="21"/>
+        </w:rPr>
+        <w:t>&lt;&gt;(</w:t>
+      </w:r>
+      <w:r>
+        <w:rPr>
+          <w:rFonts w:ascii="Consolas" w:eastAsia="Times New Roman" w:hAnsi="Consolas" w:cs="Times New Roman"/>
+          <w:color w:val="C9D1D9"/>
+          <w:sz w:val="21"/>
+          <w:szCs w:val="21"/>
+        </w:rPr>
+        <w:t>names</w:t>
+      </w:r>
+      <w:r>
+        <w:rPr>
+          <w:rFonts w:ascii="Consolas" w:eastAsia="Times New Roman" w:hAnsi="Consolas" w:cs="Times New Roman"/>
+          <w:color w:val="BBBEBF"/>
+          <w:sz w:val="21"/>
+          <w:szCs w:val="21"/>
+        </w:rPr>
+        <w:t>);</w:t>
+      </w:r>
+    </w:p>
+    <w:p>
+      <w:pPr>
+        <w:shd w:val="clear" w:color="auto" w:fill="121314"/>
+        <w:spacing w:after="0" w:line="285" w:lineRule="atLeast"/>
+        <w:rPr>
+          <w:rFonts w:ascii="Consolas" w:eastAsia="Times New Roman" w:hAnsi="Consolas" w:cs="Times New Roman"/>
+          <w:color w:val="BBBEBF"/>
+          <w:sz w:val="21"/>
+          <w:szCs w:val="21"/>
+        </w:rPr>
+      </w:pPr>
+      <w:r>
+        <w:rPr>
+          <w:rFonts w:ascii="Consolas" w:eastAsia="Times New Roman" w:hAnsi="Consolas" w:cs="Times New Roman"/>
+          <w:color w:val="BBBEBF"/>
+          <w:sz w:val="21"/>
+          <w:szCs w:val="21"/>
+        </w:rPr>
+        <w:t xml:space="preserve">        </w:t>
+      </w:r>
+      <w:r>
+        <w:rPr>
+          <w:rFonts w:ascii="Consolas" w:eastAsia="Times New Roman" w:hAnsi="Consolas" w:cs="Times New Roman"/>
+          <w:color w:val="4EC9B0"/>
+          <w:sz w:val="21"/>
+          <w:szCs w:val="21"/>
+        </w:rPr>
+        <w:t>System</w:t>
+      </w:r>
+      <w:r>
+        <w:rPr>
+          <w:rFonts w:ascii="Consolas" w:eastAsia="Times New Roman" w:hAnsi="Consolas" w:cs="Times New Roman"/>
+          <w:color w:val="BBBEBF"/>
+          <w:sz w:val="21"/>
+          <w:szCs w:val="21"/>
+        </w:rPr>
+        <w:t>.</w:t>
+      </w:r>
+      <w:r>
+        <w:rPr>
+          <w:rFonts w:ascii="Consolas" w:eastAsia="Times New Roman" w:hAnsi="Consolas" w:cs="Times New Roman"/>
+          <w:color w:val="79C0FF"/>
+          <w:sz w:val="21"/>
+          <w:szCs w:val="21"/>
+        </w:rPr>
+        <w:t>out</w:t>
+      </w:r>
+      <w:r>
+        <w:rPr>
+          <w:rFonts w:ascii="Consolas" w:eastAsia="Times New Roman" w:hAnsi="Consolas" w:cs="Times New Roman"/>
+          <w:color w:val="BBBEBF"/>
+          <w:sz w:val="21"/>
+          <w:szCs w:val="21"/>
+        </w:rPr>
+        <w:t>.</w:t>
+      </w:r>
+      <w:r>
+        <w:rPr>
+          <w:rFonts w:ascii="Consolas" w:eastAsia="Times New Roman" w:hAnsi="Consolas" w:cs="Times New Roman"/>
+          <w:color w:val="D2A8FF"/>
+          <w:sz w:val="21"/>
+          <w:szCs w:val="21"/>
+        </w:rPr>
+        <w:t>println</w:t>
+      </w:r>
+      <w:r>
+        <w:rPr>
+          <w:rFonts w:ascii="Consolas" w:eastAsia="Times New Roman" w:hAnsi="Consolas" w:cs="Times New Roman"/>
+          <w:color w:val="BBBEBF"/>
+          <w:sz w:val="21"/>
+          <w:szCs w:val="21"/>
+        </w:rPr>
+        <w:t>(</w:t>
+      </w:r>
+      <w:r>
+        <w:rPr>
+          <w:rFonts w:ascii="Consolas" w:eastAsia="Times New Roman" w:hAnsi="Consolas" w:cs="Times New Roman"/>
+          <w:color w:val="C9D1D9"/>
+          <w:sz w:val="21"/>
+          <w:szCs w:val="21"/>
+        </w:rPr>
+        <w:t>uniqueNames</w:t>
+      </w:r>
+      <w:r>
+        <w:rPr>
+          <w:rFonts w:ascii="Consolas" w:eastAsia="Times New Roman" w:hAnsi="Consolas" w:cs="Times New Roman"/>
+          <w:color w:val="BBBEBF"/>
+          <w:sz w:val="21"/>
+          <w:szCs w:val="21"/>
+        </w:rPr>
+        <w:t>);</w:t>
+      </w:r>
+    </w:p>
+    <w:p>
+      <w:pPr>
+        <w:shd w:val="clear" w:color="auto" w:fill="121314"/>
+        <w:spacing w:after="0" w:line="285" w:lineRule="atLeast"/>
+        <w:rPr>
+          <w:rFonts w:ascii="Consolas" w:eastAsia="Times New Roman" w:hAnsi="Consolas" w:cs="Times New Roman"/>
+          <w:color w:val="BBBEBF"/>
+          <w:sz w:val="21"/>
+          <w:szCs w:val="21"/>
+        </w:rPr>
+      </w:pPr>
+      <w:r>
+        <w:rPr>
+          <w:rFonts w:ascii="Consolas" w:eastAsia="Times New Roman" w:hAnsi="Consolas" w:cs="Times New Roman"/>
+          <w:color w:val="BBBEBF"/>
+          <w:sz w:val="21"/>
+          <w:szCs w:val="21"/>
+        </w:rPr>
+        <w:t>    }</w:t>
+      </w:r>
+    </w:p>
+    <w:p>
+      <w:pPr>
+        <w:shd w:val="clear" w:color="auto" w:fill="121314"/>
+        <w:spacing w:after="0" w:line="285" w:lineRule="atLeast"/>
+        <w:rPr>
+          <w:rFonts w:ascii="Consolas" w:eastAsia="Times New Roman" w:hAnsi="Consolas" w:cs="Times New Roman"/>
+          <w:color w:val="BBBEBF"/>
+          <w:sz w:val="21"/>
+          <w:szCs w:val="21"/>
+        </w:rPr>
+      </w:pPr>
+      <w:r>
+        <w:rPr>
+          <w:rFonts w:ascii="Consolas" w:eastAsia="Times New Roman" w:hAnsi="Consolas" w:cs="Times New Roman"/>
+          <w:color w:val="BBBEBF"/>
+          <w:sz w:val="21"/>
+          <w:szCs w:val="21"/>
+        </w:rPr>
+        <w:t>}</w:t>
+      </w:r>
+    </w:p>
+    <w:p>
+      <w:pPr>
+        <w:shd w:val="clear" w:color="auto" w:fill="121314"/>
+        <w:spacing w:after="0" w:line="285" w:lineRule="atLeast"/>
+        <w:rPr>
+          <w:rFonts w:ascii="Consolas" w:eastAsia="Times New Roman" w:hAnsi="Consolas" w:cs="Times New Roman"/>
+          <w:color w:val="BBBEBF"/>
+          <w:sz w:val="21"/>
+          <w:szCs w:val="21"/>
+        </w:rPr>
+      </w:pPr>
+    </w:p>
+    <w:p>
+      <w:r>
+        <w:t>Expected output (sample):</w:t>
+      </w:r>
+    </w:p>
+    <w:p>
       <w:r>
         <w:rPr>
           <w:rFonts w:ascii="Consolas" w:hAnsi="Consolas"/>
           <w:sz w:val="16"/>
         </w:rPr>
-        <w:t>[Tariro, Leslie Sarai, Rudo]</w:t>
-      </w:r>
-    </w:p>
-    <w:p>
+        <w:drawing>
+          <wp:inline distT="0" distB="0" distL="0" distR="0" wp14:anchorId="3C8857E4" wp14:editId="4D2E92B8">
+            <wp:extent cx="5486400" cy="914400"/>
+            <wp:effectExtent l="0" t="0" r="0" b="0"/>
+            <wp:docPr id="1698014085" name="Picture 1"/>
+            <wp:cNvGraphicFramePr>
+              <a:graphicFrameLocks xmlns:a="http://schemas.openxmlformats.org/drawingml/2006/main" noChangeAspect="1"/>
+            </wp:cNvGraphicFramePr>
+            <a:graphic xmlns:a="http://schemas.openxmlformats.org/drawingml/2006/main">
+              <a:graphicData uri="http://schemas.openxmlformats.org/drawingml/2006/picture">
+                <pic:pic xmlns:pic="http://schemas.openxmlformats.org/drawingml/2006/picture">
+                  <pic:nvPicPr>
+                    <pic:cNvPr id="1698014085" name=""/>
+                    <pic:cNvPicPr/>
+                  </pic:nvPicPr>
+                  <pic:blipFill>
+                    <a:blip r:embed="rId7"/>
+                    <a:stretch>
+                      <a:fillRect/>
+                    </a:stretch>
+                  </pic:blipFill>
+                  <pic:spPr>
+                    <a:xfrm>
+                      <a:off x="0" y="0"/>
+                      <a:ext cx="5486400" cy="914400"/>
+                    </a:xfrm>
+                    <a:prstGeom prst="rect">
+                      <a:avLst/>
+                    </a:prstGeom>
+                  </pic:spPr>
+                </pic:pic>
+              </a:graphicData>
+            </a:graphic>
+          </wp:inline>
+        </w:drawing>
+      </w:r>
       <w:r>
         <w:t>Explanation: A Set stores each value once. LinkedHashSet preserves the original insertion order.</w:t>
       </w:r>
@@ -2254,106 +3020,2476 @@
     </w:p>
     <w:p>
       <w:pPr>
-        <w:spacing w:after="0"/>
+        <w:shd w:val="clear" w:color="auto" w:fill="121314"/>
+        <w:spacing w:after="0" w:line="285" w:lineRule="atLeast"/>
+        <w:rPr>
+          <w:rFonts w:ascii="Consolas" w:eastAsia="Times New Roman" w:hAnsi="Consolas" w:cs="Times New Roman"/>
+          <w:color w:val="BBBEBF"/>
+          <w:sz w:val="21"/>
+          <w:szCs w:val="21"/>
+        </w:rPr>
       </w:pPr>
       <w:r>
         <w:rPr>
-          <w:rFonts w:ascii="Consolas" w:hAnsi="Consolas"/>
-          <w:sz w:val="16"/>
-        </w:rPr>
-        <w:t>import java.util.*;</w:t>
+          <w:rFonts w:ascii="Consolas" w:eastAsia="Times New Roman" w:hAnsi="Consolas" w:cs="Times New Roman"/>
+          <w:color w:val="FF7B72"/>
+          <w:sz w:val="21"/>
+          <w:szCs w:val="21"/>
+        </w:rPr>
+        <w:t>import</w:t>
+      </w:r>
+      <w:r>
+        <w:rPr>
+          <w:rFonts w:ascii="Consolas" w:eastAsia="Times New Roman" w:hAnsi="Consolas" w:cs="Times New Roman"/>
+          <w:color w:val="BBBEBF"/>
+          <w:sz w:val="21"/>
+          <w:szCs w:val="21"/>
+        </w:rPr>
+        <w:t xml:space="preserve"> </w:t>
+      </w:r>
+      <w:r>
+        <w:rPr>
+          <w:rFonts w:ascii="Consolas" w:eastAsia="Times New Roman" w:hAnsi="Consolas" w:cs="Times New Roman"/>
+          <w:color w:val="4EC9B0"/>
+          <w:sz w:val="21"/>
+          <w:szCs w:val="21"/>
+        </w:rPr>
+        <w:t>java</w:t>
+      </w:r>
+      <w:r>
+        <w:rPr>
+          <w:rFonts w:ascii="Consolas" w:eastAsia="Times New Roman" w:hAnsi="Consolas" w:cs="Times New Roman"/>
+          <w:color w:val="D4D4D4"/>
+          <w:sz w:val="21"/>
+          <w:szCs w:val="21"/>
+        </w:rPr>
+        <w:t>.</w:t>
+      </w:r>
+      <w:r>
+        <w:rPr>
+          <w:rFonts w:ascii="Consolas" w:eastAsia="Times New Roman" w:hAnsi="Consolas" w:cs="Times New Roman"/>
+          <w:color w:val="4EC9B0"/>
+          <w:sz w:val="21"/>
+          <w:szCs w:val="21"/>
+        </w:rPr>
+        <w:t>util</w:t>
+      </w:r>
+      <w:r>
+        <w:rPr>
+          <w:rFonts w:ascii="Consolas" w:eastAsia="Times New Roman" w:hAnsi="Consolas" w:cs="Times New Roman"/>
+          <w:color w:val="D4D4D4"/>
+          <w:sz w:val="21"/>
+          <w:szCs w:val="21"/>
+        </w:rPr>
+        <w:t>.*</w:t>
+      </w:r>
+      <w:r>
+        <w:rPr>
+          <w:rFonts w:ascii="Consolas" w:eastAsia="Times New Roman" w:hAnsi="Consolas" w:cs="Times New Roman"/>
+          <w:color w:val="BBBEBF"/>
+          <w:sz w:val="21"/>
+          <w:szCs w:val="21"/>
+        </w:rPr>
+        <w:t>;</w:t>
       </w:r>
     </w:p>
     <w:p>
       <w:pPr>
-        <w:spacing w:after="0"/>
+        <w:shd w:val="clear" w:color="auto" w:fill="121314"/>
+        <w:spacing w:after="0" w:line="285" w:lineRule="atLeast"/>
+        <w:rPr>
+          <w:rFonts w:ascii="Consolas" w:eastAsia="Times New Roman" w:hAnsi="Consolas" w:cs="Times New Roman"/>
+          <w:color w:val="BBBEBF"/>
+          <w:sz w:val="21"/>
+          <w:szCs w:val="21"/>
+        </w:rPr>
       </w:pPr>
-      <w:r>
-        <w:rPr>
-          <w:rFonts w:ascii="Consolas" w:hAnsi="Consolas"/>
-          <w:sz w:val="16"/>
-        </w:rPr>
-        <w:t>public class Exercise3GenericStack {</w:t>
-      </w:r>
     </w:p>
     <w:p>
       <w:pPr>
-        <w:spacing w:after="0"/>
+        <w:shd w:val="clear" w:color="auto" w:fill="121314"/>
+        <w:spacing w:after="0" w:line="285" w:lineRule="atLeast"/>
+        <w:rPr>
+          <w:rFonts w:ascii="Consolas" w:eastAsia="Times New Roman" w:hAnsi="Consolas" w:cs="Times New Roman"/>
+          <w:color w:val="BBBEBF"/>
+          <w:sz w:val="21"/>
+          <w:szCs w:val="21"/>
+        </w:rPr>
       </w:pPr>
       <w:r>
         <w:rPr>
-          <w:rFonts w:ascii="Consolas" w:hAnsi="Consolas"/>
-          <w:sz w:val="16"/>
-        </w:rPr>
-        <w:t xml:space="preserve">    static class Stack&lt;T&gt; { private final ArrayList&lt;T&gt; items=new ArrayList&lt;&gt;(); void push(T value){items.add(value);} T pop(){if(isEmpty())throw new IllegalStateException("Empty stack");return items.remove(items.size()-1);} T peek(){if(isEmpty())throw new IllegalStateException("Empty stack");return items.get(items.size()-1);} boolean isEmpty(){return items.isEmpty();} }</w:t>
+          <w:rFonts w:ascii="Consolas" w:eastAsia="Times New Roman" w:hAnsi="Consolas" w:cs="Times New Roman"/>
+          <w:color w:val="569CD6"/>
+          <w:sz w:val="21"/>
+          <w:szCs w:val="21"/>
+        </w:rPr>
+        <w:t>class</w:t>
+      </w:r>
+      <w:r>
+        <w:rPr>
+          <w:rFonts w:ascii="Consolas" w:eastAsia="Times New Roman" w:hAnsi="Consolas" w:cs="Times New Roman"/>
+          <w:color w:val="BBBEBF"/>
+          <w:sz w:val="21"/>
+          <w:szCs w:val="21"/>
+        </w:rPr>
+        <w:t xml:space="preserve"> </w:t>
+      </w:r>
+      <w:r>
+        <w:rPr>
+          <w:rFonts w:ascii="Consolas" w:eastAsia="Times New Roman" w:hAnsi="Consolas" w:cs="Times New Roman"/>
+          <w:color w:val="4EC9B0"/>
+          <w:sz w:val="21"/>
+          <w:szCs w:val="21"/>
+        </w:rPr>
+        <w:t>GenericStack</w:t>
+      </w:r>
+      <w:r>
+        <w:rPr>
+          <w:rFonts w:ascii="Consolas" w:eastAsia="Times New Roman" w:hAnsi="Consolas" w:cs="Times New Roman"/>
+          <w:color w:val="BBBEBF"/>
+          <w:sz w:val="21"/>
+          <w:szCs w:val="21"/>
+        </w:rPr>
+        <w:t>&lt;</w:t>
+      </w:r>
+      <w:r>
+        <w:rPr>
+          <w:rFonts w:ascii="Consolas" w:eastAsia="Times New Roman" w:hAnsi="Consolas" w:cs="Times New Roman"/>
+          <w:color w:val="4EC9B0"/>
+          <w:sz w:val="21"/>
+          <w:szCs w:val="21"/>
+        </w:rPr>
+        <w:t>T</w:t>
+      </w:r>
+      <w:r>
+        <w:rPr>
+          <w:rFonts w:ascii="Consolas" w:eastAsia="Times New Roman" w:hAnsi="Consolas" w:cs="Times New Roman"/>
+          <w:color w:val="BBBEBF"/>
+          <w:sz w:val="21"/>
+          <w:szCs w:val="21"/>
+        </w:rPr>
+        <w:t>&gt; {</w:t>
       </w:r>
     </w:p>
     <w:p>
       <w:pPr>
-        <w:spacing w:after="0"/>
+        <w:shd w:val="clear" w:color="auto" w:fill="121314"/>
+        <w:spacing w:after="0" w:line="285" w:lineRule="atLeast"/>
+        <w:rPr>
+          <w:rFonts w:ascii="Consolas" w:eastAsia="Times New Roman" w:hAnsi="Consolas" w:cs="Times New Roman"/>
+          <w:color w:val="BBBEBF"/>
+          <w:sz w:val="21"/>
+          <w:szCs w:val="21"/>
+        </w:rPr>
       </w:pPr>
       <w:r>
         <w:rPr>
-          <w:rFonts w:ascii="Consolas" w:hAnsi="Consolas"/>
-          <w:sz w:val="16"/>
-        </w:rPr>
-        <w:t xml:space="preserve">    public static void main(String[] args) { Stack&lt;String&gt; s=new Stack&lt;&gt;(); s.push("Java");s.push("OOP");System.out.println(s.peek());System.out.println(s.pop());System.out.println(s.isEmpty()); }</w:t>
+          <w:rFonts w:ascii="Consolas" w:eastAsia="Times New Roman" w:hAnsi="Consolas" w:cs="Times New Roman"/>
+          <w:color w:val="BBBEBF"/>
+          <w:sz w:val="21"/>
+          <w:szCs w:val="21"/>
+        </w:rPr>
+        <w:t xml:space="preserve">    </w:t>
+      </w:r>
+      <w:r>
+        <w:rPr>
+          <w:rFonts w:ascii="Consolas" w:eastAsia="Times New Roman" w:hAnsi="Consolas" w:cs="Times New Roman"/>
+          <w:color w:val="569CD6"/>
+          <w:sz w:val="21"/>
+          <w:szCs w:val="21"/>
+        </w:rPr>
+        <w:t>private</w:t>
+      </w:r>
+      <w:r>
+        <w:rPr>
+          <w:rFonts w:ascii="Consolas" w:eastAsia="Times New Roman" w:hAnsi="Consolas" w:cs="Times New Roman"/>
+          <w:color w:val="BBBEBF"/>
+          <w:sz w:val="21"/>
+          <w:szCs w:val="21"/>
+        </w:rPr>
+        <w:t xml:space="preserve"> </w:t>
+      </w:r>
+      <w:r>
+        <w:rPr>
+          <w:rFonts w:ascii="Consolas" w:eastAsia="Times New Roman" w:hAnsi="Consolas" w:cs="Times New Roman"/>
+          <w:color w:val="569CD6"/>
+          <w:sz w:val="21"/>
+          <w:szCs w:val="21"/>
+        </w:rPr>
+        <w:t>final</w:t>
+      </w:r>
+      <w:r>
+        <w:rPr>
+          <w:rFonts w:ascii="Consolas" w:eastAsia="Times New Roman" w:hAnsi="Consolas" w:cs="Times New Roman"/>
+          <w:color w:val="BBBEBF"/>
+          <w:sz w:val="21"/>
+          <w:szCs w:val="21"/>
+        </w:rPr>
+        <w:t xml:space="preserve"> </w:t>
+      </w:r>
+      <w:r>
+        <w:rPr>
+          <w:rFonts w:ascii="Consolas" w:eastAsia="Times New Roman" w:hAnsi="Consolas" w:cs="Times New Roman"/>
+          <w:color w:val="4EC9B0"/>
+          <w:sz w:val="21"/>
+          <w:szCs w:val="21"/>
+        </w:rPr>
+        <w:t>ArrayList</w:t>
+      </w:r>
+      <w:r>
+        <w:rPr>
+          <w:rFonts w:ascii="Consolas" w:eastAsia="Times New Roman" w:hAnsi="Consolas" w:cs="Times New Roman"/>
+          <w:color w:val="FFA657"/>
+          <w:sz w:val="21"/>
+          <w:szCs w:val="21"/>
+        </w:rPr>
+        <w:t>&lt;</w:t>
+      </w:r>
+      <w:r>
+        <w:rPr>
+          <w:rFonts w:ascii="Consolas" w:eastAsia="Times New Roman" w:hAnsi="Consolas" w:cs="Times New Roman"/>
+          <w:color w:val="4EC9B0"/>
+          <w:sz w:val="21"/>
+          <w:szCs w:val="21"/>
+        </w:rPr>
+        <w:t>T</w:t>
+      </w:r>
+      <w:r>
+        <w:rPr>
+          <w:rFonts w:ascii="Consolas" w:eastAsia="Times New Roman" w:hAnsi="Consolas" w:cs="Times New Roman"/>
+          <w:color w:val="FFA657"/>
+          <w:sz w:val="21"/>
+          <w:szCs w:val="21"/>
+        </w:rPr>
+        <w:t xml:space="preserve">&gt; </w:t>
+      </w:r>
+      <w:r>
+        <w:rPr>
+          <w:rFonts w:ascii="Consolas" w:eastAsia="Times New Roman" w:hAnsi="Consolas" w:cs="Times New Roman"/>
+          <w:color w:val="79C0FF"/>
+          <w:sz w:val="21"/>
+          <w:szCs w:val="21"/>
+        </w:rPr>
+        <w:t>items</w:t>
+      </w:r>
+      <w:r>
+        <w:rPr>
+          <w:rFonts w:ascii="Consolas" w:eastAsia="Times New Roman" w:hAnsi="Consolas" w:cs="Times New Roman"/>
+          <w:color w:val="FFA657"/>
+          <w:sz w:val="21"/>
+          <w:szCs w:val="21"/>
+        </w:rPr>
+        <w:t xml:space="preserve"> </w:t>
+      </w:r>
+      <w:r>
+        <w:rPr>
+          <w:rFonts w:ascii="Consolas" w:eastAsia="Times New Roman" w:hAnsi="Consolas" w:cs="Times New Roman"/>
+          <w:color w:val="D4D4D4"/>
+          <w:sz w:val="21"/>
+          <w:szCs w:val="21"/>
+        </w:rPr>
+        <w:t>=</w:t>
+      </w:r>
+      <w:r>
+        <w:rPr>
+          <w:rFonts w:ascii="Consolas" w:eastAsia="Times New Roman" w:hAnsi="Consolas" w:cs="Times New Roman"/>
+          <w:color w:val="BBBEBF"/>
+          <w:sz w:val="21"/>
+          <w:szCs w:val="21"/>
+        </w:rPr>
+        <w:t xml:space="preserve"> </w:t>
+      </w:r>
+      <w:r>
+        <w:rPr>
+          <w:rFonts w:ascii="Consolas" w:eastAsia="Times New Roman" w:hAnsi="Consolas" w:cs="Times New Roman"/>
+          <w:color w:val="C586C0"/>
+          <w:sz w:val="21"/>
+          <w:szCs w:val="21"/>
+        </w:rPr>
+        <w:t>new</w:t>
+      </w:r>
+      <w:r>
+        <w:rPr>
+          <w:rFonts w:ascii="Consolas" w:eastAsia="Times New Roman" w:hAnsi="Consolas" w:cs="Times New Roman"/>
+          <w:color w:val="BBBEBF"/>
+          <w:sz w:val="21"/>
+          <w:szCs w:val="21"/>
+        </w:rPr>
+        <w:t xml:space="preserve"> </w:t>
+      </w:r>
+      <w:r>
+        <w:rPr>
+          <w:rFonts w:ascii="Consolas" w:eastAsia="Times New Roman" w:hAnsi="Consolas" w:cs="Times New Roman"/>
+          <w:color w:val="D2A8FF"/>
+          <w:sz w:val="21"/>
+          <w:szCs w:val="21"/>
+        </w:rPr>
+        <w:t>ArrayList</w:t>
+      </w:r>
+      <w:r>
+        <w:rPr>
+          <w:rFonts w:ascii="Consolas" w:eastAsia="Times New Roman" w:hAnsi="Consolas" w:cs="Times New Roman"/>
+          <w:color w:val="BBBEBF"/>
+          <w:sz w:val="21"/>
+          <w:szCs w:val="21"/>
+        </w:rPr>
+        <w:t>&lt;&gt;();</w:t>
       </w:r>
     </w:p>
     <w:p>
       <w:pPr>
-        <w:spacing w:after="0"/>
+        <w:shd w:val="clear" w:color="auto" w:fill="121314"/>
+        <w:spacing w:after="0" w:line="285" w:lineRule="atLeast"/>
+        <w:rPr>
+          <w:rFonts w:ascii="Consolas" w:eastAsia="Times New Roman" w:hAnsi="Consolas" w:cs="Times New Roman"/>
+          <w:color w:val="BBBEBF"/>
+          <w:sz w:val="21"/>
+          <w:szCs w:val="21"/>
+        </w:rPr>
       </w:pPr>
-      <w:r>
-        <w:rPr>
-          <w:rFonts w:ascii="Consolas" w:hAnsi="Consolas"/>
-          <w:sz w:val="16"/>
-        </w:rPr>
-        <w:t>}</w:t>
-      </w:r>
-    </w:p>
-    <w:p>
-      <w:r>
-        <w:t>Expected output (sample):</w:t>
-      </w:r>
     </w:p>
     <w:p>
       <w:pPr>
-        <w:spacing w:after="0"/>
+        <w:shd w:val="clear" w:color="auto" w:fill="121314"/>
+        <w:spacing w:after="0" w:line="285" w:lineRule="atLeast"/>
+        <w:rPr>
+          <w:rFonts w:ascii="Consolas" w:eastAsia="Times New Roman" w:hAnsi="Consolas" w:cs="Times New Roman"/>
+          <w:color w:val="BBBEBF"/>
+          <w:sz w:val="21"/>
+          <w:szCs w:val="21"/>
+        </w:rPr>
       </w:pPr>
       <w:r>
         <w:rPr>
-          <w:rFonts w:ascii="Consolas" w:hAnsi="Consolas"/>
-          <w:sz w:val="16"/>
-        </w:rPr>
-        <w:t>OOP</w:t>
+          <w:rFonts w:ascii="Consolas" w:eastAsia="Times New Roman" w:hAnsi="Consolas" w:cs="Times New Roman"/>
+          <w:color w:val="BBBEBF"/>
+          <w:sz w:val="21"/>
+          <w:szCs w:val="21"/>
+        </w:rPr>
+        <w:t xml:space="preserve">    </w:t>
+      </w:r>
+      <w:r>
+        <w:rPr>
+          <w:rFonts w:ascii="Consolas" w:eastAsia="Times New Roman" w:hAnsi="Consolas" w:cs="Times New Roman"/>
+          <w:color w:val="4EC9B0"/>
+          <w:sz w:val="21"/>
+          <w:szCs w:val="21"/>
+        </w:rPr>
+        <w:t>void</w:t>
+      </w:r>
+      <w:r>
+        <w:rPr>
+          <w:rFonts w:ascii="Consolas" w:eastAsia="Times New Roman" w:hAnsi="Consolas" w:cs="Times New Roman"/>
+          <w:color w:val="BBBEBF"/>
+          <w:sz w:val="21"/>
+          <w:szCs w:val="21"/>
+        </w:rPr>
+        <w:t xml:space="preserve"> </w:t>
+      </w:r>
+      <w:r>
+        <w:rPr>
+          <w:rFonts w:ascii="Consolas" w:eastAsia="Times New Roman" w:hAnsi="Consolas" w:cs="Times New Roman"/>
+          <w:color w:val="D2A8FF"/>
+          <w:sz w:val="21"/>
+          <w:szCs w:val="21"/>
+        </w:rPr>
+        <w:t>push</w:t>
+      </w:r>
+      <w:r>
+        <w:rPr>
+          <w:rFonts w:ascii="Consolas" w:eastAsia="Times New Roman" w:hAnsi="Consolas" w:cs="Times New Roman"/>
+          <w:color w:val="BBBEBF"/>
+          <w:sz w:val="21"/>
+          <w:szCs w:val="21"/>
+        </w:rPr>
+        <w:t>(</w:t>
+      </w:r>
+      <w:r>
+        <w:rPr>
+          <w:rFonts w:ascii="Consolas" w:eastAsia="Times New Roman" w:hAnsi="Consolas" w:cs="Times New Roman"/>
+          <w:color w:val="4EC9B0"/>
+          <w:sz w:val="21"/>
+          <w:szCs w:val="21"/>
+        </w:rPr>
+        <w:t>T</w:t>
+      </w:r>
+      <w:r>
+        <w:rPr>
+          <w:rFonts w:ascii="Consolas" w:eastAsia="Times New Roman" w:hAnsi="Consolas" w:cs="Times New Roman"/>
+          <w:color w:val="BBBEBF"/>
+          <w:sz w:val="21"/>
+          <w:szCs w:val="21"/>
+        </w:rPr>
+        <w:t xml:space="preserve"> </w:t>
+      </w:r>
+      <w:r>
+        <w:rPr>
+          <w:rFonts w:ascii="Consolas" w:eastAsia="Times New Roman" w:hAnsi="Consolas" w:cs="Times New Roman"/>
+          <w:color w:val="FFA657"/>
+          <w:sz w:val="21"/>
+          <w:szCs w:val="21"/>
+        </w:rPr>
+        <w:t>value</w:t>
+      </w:r>
+      <w:r>
+        <w:rPr>
+          <w:rFonts w:ascii="Consolas" w:eastAsia="Times New Roman" w:hAnsi="Consolas" w:cs="Times New Roman"/>
+          <w:color w:val="BBBEBF"/>
+          <w:sz w:val="21"/>
+          <w:szCs w:val="21"/>
+        </w:rPr>
+        <w:t>) {</w:t>
       </w:r>
     </w:p>
     <w:p>
       <w:pPr>
-        <w:spacing w:after="0"/>
+        <w:shd w:val="clear" w:color="auto" w:fill="121314"/>
+        <w:spacing w:after="0" w:line="285" w:lineRule="atLeast"/>
+        <w:rPr>
+          <w:rFonts w:ascii="Consolas" w:eastAsia="Times New Roman" w:hAnsi="Consolas" w:cs="Times New Roman"/>
+          <w:color w:val="BBBEBF"/>
+          <w:sz w:val="21"/>
+          <w:szCs w:val="21"/>
+        </w:rPr>
       </w:pPr>
       <w:r>
         <w:rPr>
-          <w:rFonts w:ascii="Consolas" w:hAnsi="Consolas"/>
-          <w:sz w:val="16"/>
-        </w:rPr>
-        <w:t>OOP</w:t>
+          <w:rFonts w:ascii="Consolas" w:eastAsia="Times New Roman" w:hAnsi="Consolas" w:cs="Times New Roman"/>
+          <w:color w:val="BBBEBF"/>
+          <w:sz w:val="21"/>
+          <w:szCs w:val="21"/>
+        </w:rPr>
+        <w:t xml:space="preserve">        </w:t>
+      </w:r>
+      <w:r>
+        <w:rPr>
+          <w:rFonts w:ascii="Consolas" w:eastAsia="Times New Roman" w:hAnsi="Consolas" w:cs="Times New Roman"/>
+          <w:color w:val="79C0FF"/>
+          <w:sz w:val="21"/>
+          <w:szCs w:val="21"/>
+        </w:rPr>
+        <w:t>items</w:t>
+      </w:r>
+      <w:r>
+        <w:rPr>
+          <w:rFonts w:ascii="Consolas" w:eastAsia="Times New Roman" w:hAnsi="Consolas" w:cs="Times New Roman"/>
+          <w:color w:val="BBBEBF"/>
+          <w:sz w:val="21"/>
+          <w:szCs w:val="21"/>
+        </w:rPr>
+        <w:t>.</w:t>
+      </w:r>
+      <w:r>
+        <w:rPr>
+          <w:rFonts w:ascii="Consolas" w:eastAsia="Times New Roman" w:hAnsi="Consolas" w:cs="Times New Roman"/>
+          <w:color w:val="D2A8FF"/>
+          <w:sz w:val="21"/>
+          <w:szCs w:val="21"/>
+        </w:rPr>
+        <w:t>add</w:t>
+      </w:r>
+      <w:r>
+        <w:rPr>
+          <w:rFonts w:ascii="Consolas" w:eastAsia="Times New Roman" w:hAnsi="Consolas" w:cs="Times New Roman"/>
+          <w:color w:val="BBBEBF"/>
+          <w:sz w:val="21"/>
+          <w:szCs w:val="21"/>
+        </w:rPr>
+        <w:t>(</w:t>
+      </w:r>
+      <w:r>
+        <w:rPr>
+          <w:rFonts w:ascii="Consolas" w:eastAsia="Times New Roman" w:hAnsi="Consolas" w:cs="Times New Roman"/>
+          <w:color w:val="FFA657"/>
+          <w:sz w:val="21"/>
+          <w:szCs w:val="21"/>
+        </w:rPr>
+        <w:t>value</w:t>
+      </w:r>
+      <w:r>
+        <w:rPr>
+          <w:rFonts w:ascii="Consolas" w:eastAsia="Times New Roman" w:hAnsi="Consolas" w:cs="Times New Roman"/>
+          <w:color w:val="BBBEBF"/>
+          <w:sz w:val="21"/>
+          <w:szCs w:val="21"/>
+        </w:rPr>
+        <w:t>);</w:t>
       </w:r>
     </w:p>
     <w:p>
       <w:pPr>
-        <w:spacing w:after="0"/>
+        <w:shd w:val="clear" w:color="auto" w:fill="121314"/>
+        <w:spacing w:after="0" w:line="285" w:lineRule="atLeast"/>
+        <w:rPr>
+          <w:rFonts w:ascii="Consolas" w:eastAsia="Times New Roman" w:hAnsi="Consolas" w:cs="Times New Roman"/>
+          <w:color w:val="BBBEBF"/>
+          <w:sz w:val="21"/>
+          <w:szCs w:val="21"/>
+        </w:rPr>
       </w:pPr>
+      <w:r>
+        <w:rPr>
+          <w:rFonts w:ascii="Consolas" w:eastAsia="Times New Roman" w:hAnsi="Consolas" w:cs="Times New Roman"/>
+          <w:color w:val="BBBEBF"/>
+          <w:sz w:val="21"/>
+          <w:szCs w:val="21"/>
+        </w:rPr>
+        <w:t>    }</w:t>
+      </w:r>
+    </w:p>
+    <w:p>
+      <w:pPr>
+        <w:shd w:val="clear" w:color="auto" w:fill="121314"/>
+        <w:spacing w:after="0" w:line="285" w:lineRule="atLeast"/>
+        <w:rPr>
+          <w:rFonts w:ascii="Consolas" w:eastAsia="Times New Roman" w:hAnsi="Consolas" w:cs="Times New Roman"/>
+          <w:color w:val="BBBEBF"/>
+          <w:sz w:val="21"/>
+          <w:szCs w:val="21"/>
+        </w:rPr>
+      </w:pPr>
+    </w:p>
+    <w:p>
+      <w:pPr>
+        <w:shd w:val="clear" w:color="auto" w:fill="121314"/>
+        <w:spacing w:after="0" w:line="285" w:lineRule="atLeast"/>
+        <w:rPr>
+          <w:rFonts w:ascii="Consolas" w:eastAsia="Times New Roman" w:hAnsi="Consolas" w:cs="Times New Roman"/>
+          <w:color w:val="BBBEBF"/>
+          <w:sz w:val="21"/>
+          <w:szCs w:val="21"/>
+        </w:rPr>
+      </w:pPr>
+      <w:r>
+        <w:rPr>
+          <w:rFonts w:ascii="Consolas" w:eastAsia="Times New Roman" w:hAnsi="Consolas" w:cs="Times New Roman"/>
+          <w:color w:val="BBBEBF"/>
+          <w:sz w:val="21"/>
+          <w:szCs w:val="21"/>
+        </w:rPr>
+        <w:t xml:space="preserve">    </w:t>
+      </w:r>
+      <w:r>
+        <w:rPr>
+          <w:rFonts w:ascii="Consolas" w:eastAsia="Times New Roman" w:hAnsi="Consolas" w:cs="Times New Roman"/>
+          <w:color w:val="4EC9B0"/>
+          <w:sz w:val="21"/>
+          <w:szCs w:val="21"/>
+        </w:rPr>
+        <w:t>T</w:t>
+      </w:r>
+      <w:r>
+        <w:rPr>
+          <w:rFonts w:ascii="Consolas" w:eastAsia="Times New Roman" w:hAnsi="Consolas" w:cs="Times New Roman"/>
+          <w:color w:val="BBBEBF"/>
+          <w:sz w:val="21"/>
+          <w:szCs w:val="21"/>
+        </w:rPr>
+        <w:t xml:space="preserve"> </w:t>
+      </w:r>
+      <w:r>
+        <w:rPr>
+          <w:rFonts w:ascii="Consolas" w:eastAsia="Times New Roman" w:hAnsi="Consolas" w:cs="Times New Roman"/>
+          <w:color w:val="D2A8FF"/>
+          <w:sz w:val="21"/>
+          <w:szCs w:val="21"/>
+        </w:rPr>
+        <w:t>pop</w:t>
+      </w:r>
+      <w:r>
+        <w:rPr>
+          <w:rFonts w:ascii="Consolas" w:eastAsia="Times New Roman" w:hAnsi="Consolas" w:cs="Times New Roman"/>
+          <w:color w:val="BBBEBF"/>
+          <w:sz w:val="21"/>
+          <w:szCs w:val="21"/>
+        </w:rPr>
+        <w:t>() {</w:t>
+      </w:r>
+    </w:p>
+    <w:p>
+      <w:pPr>
+        <w:shd w:val="clear" w:color="auto" w:fill="121314"/>
+        <w:spacing w:after="0" w:line="285" w:lineRule="atLeast"/>
+        <w:rPr>
+          <w:rFonts w:ascii="Consolas" w:eastAsia="Times New Roman" w:hAnsi="Consolas" w:cs="Times New Roman"/>
+          <w:color w:val="BBBEBF"/>
+          <w:sz w:val="21"/>
+          <w:szCs w:val="21"/>
+        </w:rPr>
+      </w:pPr>
+      <w:r>
+        <w:rPr>
+          <w:rFonts w:ascii="Consolas" w:eastAsia="Times New Roman" w:hAnsi="Consolas" w:cs="Times New Roman"/>
+          <w:color w:val="BBBEBF"/>
+          <w:sz w:val="21"/>
+          <w:szCs w:val="21"/>
+        </w:rPr>
+        <w:t xml:space="preserve">        </w:t>
+      </w:r>
+      <w:r>
+        <w:rPr>
+          <w:rFonts w:ascii="Consolas" w:eastAsia="Times New Roman" w:hAnsi="Consolas" w:cs="Times New Roman"/>
+          <w:color w:val="C586C0"/>
+          <w:sz w:val="21"/>
+          <w:szCs w:val="21"/>
+        </w:rPr>
+        <w:t>if</w:t>
+      </w:r>
+      <w:r>
+        <w:rPr>
+          <w:rFonts w:ascii="Consolas" w:eastAsia="Times New Roman" w:hAnsi="Consolas" w:cs="Times New Roman"/>
+          <w:color w:val="BBBEBF"/>
+          <w:sz w:val="21"/>
+          <w:szCs w:val="21"/>
+        </w:rPr>
+        <w:t xml:space="preserve"> (</w:t>
+      </w:r>
+      <w:r>
+        <w:rPr>
+          <w:rFonts w:ascii="Consolas" w:eastAsia="Times New Roman" w:hAnsi="Consolas" w:cs="Times New Roman"/>
+          <w:color w:val="D2A8FF"/>
+          <w:sz w:val="21"/>
+          <w:szCs w:val="21"/>
+        </w:rPr>
+        <w:t>isEmpty</w:t>
+      </w:r>
+      <w:r>
+        <w:rPr>
+          <w:rFonts w:ascii="Consolas" w:eastAsia="Times New Roman" w:hAnsi="Consolas" w:cs="Times New Roman"/>
+          <w:color w:val="BBBEBF"/>
+          <w:sz w:val="21"/>
+          <w:szCs w:val="21"/>
+        </w:rPr>
+        <w:t>()) {</w:t>
+      </w:r>
+    </w:p>
+    <w:p>
+      <w:pPr>
+        <w:shd w:val="clear" w:color="auto" w:fill="121314"/>
+        <w:spacing w:after="0" w:line="285" w:lineRule="atLeast"/>
+        <w:rPr>
+          <w:rFonts w:ascii="Consolas" w:eastAsia="Times New Roman" w:hAnsi="Consolas" w:cs="Times New Roman"/>
+          <w:color w:val="BBBEBF"/>
+          <w:sz w:val="21"/>
+          <w:szCs w:val="21"/>
+        </w:rPr>
+      </w:pPr>
+      <w:r>
+        <w:rPr>
+          <w:rFonts w:ascii="Consolas" w:eastAsia="Times New Roman" w:hAnsi="Consolas" w:cs="Times New Roman"/>
+          <w:color w:val="BBBEBF"/>
+          <w:sz w:val="21"/>
+          <w:szCs w:val="21"/>
+        </w:rPr>
+        <w:t xml:space="preserve">            </w:t>
+      </w:r>
+      <w:r>
+        <w:rPr>
+          <w:rFonts w:ascii="Consolas" w:eastAsia="Times New Roman" w:hAnsi="Consolas" w:cs="Times New Roman"/>
+          <w:color w:val="C586C0"/>
+          <w:sz w:val="21"/>
+          <w:szCs w:val="21"/>
+        </w:rPr>
+        <w:t>throw</w:t>
+      </w:r>
+      <w:r>
+        <w:rPr>
+          <w:rFonts w:ascii="Consolas" w:eastAsia="Times New Roman" w:hAnsi="Consolas" w:cs="Times New Roman"/>
+          <w:color w:val="BBBEBF"/>
+          <w:sz w:val="21"/>
+          <w:szCs w:val="21"/>
+        </w:rPr>
+        <w:t xml:space="preserve"> </w:t>
+      </w:r>
+      <w:r>
+        <w:rPr>
+          <w:rFonts w:ascii="Consolas" w:eastAsia="Times New Roman" w:hAnsi="Consolas" w:cs="Times New Roman"/>
+          <w:color w:val="C586C0"/>
+          <w:sz w:val="21"/>
+          <w:szCs w:val="21"/>
+        </w:rPr>
+        <w:t>new</w:t>
+      </w:r>
+      <w:r>
+        <w:rPr>
+          <w:rFonts w:ascii="Consolas" w:eastAsia="Times New Roman" w:hAnsi="Consolas" w:cs="Times New Roman"/>
+          <w:color w:val="BBBEBF"/>
+          <w:sz w:val="21"/>
+          <w:szCs w:val="21"/>
+        </w:rPr>
+        <w:t xml:space="preserve"> </w:t>
+      </w:r>
+      <w:r>
+        <w:rPr>
+          <w:rFonts w:ascii="Consolas" w:eastAsia="Times New Roman" w:hAnsi="Consolas" w:cs="Times New Roman"/>
+          <w:color w:val="D2A8FF"/>
+          <w:sz w:val="21"/>
+          <w:szCs w:val="21"/>
+        </w:rPr>
+        <w:t>IllegalStateException</w:t>
+      </w:r>
+      <w:r>
+        <w:rPr>
+          <w:rFonts w:ascii="Consolas" w:eastAsia="Times New Roman" w:hAnsi="Consolas" w:cs="Times New Roman"/>
+          <w:color w:val="BBBEBF"/>
+          <w:sz w:val="21"/>
+          <w:szCs w:val="21"/>
+        </w:rPr>
+        <w:t>(</w:t>
+      </w:r>
+      <w:r>
+        <w:rPr>
+          <w:rFonts w:ascii="Consolas" w:eastAsia="Times New Roman" w:hAnsi="Consolas" w:cs="Times New Roman"/>
+          <w:color w:val="A5D6FF"/>
+          <w:sz w:val="21"/>
+          <w:szCs w:val="21"/>
+        </w:rPr>
+        <w:t>"Empty stack"</w:t>
+      </w:r>
+      <w:r>
+        <w:rPr>
+          <w:rFonts w:ascii="Consolas" w:eastAsia="Times New Roman" w:hAnsi="Consolas" w:cs="Times New Roman"/>
+          <w:color w:val="BBBEBF"/>
+          <w:sz w:val="21"/>
+          <w:szCs w:val="21"/>
+        </w:rPr>
+        <w:t>);</w:t>
+      </w:r>
+    </w:p>
+    <w:p>
+      <w:pPr>
+        <w:shd w:val="clear" w:color="auto" w:fill="121314"/>
+        <w:spacing w:after="0" w:line="285" w:lineRule="atLeast"/>
+        <w:rPr>
+          <w:rFonts w:ascii="Consolas" w:eastAsia="Times New Roman" w:hAnsi="Consolas" w:cs="Times New Roman"/>
+          <w:color w:val="BBBEBF"/>
+          <w:sz w:val="21"/>
+          <w:szCs w:val="21"/>
+        </w:rPr>
+      </w:pPr>
+      <w:r>
+        <w:rPr>
+          <w:rFonts w:ascii="Consolas" w:eastAsia="Times New Roman" w:hAnsi="Consolas" w:cs="Times New Roman"/>
+          <w:color w:val="BBBEBF"/>
+          <w:sz w:val="21"/>
+          <w:szCs w:val="21"/>
+        </w:rPr>
+        <w:t>        }</w:t>
+      </w:r>
+    </w:p>
+    <w:p>
+      <w:pPr>
+        <w:shd w:val="clear" w:color="auto" w:fill="121314"/>
+        <w:spacing w:after="0" w:line="285" w:lineRule="atLeast"/>
+        <w:rPr>
+          <w:rFonts w:ascii="Consolas" w:eastAsia="Times New Roman" w:hAnsi="Consolas" w:cs="Times New Roman"/>
+          <w:color w:val="BBBEBF"/>
+          <w:sz w:val="21"/>
+          <w:szCs w:val="21"/>
+        </w:rPr>
+      </w:pPr>
+      <w:r>
+        <w:rPr>
+          <w:rFonts w:ascii="Consolas" w:eastAsia="Times New Roman" w:hAnsi="Consolas" w:cs="Times New Roman"/>
+          <w:color w:val="BBBEBF"/>
+          <w:sz w:val="21"/>
+          <w:szCs w:val="21"/>
+        </w:rPr>
+        <w:t xml:space="preserve">        </w:t>
+      </w:r>
+      <w:r>
+        <w:rPr>
+          <w:rFonts w:ascii="Consolas" w:eastAsia="Times New Roman" w:hAnsi="Consolas" w:cs="Times New Roman"/>
+          <w:color w:val="C586C0"/>
+          <w:sz w:val="21"/>
+          <w:szCs w:val="21"/>
+        </w:rPr>
+        <w:t>return</w:t>
+      </w:r>
+      <w:r>
+        <w:rPr>
+          <w:rFonts w:ascii="Consolas" w:eastAsia="Times New Roman" w:hAnsi="Consolas" w:cs="Times New Roman"/>
+          <w:color w:val="BBBEBF"/>
+          <w:sz w:val="21"/>
+          <w:szCs w:val="21"/>
+        </w:rPr>
+        <w:t xml:space="preserve"> </w:t>
+      </w:r>
+      <w:r>
+        <w:rPr>
+          <w:rFonts w:ascii="Consolas" w:eastAsia="Times New Roman" w:hAnsi="Consolas" w:cs="Times New Roman"/>
+          <w:color w:val="79C0FF"/>
+          <w:sz w:val="21"/>
+          <w:szCs w:val="21"/>
+        </w:rPr>
+        <w:t>items</w:t>
+      </w:r>
+      <w:r>
+        <w:rPr>
+          <w:rFonts w:ascii="Consolas" w:eastAsia="Times New Roman" w:hAnsi="Consolas" w:cs="Times New Roman"/>
+          <w:color w:val="BBBEBF"/>
+          <w:sz w:val="21"/>
+          <w:szCs w:val="21"/>
+        </w:rPr>
+        <w:t>.</w:t>
+      </w:r>
+      <w:r>
+        <w:rPr>
+          <w:rFonts w:ascii="Consolas" w:eastAsia="Times New Roman" w:hAnsi="Consolas" w:cs="Times New Roman"/>
+          <w:color w:val="D2A8FF"/>
+          <w:sz w:val="21"/>
+          <w:szCs w:val="21"/>
+        </w:rPr>
+        <w:t>remove</w:t>
+      </w:r>
+      <w:r>
+        <w:rPr>
+          <w:rFonts w:ascii="Consolas" w:eastAsia="Times New Roman" w:hAnsi="Consolas" w:cs="Times New Roman"/>
+          <w:color w:val="BBBEBF"/>
+          <w:sz w:val="21"/>
+          <w:szCs w:val="21"/>
+        </w:rPr>
+        <w:t>(</w:t>
+      </w:r>
+      <w:r>
+        <w:rPr>
+          <w:rFonts w:ascii="Consolas" w:eastAsia="Times New Roman" w:hAnsi="Consolas" w:cs="Times New Roman"/>
+          <w:color w:val="79C0FF"/>
+          <w:sz w:val="21"/>
+          <w:szCs w:val="21"/>
+        </w:rPr>
+        <w:t>items</w:t>
+      </w:r>
+      <w:r>
+        <w:rPr>
+          <w:rFonts w:ascii="Consolas" w:eastAsia="Times New Roman" w:hAnsi="Consolas" w:cs="Times New Roman"/>
+          <w:color w:val="BBBEBF"/>
+          <w:sz w:val="21"/>
+          <w:szCs w:val="21"/>
+        </w:rPr>
+        <w:t>.</w:t>
+      </w:r>
+      <w:r>
+        <w:rPr>
+          <w:rFonts w:ascii="Consolas" w:eastAsia="Times New Roman" w:hAnsi="Consolas" w:cs="Times New Roman"/>
+          <w:color w:val="D2A8FF"/>
+          <w:sz w:val="21"/>
+          <w:szCs w:val="21"/>
+        </w:rPr>
+        <w:t>size</w:t>
+      </w:r>
+      <w:r>
+        <w:rPr>
+          <w:rFonts w:ascii="Consolas" w:eastAsia="Times New Roman" w:hAnsi="Consolas" w:cs="Times New Roman"/>
+          <w:color w:val="BBBEBF"/>
+          <w:sz w:val="21"/>
+          <w:szCs w:val="21"/>
+        </w:rPr>
+        <w:t xml:space="preserve">() </w:t>
+      </w:r>
+      <w:r>
+        <w:rPr>
+          <w:rFonts w:ascii="Consolas" w:eastAsia="Times New Roman" w:hAnsi="Consolas" w:cs="Times New Roman"/>
+          <w:color w:val="D4D4D4"/>
+          <w:sz w:val="21"/>
+          <w:szCs w:val="21"/>
+        </w:rPr>
+        <w:t>-</w:t>
+      </w:r>
+      <w:r>
+        <w:rPr>
+          <w:rFonts w:ascii="Consolas" w:eastAsia="Times New Roman" w:hAnsi="Consolas" w:cs="Times New Roman"/>
+          <w:color w:val="BBBEBF"/>
+          <w:sz w:val="21"/>
+          <w:szCs w:val="21"/>
+        </w:rPr>
+        <w:t xml:space="preserve"> </w:t>
+      </w:r>
+      <w:r>
+        <w:rPr>
+          <w:rFonts w:ascii="Consolas" w:eastAsia="Times New Roman" w:hAnsi="Consolas" w:cs="Times New Roman"/>
+          <w:color w:val="B5CEA8"/>
+          <w:sz w:val="21"/>
+          <w:szCs w:val="21"/>
+        </w:rPr>
+        <w:t>1</w:t>
+      </w:r>
+      <w:r>
+        <w:rPr>
+          <w:rFonts w:ascii="Consolas" w:eastAsia="Times New Roman" w:hAnsi="Consolas" w:cs="Times New Roman"/>
+          <w:color w:val="BBBEBF"/>
+          <w:sz w:val="21"/>
+          <w:szCs w:val="21"/>
+        </w:rPr>
+        <w:t>);</w:t>
+      </w:r>
+    </w:p>
+    <w:p>
+      <w:pPr>
+        <w:shd w:val="clear" w:color="auto" w:fill="121314"/>
+        <w:spacing w:after="0" w:line="285" w:lineRule="atLeast"/>
+        <w:rPr>
+          <w:rFonts w:ascii="Consolas" w:eastAsia="Times New Roman" w:hAnsi="Consolas" w:cs="Times New Roman"/>
+          <w:color w:val="BBBEBF"/>
+          <w:sz w:val="21"/>
+          <w:szCs w:val="21"/>
+        </w:rPr>
+      </w:pPr>
+      <w:r>
+        <w:rPr>
+          <w:rFonts w:ascii="Consolas" w:eastAsia="Times New Roman" w:hAnsi="Consolas" w:cs="Times New Roman"/>
+          <w:color w:val="BBBEBF"/>
+          <w:sz w:val="21"/>
+          <w:szCs w:val="21"/>
+        </w:rPr>
+        <w:t>    }</w:t>
+      </w:r>
+    </w:p>
+    <w:p>
+      <w:pPr>
+        <w:shd w:val="clear" w:color="auto" w:fill="121314"/>
+        <w:spacing w:after="0" w:line="285" w:lineRule="atLeast"/>
+        <w:rPr>
+          <w:rFonts w:ascii="Consolas" w:eastAsia="Times New Roman" w:hAnsi="Consolas" w:cs="Times New Roman"/>
+          <w:color w:val="BBBEBF"/>
+          <w:sz w:val="21"/>
+          <w:szCs w:val="21"/>
+        </w:rPr>
+      </w:pPr>
+    </w:p>
+    <w:p>
+      <w:pPr>
+        <w:shd w:val="clear" w:color="auto" w:fill="121314"/>
+        <w:spacing w:after="0" w:line="285" w:lineRule="atLeast"/>
+        <w:rPr>
+          <w:rFonts w:ascii="Consolas" w:eastAsia="Times New Roman" w:hAnsi="Consolas" w:cs="Times New Roman"/>
+          <w:color w:val="BBBEBF"/>
+          <w:sz w:val="21"/>
+          <w:szCs w:val="21"/>
+        </w:rPr>
+      </w:pPr>
+      <w:r>
+        <w:rPr>
+          <w:rFonts w:ascii="Consolas" w:eastAsia="Times New Roman" w:hAnsi="Consolas" w:cs="Times New Roman"/>
+          <w:color w:val="BBBEBF"/>
+          <w:sz w:val="21"/>
+          <w:szCs w:val="21"/>
+        </w:rPr>
+        <w:t xml:space="preserve">    </w:t>
+      </w:r>
+      <w:r>
+        <w:rPr>
+          <w:rFonts w:ascii="Consolas" w:eastAsia="Times New Roman" w:hAnsi="Consolas" w:cs="Times New Roman"/>
+          <w:color w:val="4EC9B0"/>
+          <w:sz w:val="21"/>
+          <w:szCs w:val="21"/>
+        </w:rPr>
+        <w:t>T</w:t>
+      </w:r>
+      <w:r>
+        <w:rPr>
+          <w:rFonts w:ascii="Consolas" w:eastAsia="Times New Roman" w:hAnsi="Consolas" w:cs="Times New Roman"/>
+          <w:color w:val="BBBEBF"/>
+          <w:sz w:val="21"/>
+          <w:szCs w:val="21"/>
+        </w:rPr>
+        <w:t xml:space="preserve"> </w:t>
+      </w:r>
+      <w:r>
+        <w:rPr>
+          <w:rFonts w:ascii="Consolas" w:eastAsia="Times New Roman" w:hAnsi="Consolas" w:cs="Times New Roman"/>
+          <w:color w:val="D2A8FF"/>
+          <w:sz w:val="21"/>
+          <w:szCs w:val="21"/>
+        </w:rPr>
+        <w:t>peek</w:t>
+      </w:r>
+      <w:r>
+        <w:rPr>
+          <w:rFonts w:ascii="Consolas" w:eastAsia="Times New Roman" w:hAnsi="Consolas" w:cs="Times New Roman"/>
+          <w:color w:val="BBBEBF"/>
+          <w:sz w:val="21"/>
+          <w:szCs w:val="21"/>
+        </w:rPr>
+        <w:t>() {</w:t>
+      </w:r>
+    </w:p>
+    <w:p>
+      <w:pPr>
+        <w:shd w:val="clear" w:color="auto" w:fill="121314"/>
+        <w:spacing w:after="0" w:line="285" w:lineRule="atLeast"/>
+        <w:rPr>
+          <w:rFonts w:ascii="Consolas" w:eastAsia="Times New Roman" w:hAnsi="Consolas" w:cs="Times New Roman"/>
+          <w:color w:val="BBBEBF"/>
+          <w:sz w:val="21"/>
+          <w:szCs w:val="21"/>
+        </w:rPr>
+      </w:pPr>
+      <w:r>
+        <w:rPr>
+          <w:rFonts w:ascii="Consolas" w:eastAsia="Times New Roman" w:hAnsi="Consolas" w:cs="Times New Roman"/>
+          <w:color w:val="BBBEBF"/>
+          <w:sz w:val="21"/>
+          <w:szCs w:val="21"/>
+        </w:rPr>
+        <w:t xml:space="preserve">        </w:t>
+      </w:r>
+      <w:r>
+        <w:rPr>
+          <w:rFonts w:ascii="Consolas" w:eastAsia="Times New Roman" w:hAnsi="Consolas" w:cs="Times New Roman"/>
+          <w:color w:val="C586C0"/>
+          <w:sz w:val="21"/>
+          <w:szCs w:val="21"/>
+        </w:rPr>
+        <w:t>if</w:t>
+      </w:r>
+      <w:r>
+        <w:rPr>
+          <w:rFonts w:ascii="Consolas" w:eastAsia="Times New Roman" w:hAnsi="Consolas" w:cs="Times New Roman"/>
+          <w:color w:val="BBBEBF"/>
+          <w:sz w:val="21"/>
+          <w:szCs w:val="21"/>
+        </w:rPr>
+        <w:t xml:space="preserve"> (</w:t>
+      </w:r>
+      <w:r>
+        <w:rPr>
+          <w:rFonts w:ascii="Consolas" w:eastAsia="Times New Roman" w:hAnsi="Consolas" w:cs="Times New Roman"/>
+          <w:color w:val="D2A8FF"/>
+          <w:sz w:val="21"/>
+          <w:szCs w:val="21"/>
+        </w:rPr>
+        <w:t>isEmpty</w:t>
+      </w:r>
+      <w:r>
+        <w:rPr>
+          <w:rFonts w:ascii="Consolas" w:eastAsia="Times New Roman" w:hAnsi="Consolas" w:cs="Times New Roman"/>
+          <w:color w:val="BBBEBF"/>
+          <w:sz w:val="21"/>
+          <w:szCs w:val="21"/>
+        </w:rPr>
+        <w:t>()) {</w:t>
+      </w:r>
+    </w:p>
+    <w:p>
+      <w:pPr>
+        <w:shd w:val="clear" w:color="auto" w:fill="121314"/>
+        <w:spacing w:after="0" w:line="285" w:lineRule="atLeast"/>
+        <w:rPr>
+          <w:rFonts w:ascii="Consolas" w:eastAsia="Times New Roman" w:hAnsi="Consolas" w:cs="Times New Roman"/>
+          <w:color w:val="BBBEBF"/>
+          <w:sz w:val="21"/>
+          <w:szCs w:val="21"/>
+        </w:rPr>
+      </w:pPr>
+      <w:r>
+        <w:rPr>
+          <w:rFonts w:ascii="Consolas" w:eastAsia="Times New Roman" w:hAnsi="Consolas" w:cs="Times New Roman"/>
+          <w:color w:val="BBBEBF"/>
+          <w:sz w:val="21"/>
+          <w:szCs w:val="21"/>
+        </w:rPr>
+        <w:t xml:space="preserve">            </w:t>
+      </w:r>
+      <w:r>
+        <w:rPr>
+          <w:rFonts w:ascii="Consolas" w:eastAsia="Times New Roman" w:hAnsi="Consolas" w:cs="Times New Roman"/>
+          <w:color w:val="C586C0"/>
+          <w:sz w:val="21"/>
+          <w:szCs w:val="21"/>
+        </w:rPr>
+        <w:t>throw</w:t>
+      </w:r>
+      <w:r>
+        <w:rPr>
+          <w:rFonts w:ascii="Consolas" w:eastAsia="Times New Roman" w:hAnsi="Consolas" w:cs="Times New Roman"/>
+          <w:color w:val="BBBEBF"/>
+          <w:sz w:val="21"/>
+          <w:szCs w:val="21"/>
+        </w:rPr>
+        <w:t xml:space="preserve"> </w:t>
+      </w:r>
+      <w:r>
+        <w:rPr>
+          <w:rFonts w:ascii="Consolas" w:eastAsia="Times New Roman" w:hAnsi="Consolas" w:cs="Times New Roman"/>
+          <w:color w:val="C586C0"/>
+          <w:sz w:val="21"/>
+          <w:szCs w:val="21"/>
+        </w:rPr>
+        <w:t>new</w:t>
+      </w:r>
+      <w:r>
+        <w:rPr>
+          <w:rFonts w:ascii="Consolas" w:eastAsia="Times New Roman" w:hAnsi="Consolas" w:cs="Times New Roman"/>
+          <w:color w:val="BBBEBF"/>
+          <w:sz w:val="21"/>
+          <w:szCs w:val="21"/>
+        </w:rPr>
+        <w:t xml:space="preserve"> </w:t>
+      </w:r>
+      <w:r>
+        <w:rPr>
+          <w:rFonts w:ascii="Consolas" w:eastAsia="Times New Roman" w:hAnsi="Consolas" w:cs="Times New Roman"/>
+          <w:color w:val="D2A8FF"/>
+          <w:sz w:val="21"/>
+          <w:szCs w:val="21"/>
+        </w:rPr>
+        <w:t>IllegalStateException</w:t>
+      </w:r>
+      <w:r>
+        <w:rPr>
+          <w:rFonts w:ascii="Consolas" w:eastAsia="Times New Roman" w:hAnsi="Consolas" w:cs="Times New Roman"/>
+          <w:color w:val="BBBEBF"/>
+          <w:sz w:val="21"/>
+          <w:szCs w:val="21"/>
+        </w:rPr>
+        <w:t>(</w:t>
+      </w:r>
+      <w:r>
+        <w:rPr>
+          <w:rFonts w:ascii="Consolas" w:eastAsia="Times New Roman" w:hAnsi="Consolas" w:cs="Times New Roman"/>
+          <w:color w:val="A5D6FF"/>
+          <w:sz w:val="21"/>
+          <w:szCs w:val="21"/>
+        </w:rPr>
+        <w:t>"Empty stack"</w:t>
+      </w:r>
+      <w:r>
+        <w:rPr>
+          <w:rFonts w:ascii="Consolas" w:eastAsia="Times New Roman" w:hAnsi="Consolas" w:cs="Times New Roman"/>
+          <w:color w:val="BBBEBF"/>
+          <w:sz w:val="21"/>
+          <w:szCs w:val="21"/>
+        </w:rPr>
+        <w:t>);</w:t>
+      </w:r>
+    </w:p>
+    <w:p>
+      <w:pPr>
+        <w:shd w:val="clear" w:color="auto" w:fill="121314"/>
+        <w:spacing w:after="0" w:line="285" w:lineRule="atLeast"/>
+        <w:rPr>
+          <w:rFonts w:ascii="Consolas" w:eastAsia="Times New Roman" w:hAnsi="Consolas" w:cs="Times New Roman"/>
+          <w:color w:val="BBBEBF"/>
+          <w:sz w:val="21"/>
+          <w:szCs w:val="21"/>
+        </w:rPr>
+      </w:pPr>
+      <w:r>
+        <w:rPr>
+          <w:rFonts w:ascii="Consolas" w:eastAsia="Times New Roman" w:hAnsi="Consolas" w:cs="Times New Roman"/>
+          <w:color w:val="BBBEBF"/>
+          <w:sz w:val="21"/>
+          <w:szCs w:val="21"/>
+        </w:rPr>
+        <w:t>        }</w:t>
+      </w:r>
+    </w:p>
+    <w:p>
+      <w:pPr>
+        <w:shd w:val="clear" w:color="auto" w:fill="121314"/>
+        <w:spacing w:after="0" w:line="285" w:lineRule="atLeast"/>
+        <w:rPr>
+          <w:rFonts w:ascii="Consolas" w:eastAsia="Times New Roman" w:hAnsi="Consolas" w:cs="Times New Roman"/>
+          <w:color w:val="BBBEBF"/>
+          <w:sz w:val="21"/>
+          <w:szCs w:val="21"/>
+        </w:rPr>
+      </w:pPr>
+      <w:r>
+        <w:rPr>
+          <w:rFonts w:ascii="Consolas" w:eastAsia="Times New Roman" w:hAnsi="Consolas" w:cs="Times New Roman"/>
+          <w:color w:val="BBBEBF"/>
+          <w:sz w:val="21"/>
+          <w:szCs w:val="21"/>
+        </w:rPr>
+        <w:lastRenderedPageBreak/>
+        <w:t xml:space="preserve">        </w:t>
+      </w:r>
+      <w:r>
+        <w:rPr>
+          <w:rFonts w:ascii="Consolas" w:eastAsia="Times New Roman" w:hAnsi="Consolas" w:cs="Times New Roman"/>
+          <w:color w:val="C586C0"/>
+          <w:sz w:val="21"/>
+          <w:szCs w:val="21"/>
+        </w:rPr>
+        <w:t>return</w:t>
+      </w:r>
+      <w:r>
+        <w:rPr>
+          <w:rFonts w:ascii="Consolas" w:eastAsia="Times New Roman" w:hAnsi="Consolas" w:cs="Times New Roman"/>
+          <w:color w:val="BBBEBF"/>
+          <w:sz w:val="21"/>
+          <w:szCs w:val="21"/>
+        </w:rPr>
+        <w:t xml:space="preserve"> </w:t>
+      </w:r>
+      <w:r>
+        <w:rPr>
+          <w:rFonts w:ascii="Consolas" w:eastAsia="Times New Roman" w:hAnsi="Consolas" w:cs="Times New Roman"/>
+          <w:color w:val="79C0FF"/>
+          <w:sz w:val="21"/>
+          <w:szCs w:val="21"/>
+        </w:rPr>
+        <w:t>items</w:t>
+      </w:r>
+      <w:r>
+        <w:rPr>
+          <w:rFonts w:ascii="Consolas" w:eastAsia="Times New Roman" w:hAnsi="Consolas" w:cs="Times New Roman"/>
+          <w:color w:val="BBBEBF"/>
+          <w:sz w:val="21"/>
+          <w:szCs w:val="21"/>
+        </w:rPr>
+        <w:t>.</w:t>
+      </w:r>
+      <w:r>
+        <w:rPr>
+          <w:rFonts w:ascii="Consolas" w:eastAsia="Times New Roman" w:hAnsi="Consolas" w:cs="Times New Roman"/>
+          <w:color w:val="D2A8FF"/>
+          <w:sz w:val="21"/>
+          <w:szCs w:val="21"/>
+        </w:rPr>
+        <w:t>get</w:t>
+      </w:r>
+      <w:r>
+        <w:rPr>
+          <w:rFonts w:ascii="Consolas" w:eastAsia="Times New Roman" w:hAnsi="Consolas" w:cs="Times New Roman"/>
+          <w:color w:val="BBBEBF"/>
+          <w:sz w:val="21"/>
+          <w:szCs w:val="21"/>
+        </w:rPr>
+        <w:t>(</w:t>
+      </w:r>
+      <w:r>
+        <w:rPr>
+          <w:rFonts w:ascii="Consolas" w:eastAsia="Times New Roman" w:hAnsi="Consolas" w:cs="Times New Roman"/>
+          <w:color w:val="79C0FF"/>
+          <w:sz w:val="21"/>
+          <w:szCs w:val="21"/>
+        </w:rPr>
+        <w:t>items</w:t>
+      </w:r>
+      <w:r>
+        <w:rPr>
+          <w:rFonts w:ascii="Consolas" w:eastAsia="Times New Roman" w:hAnsi="Consolas" w:cs="Times New Roman"/>
+          <w:color w:val="BBBEBF"/>
+          <w:sz w:val="21"/>
+          <w:szCs w:val="21"/>
+        </w:rPr>
+        <w:t>.</w:t>
+      </w:r>
+      <w:r>
+        <w:rPr>
+          <w:rFonts w:ascii="Consolas" w:eastAsia="Times New Roman" w:hAnsi="Consolas" w:cs="Times New Roman"/>
+          <w:color w:val="D2A8FF"/>
+          <w:sz w:val="21"/>
+          <w:szCs w:val="21"/>
+        </w:rPr>
+        <w:t>size</w:t>
+      </w:r>
+      <w:r>
+        <w:rPr>
+          <w:rFonts w:ascii="Consolas" w:eastAsia="Times New Roman" w:hAnsi="Consolas" w:cs="Times New Roman"/>
+          <w:color w:val="BBBEBF"/>
+          <w:sz w:val="21"/>
+          <w:szCs w:val="21"/>
+        </w:rPr>
+        <w:t xml:space="preserve">() </w:t>
+      </w:r>
+      <w:r>
+        <w:rPr>
+          <w:rFonts w:ascii="Consolas" w:eastAsia="Times New Roman" w:hAnsi="Consolas" w:cs="Times New Roman"/>
+          <w:color w:val="D4D4D4"/>
+          <w:sz w:val="21"/>
+          <w:szCs w:val="21"/>
+        </w:rPr>
+        <w:t>-</w:t>
+      </w:r>
+      <w:r>
+        <w:rPr>
+          <w:rFonts w:ascii="Consolas" w:eastAsia="Times New Roman" w:hAnsi="Consolas" w:cs="Times New Roman"/>
+          <w:color w:val="BBBEBF"/>
+          <w:sz w:val="21"/>
+          <w:szCs w:val="21"/>
+        </w:rPr>
+        <w:t xml:space="preserve"> </w:t>
+      </w:r>
+      <w:r>
+        <w:rPr>
+          <w:rFonts w:ascii="Consolas" w:eastAsia="Times New Roman" w:hAnsi="Consolas" w:cs="Times New Roman"/>
+          <w:color w:val="B5CEA8"/>
+          <w:sz w:val="21"/>
+          <w:szCs w:val="21"/>
+        </w:rPr>
+        <w:t>1</w:t>
+      </w:r>
+      <w:r>
+        <w:rPr>
+          <w:rFonts w:ascii="Consolas" w:eastAsia="Times New Roman" w:hAnsi="Consolas" w:cs="Times New Roman"/>
+          <w:color w:val="BBBEBF"/>
+          <w:sz w:val="21"/>
+          <w:szCs w:val="21"/>
+        </w:rPr>
+        <w:t>);</w:t>
+      </w:r>
+    </w:p>
+    <w:p>
+      <w:pPr>
+        <w:shd w:val="clear" w:color="auto" w:fill="121314"/>
+        <w:spacing w:after="0" w:line="285" w:lineRule="atLeast"/>
+        <w:rPr>
+          <w:rFonts w:ascii="Consolas" w:eastAsia="Times New Roman" w:hAnsi="Consolas" w:cs="Times New Roman"/>
+          <w:color w:val="BBBEBF"/>
+          <w:sz w:val="21"/>
+          <w:szCs w:val="21"/>
+        </w:rPr>
+      </w:pPr>
+      <w:r>
+        <w:rPr>
+          <w:rFonts w:ascii="Consolas" w:eastAsia="Times New Roman" w:hAnsi="Consolas" w:cs="Times New Roman"/>
+          <w:color w:val="BBBEBF"/>
+          <w:sz w:val="21"/>
+          <w:szCs w:val="21"/>
+        </w:rPr>
+        <w:t>    }</w:t>
+      </w:r>
+    </w:p>
+    <w:p>
+      <w:pPr>
+        <w:shd w:val="clear" w:color="auto" w:fill="121314"/>
+        <w:spacing w:after="0" w:line="285" w:lineRule="atLeast"/>
+        <w:rPr>
+          <w:rFonts w:ascii="Consolas" w:eastAsia="Times New Roman" w:hAnsi="Consolas" w:cs="Times New Roman"/>
+          <w:color w:val="BBBEBF"/>
+          <w:sz w:val="21"/>
+          <w:szCs w:val="21"/>
+        </w:rPr>
+      </w:pPr>
+    </w:p>
+    <w:p>
+      <w:pPr>
+        <w:shd w:val="clear" w:color="auto" w:fill="121314"/>
+        <w:spacing w:after="0" w:line="285" w:lineRule="atLeast"/>
+        <w:rPr>
+          <w:rFonts w:ascii="Consolas" w:eastAsia="Times New Roman" w:hAnsi="Consolas" w:cs="Times New Roman"/>
+          <w:color w:val="BBBEBF"/>
+          <w:sz w:val="21"/>
+          <w:szCs w:val="21"/>
+        </w:rPr>
+      </w:pPr>
+      <w:r>
+        <w:rPr>
+          <w:rFonts w:ascii="Consolas" w:eastAsia="Times New Roman" w:hAnsi="Consolas" w:cs="Times New Roman"/>
+          <w:color w:val="BBBEBF"/>
+          <w:sz w:val="21"/>
+          <w:szCs w:val="21"/>
+        </w:rPr>
+        <w:t xml:space="preserve">    </w:t>
+      </w:r>
+      <w:r>
+        <w:rPr>
+          <w:rFonts w:ascii="Consolas" w:eastAsia="Times New Roman" w:hAnsi="Consolas" w:cs="Times New Roman"/>
+          <w:color w:val="4EC9B0"/>
+          <w:sz w:val="21"/>
+          <w:szCs w:val="21"/>
+        </w:rPr>
+        <w:t>boolean</w:t>
+      </w:r>
+      <w:r>
+        <w:rPr>
+          <w:rFonts w:ascii="Consolas" w:eastAsia="Times New Roman" w:hAnsi="Consolas" w:cs="Times New Roman"/>
+          <w:color w:val="BBBEBF"/>
+          <w:sz w:val="21"/>
+          <w:szCs w:val="21"/>
+        </w:rPr>
+        <w:t xml:space="preserve"> </w:t>
+      </w:r>
+      <w:r>
+        <w:rPr>
+          <w:rFonts w:ascii="Consolas" w:eastAsia="Times New Roman" w:hAnsi="Consolas" w:cs="Times New Roman"/>
+          <w:color w:val="D2A8FF"/>
+          <w:sz w:val="21"/>
+          <w:szCs w:val="21"/>
+        </w:rPr>
+        <w:t>isEmpty</w:t>
+      </w:r>
+      <w:r>
+        <w:rPr>
+          <w:rFonts w:ascii="Consolas" w:eastAsia="Times New Roman" w:hAnsi="Consolas" w:cs="Times New Roman"/>
+          <w:color w:val="BBBEBF"/>
+          <w:sz w:val="21"/>
+          <w:szCs w:val="21"/>
+        </w:rPr>
+        <w:t>() {</w:t>
+      </w:r>
+    </w:p>
+    <w:p>
+      <w:pPr>
+        <w:shd w:val="clear" w:color="auto" w:fill="121314"/>
+        <w:spacing w:after="0" w:line="285" w:lineRule="atLeast"/>
+        <w:rPr>
+          <w:rFonts w:ascii="Consolas" w:eastAsia="Times New Roman" w:hAnsi="Consolas" w:cs="Times New Roman"/>
+          <w:color w:val="BBBEBF"/>
+          <w:sz w:val="21"/>
+          <w:szCs w:val="21"/>
+        </w:rPr>
+      </w:pPr>
+      <w:r>
+        <w:rPr>
+          <w:rFonts w:ascii="Consolas" w:eastAsia="Times New Roman" w:hAnsi="Consolas" w:cs="Times New Roman"/>
+          <w:color w:val="BBBEBF"/>
+          <w:sz w:val="21"/>
+          <w:szCs w:val="21"/>
+        </w:rPr>
+        <w:t xml:space="preserve">        </w:t>
+      </w:r>
+      <w:r>
+        <w:rPr>
+          <w:rFonts w:ascii="Consolas" w:eastAsia="Times New Roman" w:hAnsi="Consolas" w:cs="Times New Roman"/>
+          <w:color w:val="C586C0"/>
+          <w:sz w:val="21"/>
+          <w:szCs w:val="21"/>
+        </w:rPr>
+        <w:t>return</w:t>
+      </w:r>
+      <w:r>
+        <w:rPr>
+          <w:rFonts w:ascii="Consolas" w:eastAsia="Times New Roman" w:hAnsi="Consolas" w:cs="Times New Roman"/>
+          <w:color w:val="BBBEBF"/>
+          <w:sz w:val="21"/>
+          <w:szCs w:val="21"/>
+        </w:rPr>
+        <w:t xml:space="preserve"> </w:t>
+      </w:r>
+      <w:r>
+        <w:rPr>
+          <w:rFonts w:ascii="Consolas" w:eastAsia="Times New Roman" w:hAnsi="Consolas" w:cs="Times New Roman"/>
+          <w:color w:val="79C0FF"/>
+          <w:sz w:val="21"/>
+          <w:szCs w:val="21"/>
+        </w:rPr>
+        <w:t>items</w:t>
+      </w:r>
+      <w:r>
+        <w:rPr>
+          <w:rFonts w:ascii="Consolas" w:eastAsia="Times New Roman" w:hAnsi="Consolas" w:cs="Times New Roman"/>
+          <w:color w:val="BBBEBF"/>
+          <w:sz w:val="21"/>
+          <w:szCs w:val="21"/>
+        </w:rPr>
+        <w:t>.</w:t>
+      </w:r>
+      <w:r>
+        <w:rPr>
+          <w:rFonts w:ascii="Consolas" w:eastAsia="Times New Roman" w:hAnsi="Consolas" w:cs="Times New Roman"/>
+          <w:color w:val="D2A8FF"/>
+          <w:sz w:val="21"/>
+          <w:szCs w:val="21"/>
+        </w:rPr>
+        <w:t>isEmpty</w:t>
+      </w:r>
+      <w:r>
+        <w:rPr>
+          <w:rFonts w:ascii="Consolas" w:eastAsia="Times New Roman" w:hAnsi="Consolas" w:cs="Times New Roman"/>
+          <w:color w:val="BBBEBF"/>
+          <w:sz w:val="21"/>
+          <w:szCs w:val="21"/>
+        </w:rPr>
+        <w:t>();</w:t>
+      </w:r>
+    </w:p>
+    <w:p>
+      <w:pPr>
+        <w:shd w:val="clear" w:color="auto" w:fill="121314"/>
+        <w:spacing w:after="0" w:line="285" w:lineRule="atLeast"/>
+        <w:rPr>
+          <w:rFonts w:ascii="Consolas" w:eastAsia="Times New Roman" w:hAnsi="Consolas" w:cs="Times New Roman"/>
+          <w:color w:val="BBBEBF"/>
+          <w:sz w:val="21"/>
+          <w:szCs w:val="21"/>
+        </w:rPr>
+      </w:pPr>
+      <w:r>
+        <w:rPr>
+          <w:rFonts w:ascii="Consolas" w:eastAsia="Times New Roman" w:hAnsi="Consolas" w:cs="Times New Roman"/>
+          <w:color w:val="BBBEBF"/>
+          <w:sz w:val="21"/>
+          <w:szCs w:val="21"/>
+        </w:rPr>
+        <w:t>    }</w:t>
+      </w:r>
+    </w:p>
+    <w:p>
+      <w:pPr>
+        <w:shd w:val="clear" w:color="auto" w:fill="121314"/>
+        <w:spacing w:after="0" w:line="285" w:lineRule="atLeast"/>
+        <w:rPr>
+          <w:rFonts w:ascii="Consolas" w:eastAsia="Times New Roman" w:hAnsi="Consolas" w:cs="Times New Roman"/>
+          <w:color w:val="BBBEBF"/>
+          <w:sz w:val="21"/>
+          <w:szCs w:val="21"/>
+        </w:rPr>
+      </w:pPr>
+      <w:r>
+        <w:rPr>
+          <w:rFonts w:ascii="Consolas" w:eastAsia="Times New Roman" w:hAnsi="Consolas" w:cs="Times New Roman"/>
+          <w:color w:val="BBBEBF"/>
+          <w:sz w:val="21"/>
+          <w:szCs w:val="21"/>
+        </w:rPr>
+        <w:t>}</w:t>
+      </w:r>
+    </w:p>
+    <w:p>
+      <w:pPr>
+        <w:shd w:val="clear" w:color="auto" w:fill="121314"/>
+        <w:spacing w:after="0" w:line="285" w:lineRule="atLeast"/>
+        <w:rPr>
+          <w:rFonts w:ascii="Consolas" w:eastAsia="Times New Roman" w:hAnsi="Consolas" w:cs="Times New Roman"/>
+          <w:color w:val="BBBEBF"/>
+          <w:sz w:val="21"/>
+          <w:szCs w:val="21"/>
+        </w:rPr>
+      </w:pPr>
+    </w:p>
+    <w:p>
+      <w:pPr>
+        <w:shd w:val="clear" w:color="auto" w:fill="121314"/>
+        <w:spacing w:after="0" w:line="285" w:lineRule="atLeast"/>
+        <w:rPr>
+          <w:rFonts w:ascii="Consolas" w:eastAsia="Times New Roman" w:hAnsi="Consolas" w:cs="Times New Roman"/>
+          <w:color w:val="BBBEBF"/>
+          <w:sz w:val="21"/>
+          <w:szCs w:val="21"/>
+        </w:rPr>
+      </w:pPr>
+      <w:r>
+        <w:rPr>
+          <w:rFonts w:ascii="Consolas" w:eastAsia="Times New Roman" w:hAnsi="Consolas" w:cs="Times New Roman"/>
+          <w:color w:val="569CD6"/>
+          <w:sz w:val="21"/>
+          <w:szCs w:val="21"/>
+        </w:rPr>
+        <w:t>public</w:t>
+      </w:r>
+      <w:r>
+        <w:rPr>
+          <w:rFonts w:ascii="Consolas" w:eastAsia="Times New Roman" w:hAnsi="Consolas" w:cs="Times New Roman"/>
+          <w:color w:val="BBBEBF"/>
+          <w:sz w:val="21"/>
+          <w:szCs w:val="21"/>
+        </w:rPr>
+        <w:t xml:space="preserve"> </w:t>
+      </w:r>
+      <w:r>
+        <w:rPr>
+          <w:rFonts w:ascii="Consolas" w:eastAsia="Times New Roman" w:hAnsi="Consolas" w:cs="Times New Roman"/>
+          <w:color w:val="569CD6"/>
+          <w:sz w:val="21"/>
+          <w:szCs w:val="21"/>
+        </w:rPr>
+        <w:t>class</w:t>
+      </w:r>
+      <w:r>
+        <w:rPr>
+          <w:rFonts w:ascii="Consolas" w:eastAsia="Times New Roman" w:hAnsi="Consolas" w:cs="Times New Roman"/>
+          <w:color w:val="BBBEBF"/>
+          <w:sz w:val="21"/>
+          <w:szCs w:val="21"/>
+        </w:rPr>
+        <w:t xml:space="preserve"> </w:t>
+      </w:r>
+      <w:r>
+        <w:rPr>
+          <w:rFonts w:ascii="Consolas" w:eastAsia="Times New Roman" w:hAnsi="Consolas" w:cs="Times New Roman"/>
+          <w:color w:val="4EC9B0"/>
+          <w:sz w:val="21"/>
+          <w:szCs w:val="21"/>
+        </w:rPr>
+        <w:t>Exercise3GenericStack</w:t>
+      </w:r>
+      <w:r>
+        <w:rPr>
+          <w:rFonts w:ascii="Consolas" w:eastAsia="Times New Roman" w:hAnsi="Consolas" w:cs="Times New Roman"/>
+          <w:color w:val="BBBEBF"/>
+          <w:sz w:val="21"/>
+          <w:szCs w:val="21"/>
+        </w:rPr>
+        <w:t xml:space="preserve"> {</w:t>
+      </w:r>
+    </w:p>
+    <w:p>
+      <w:pPr>
+        <w:shd w:val="clear" w:color="auto" w:fill="121314"/>
+        <w:spacing w:after="0" w:line="285" w:lineRule="atLeast"/>
+        <w:rPr>
+          <w:rFonts w:ascii="Consolas" w:eastAsia="Times New Roman" w:hAnsi="Consolas" w:cs="Times New Roman"/>
+          <w:color w:val="BBBEBF"/>
+          <w:sz w:val="21"/>
+          <w:szCs w:val="21"/>
+        </w:rPr>
+      </w:pPr>
+      <w:r>
+        <w:rPr>
+          <w:rFonts w:ascii="Consolas" w:eastAsia="Times New Roman" w:hAnsi="Consolas" w:cs="Times New Roman"/>
+          <w:color w:val="BBBEBF"/>
+          <w:sz w:val="21"/>
+          <w:szCs w:val="21"/>
+        </w:rPr>
+        <w:t xml:space="preserve">    </w:t>
+      </w:r>
+      <w:r>
+        <w:rPr>
+          <w:rFonts w:ascii="Consolas" w:eastAsia="Times New Roman" w:hAnsi="Consolas" w:cs="Times New Roman"/>
+          <w:color w:val="569CD6"/>
+          <w:sz w:val="21"/>
+          <w:szCs w:val="21"/>
+        </w:rPr>
+        <w:t>public</w:t>
+      </w:r>
+      <w:r>
+        <w:rPr>
+          <w:rFonts w:ascii="Consolas" w:eastAsia="Times New Roman" w:hAnsi="Consolas" w:cs="Times New Roman"/>
+          <w:color w:val="BBBEBF"/>
+          <w:sz w:val="21"/>
+          <w:szCs w:val="21"/>
+        </w:rPr>
+        <w:t xml:space="preserve"> </w:t>
+      </w:r>
+      <w:r>
+        <w:rPr>
+          <w:rFonts w:ascii="Consolas" w:eastAsia="Times New Roman" w:hAnsi="Consolas" w:cs="Times New Roman"/>
+          <w:color w:val="569CD6"/>
+          <w:sz w:val="21"/>
+          <w:szCs w:val="21"/>
+        </w:rPr>
+        <w:t>static</w:t>
+      </w:r>
+      <w:r>
+        <w:rPr>
+          <w:rFonts w:ascii="Consolas" w:eastAsia="Times New Roman" w:hAnsi="Consolas" w:cs="Times New Roman"/>
+          <w:color w:val="BBBEBF"/>
+          <w:sz w:val="21"/>
+          <w:szCs w:val="21"/>
+        </w:rPr>
+        <w:t xml:space="preserve"> </w:t>
+      </w:r>
+      <w:r>
+        <w:rPr>
+          <w:rFonts w:ascii="Consolas" w:eastAsia="Times New Roman" w:hAnsi="Consolas" w:cs="Times New Roman"/>
+          <w:color w:val="4EC9B0"/>
+          <w:sz w:val="21"/>
+          <w:szCs w:val="21"/>
+        </w:rPr>
+        <w:t>void</w:t>
+      </w:r>
+      <w:r>
+        <w:rPr>
+          <w:rFonts w:ascii="Consolas" w:eastAsia="Times New Roman" w:hAnsi="Consolas" w:cs="Times New Roman"/>
+          <w:color w:val="BBBEBF"/>
+          <w:sz w:val="21"/>
+          <w:szCs w:val="21"/>
+        </w:rPr>
+        <w:t xml:space="preserve"> </w:t>
+      </w:r>
+      <w:r>
+        <w:rPr>
+          <w:rFonts w:ascii="Consolas" w:eastAsia="Times New Roman" w:hAnsi="Consolas" w:cs="Times New Roman"/>
+          <w:color w:val="D2A8FF"/>
+          <w:sz w:val="21"/>
+          <w:szCs w:val="21"/>
+        </w:rPr>
+        <w:t>main</w:t>
+      </w:r>
+      <w:r>
+        <w:rPr>
+          <w:rFonts w:ascii="Consolas" w:eastAsia="Times New Roman" w:hAnsi="Consolas" w:cs="Times New Roman"/>
+          <w:color w:val="BBBEBF"/>
+          <w:sz w:val="21"/>
+          <w:szCs w:val="21"/>
+        </w:rPr>
+        <w:t>(</w:t>
+      </w:r>
+      <w:r>
+        <w:rPr>
+          <w:rFonts w:ascii="Consolas" w:eastAsia="Times New Roman" w:hAnsi="Consolas" w:cs="Times New Roman"/>
+          <w:color w:val="4EC9B0"/>
+          <w:sz w:val="21"/>
+          <w:szCs w:val="21"/>
+        </w:rPr>
+        <w:t>String</w:t>
+      </w:r>
+      <w:r>
+        <w:rPr>
+          <w:rFonts w:ascii="Consolas" w:eastAsia="Times New Roman" w:hAnsi="Consolas" w:cs="Times New Roman"/>
+          <w:color w:val="BBBEBF"/>
+          <w:sz w:val="21"/>
+          <w:szCs w:val="21"/>
+        </w:rPr>
+        <w:t xml:space="preserve">[] </w:t>
+      </w:r>
+      <w:r>
+        <w:rPr>
+          <w:rFonts w:ascii="Consolas" w:eastAsia="Times New Roman" w:hAnsi="Consolas" w:cs="Times New Roman"/>
+          <w:color w:val="FFA657"/>
+          <w:sz w:val="21"/>
+          <w:szCs w:val="21"/>
+        </w:rPr>
+        <w:t>args</w:t>
+      </w:r>
+      <w:r>
+        <w:rPr>
+          <w:rFonts w:ascii="Consolas" w:eastAsia="Times New Roman" w:hAnsi="Consolas" w:cs="Times New Roman"/>
+          <w:color w:val="BBBEBF"/>
+          <w:sz w:val="21"/>
+          <w:szCs w:val="21"/>
+        </w:rPr>
+        <w:t>) {</w:t>
+      </w:r>
+    </w:p>
+    <w:p>
+      <w:pPr>
+        <w:shd w:val="clear" w:color="auto" w:fill="121314"/>
+        <w:spacing w:after="0" w:line="285" w:lineRule="atLeast"/>
+        <w:rPr>
+          <w:rFonts w:ascii="Consolas" w:eastAsia="Times New Roman" w:hAnsi="Consolas" w:cs="Times New Roman"/>
+          <w:color w:val="BBBEBF"/>
+          <w:sz w:val="21"/>
+          <w:szCs w:val="21"/>
+        </w:rPr>
+      </w:pPr>
+      <w:r>
+        <w:rPr>
+          <w:rFonts w:ascii="Consolas" w:eastAsia="Times New Roman" w:hAnsi="Consolas" w:cs="Times New Roman"/>
+          <w:color w:val="BBBEBF"/>
+          <w:sz w:val="21"/>
+          <w:szCs w:val="21"/>
+        </w:rPr>
+        <w:t xml:space="preserve">        </w:t>
+      </w:r>
+      <w:r>
+        <w:rPr>
+          <w:rFonts w:ascii="Consolas" w:eastAsia="Times New Roman" w:hAnsi="Consolas" w:cs="Times New Roman"/>
+          <w:color w:val="4EC9B0"/>
+          <w:sz w:val="21"/>
+          <w:szCs w:val="21"/>
+        </w:rPr>
+        <w:t>GenericStack</w:t>
+      </w:r>
+      <w:r>
+        <w:rPr>
+          <w:rFonts w:ascii="Consolas" w:eastAsia="Times New Roman" w:hAnsi="Consolas" w:cs="Times New Roman"/>
+          <w:color w:val="FFA657"/>
+          <w:sz w:val="21"/>
+          <w:szCs w:val="21"/>
+        </w:rPr>
+        <w:t>&lt;</w:t>
+      </w:r>
+      <w:r>
+        <w:rPr>
+          <w:rFonts w:ascii="Consolas" w:eastAsia="Times New Roman" w:hAnsi="Consolas" w:cs="Times New Roman"/>
+          <w:color w:val="4EC9B0"/>
+          <w:sz w:val="21"/>
+          <w:szCs w:val="21"/>
+        </w:rPr>
+        <w:t>String</w:t>
+      </w:r>
+      <w:r>
+        <w:rPr>
+          <w:rFonts w:ascii="Consolas" w:eastAsia="Times New Roman" w:hAnsi="Consolas" w:cs="Times New Roman"/>
+          <w:color w:val="FFA657"/>
+          <w:sz w:val="21"/>
+          <w:szCs w:val="21"/>
+        </w:rPr>
+        <w:t xml:space="preserve">&gt; </w:t>
+      </w:r>
+      <w:r>
+        <w:rPr>
+          <w:rFonts w:ascii="Consolas" w:eastAsia="Times New Roman" w:hAnsi="Consolas" w:cs="Times New Roman"/>
+          <w:color w:val="C9D1D9"/>
+          <w:sz w:val="21"/>
+          <w:szCs w:val="21"/>
+        </w:rPr>
+        <w:t>stack</w:t>
+      </w:r>
+      <w:r>
+        <w:rPr>
+          <w:rFonts w:ascii="Consolas" w:eastAsia="Times New Roman" w:hAnsi="Consolas" w:cs="Times New Roman"/>
+          <w:color w:val="FFA657"/>
+          <w:sz w:val="21"/>
+          <w:szCs w:val="21"/>
+        </w:rPr>
+        <w:t xml:space="preserve"> </w:t>
+      </w:r>
+      <w:r>
+        <w:rPr>
+          <w:rFonts w:ascii="Consolas" w:eastAsia="Times New Roman" w:hAnsi="Consolas" w:cs="Times New Roman"/>
+          <w:color w:val="D4D4D4"/>
+          <w:sz w:val="21"/>
+          <w:szCs w:val="21"/>
+        </w:rPr>
+        <w:t>=</w:t>
+      </w:r>
+      <w:r>
+        <w:rPr>
+          <w:rFonts w:ascii="Consolas" w:eastAsia="Times New Roman" w:hAnsi="Consolas" w:cs="Times New Roman"/>
+          <w:color w:val="BBBEBF"/>
+          <w:sz w:val="21"/>
+          <w:szCs w:val="21"/>
+        </w:rPr>
+        <w:t xml:space="preserve"> </w:t>
+      </w:r>
+      <w:r>
+        <w:rPr>
+          <w:rFonts w:ascii="Consolas" w:eastAsia="Times New Roman" w:hAnsi="Consolas" w:cs="Times New Roman"/>
+          <w:color w:val="C586C0"/>
+          <w:sz w:val="21"/>
+          <w:szCs w:val="21"/>
+        </w:rPr>
+        <w:t>new</w:t>
+      </w:r>
+      <w:r>
+        <w:rPr>
+          <w:rFonts w:ascii="Consolas" w:eastAsia="Times New Roman" w:hAnsi="Consolas" w:cs="Times New Roman"/>
+          <w:color w:val="BBBEBF"/>
+          <w:sz w:val="21"/>
+          <w:szCs w:val="21"/>
+        </w:rPr>
+        <w:t xml:space="preserve"> </w:t>
+      </w:r>
+      <w:r>
+        <w:rPr>
+          <w:rFonts w:ascii="Consolas" w:eastAsia="Times New Roman" w:hAnsi="Consolas" w:cs="Times New Roman"/>
+          <w:color w:val="D2A8FF"/>
+          <w:sz w:val="21"/>
+          <w:szCs w:val="21"/>
+        </w:rPr>
+        <w:t>GenericStack</w:t>
+      </w:r>
+      <w:r>
+        <w:rPr>
+          <w:rFonts w:ascii="Consolas" w:eastAsia="Times New Roman" w:hAnsi="Consolas" w:cs="Times New Roman"/>
+          <w:color w:val="BBBEBF"/>
+          <w:sz w:val="21"/>
+          <w:szCs w:val="21"/>
+        </w:rPr>
+        <w:t>&lt;&gt;();</w:t>
+      </w:r>
+    </w:p>
+    <w:p>
+      <w:pPr>
+        <w:shd w:val="clear" w:color="auto" w:fill="121314"/>
+        <w:spacing w:after="0" w:line="285" w:lineRule="atLeast"/>
+        <w:rPr>
+          <w:rFonts w:ascii="Consolas" w:eastAsia="Times New Roman" w:hAnsi="Consolas" w:cs="Times New Roman"/>
+          <w:color w:val="BBBEBF"/>
+          <w:sz w:val="21"/>
+          <w:szCs w:val="21"/>
+        </w:rPr>
+      </w:pPr>
+      <w:r>
+        <w:rPr>
+          <w:rFonts w:ascii="Consolas" w:eastAsia="Times New Roman" w:hAnsi="Consolas" w:cs="Times New Roman"/>
+          <w:color w:val="BBBEBF"/>
+          <w:sz w:val="21"/>
+          <w:szCs w:val="21"/>
+        </w:rPr>
+        <w:t xml:space="preserve">        </w:t>
+      </w:r>
+      <w:r>
+        <w:rPr>
+          <w:rFonts w:ascii="Consolas" w:eastAsia="Times New Roman" w:hAnsi="Consolas" w:cs="Times New Roman"/>
+          <w:color w:val="C9D1D9"/>
+          <w:sz w:val="21"/>
+          <w:szCs w:val="21"/>
+        </w:rPr>
+        <w:t>stack</w:t>
+      </w:r>
+      <w:r>
+        <w:rPr>
+          <w:rFonts w:ascii="Consolas" w:eastAsia="Times New Roman" w:hAnsi="Consolas" w:cs="Times New Roman"/>
+          <w:color w:val="BBBEBF"/>
+          <w:sz w:val="21"/>
+          <w:szCs w:val="21"/>
+        </w:rPr>
+        <w:t>.</w:t>
+      </w:r>
+      <w:r>
+        <w:rPr>
+          <w:rFonts w:ascii="Consolas" w:eastAsia="Times New Roman" w:hAnsi="Consolas" w:cs="Times New Roman"/>
+          <w:color w:val="D2A8FF"/>
+          <w:sz w:val="21"/>
+          <w:szCs w:val="21"/>
+        </w:rPr>
+        <w:t>push</w:t>
+      </w:r>
+      <w:r>
+        <w:rPr>
+          <w:rFonts w:ascii="Consolas" w:eastAsia="Times New Roman" w:hAnsi="Consolas" w:cs="Times New Roman"/>
+          <w:color w:val="BBBEBF"/>
+          <w:sz w:val="21"/>
+          <w:szCs w:val="21"/>
+        </w:rPr>
+        <w:t>(</w:t>
+      </w:r>
+      <w:r>
+        <w:rPr>
+          <w:rFonts w:ascii="Consolas" w:eastAsia="Times New Roman" w:hAnsi="Consolas" w:cs="Times New Roman"/>
+          <w:color w:val="A5D6FF"/>
+          <w:sz w:val="21"/>
+          <w:szCs w:val="21"/>
+        </w:rPr>
+        <w:t>"Java"</w:t>
+      </w:r>
+      <w:r>
+        <w:rPr>
+          <w:rFonts w:ascii="Consolas" w:eastAsia="Times New Roman" w:hAnsi="Consolas" w:cs="Times New Roman"/>
+          <w:color w:val="BBBEBF"/>
+          <w:sz w:val="21"/>
+          <w:szCs w:val="21"/>
+        </w:rPr>
+        <w:t>);</w:t>
+      </w:r>
+    </w:p>
+    <w:p>
+      <w:pPr>
+        <w:shd w:val="clear" w:color="auto" w:fill="121314"/>
+        <w:spacing w:after="0" w:line="285" w:lineRule="atLeast"/>
+        <w:rPr>
+          <w:rFonts w:ascii="Consolas" w:eastAsia="Times New Roman" w:hAnsi="Consolas" w:cs="Times New Roman"/>
+          <w:color w:val="BBBEBF"/>
+          <w:sz w:val="21"/>
+          <w:szCs w:val="21"/>
+        </w:rPr>
+      </w:pPr>
+      <w:r>
+        <w:rPr>
+          <w:rFonts w:ascii="Consolas" w:eastAsia="Times New Roman" w:hAnsi="Consolas" w:cs="Times New Roman"/>
+          <w:color w:val="BBBEBF"/>
+          <w:sz w:val="21"/>
+          <w:szCs w:val="21"/>
+        </w:rPr>
+        <w:t xml:space="preserve">        </w:t>
+      </w:r>
+      <w:r>
+        <w:rPr>
+          <w:rFonts w:ascii="Consolas" w:eastAsia="Times New Roman" w:hAnsi="Consolas" w:cs="Times New Roman"/>
+          <w:color w:val="C9D1D9"/>
+          <w:sz w:val="21"/>
+          <w:szCs w:val="21"/>
+        </w:rPr>
+        <w:t>stack</w:t>
+      </w:r>
+      <w:r>
+        <w:rPr>
+          <w:rFonts w:ascii="Consolas" w:eastAsia="Times New Roman" w:hAnsi="Consolas" w:cs="Times New Roman"/>
+          <w:color w:val="BBBEBF"/>
+          <w:sz w:val="21"/>
+          <w:szCs w:val="21"/>
+        </w:rPr>
+        <w:t>.</w:t>
+      </w:r>
+      <w:r>
+        <w:rPr>
+          <w:rFonts w:ascii="Consolas" w:eastAsia="Times New Roman" w:hAnsi="Consolas" w:cs="Times New Roman"/>
+          <w:color w:val="D2A8FF"/>
+          <w:sz w:val="21"/>
+          <w:szCs w:val="21"/>
+        </w:rPr>
+        <w:t>push</w:t>
+      </w:r>
+      <w:r>
+        <w:rPr>
+          <w:rFonts w:ascii="Consolas" w:eastAsia="Times New Roman" w:hAnsi="Consolas" w:cs="Times New Roman"/>
+          <w:color w:val="BBBEBF"/>
+          <w:sz w:val="21"/>
+          <w:szCs w:val="21"/>
+        </w:rPr>
+        <w:t>(</w:t>
+      </w:r>
+      <w:r>
+        <w:rPr>
+          <w:rFonts w:ascii="Consolas" w:eastAsia="Times New Roman" w:hAnsi="Consolas" w:cs="Times New Roman"/>
+          <w:color w:val="A5D6FF"/>
+          <w:sz w:val="21"/>
+          <w:szCs w:val="21"/>
+        </w:rPr>
+        <w:t>"OOP"</w:t>
+      </w:r>
+      <w:r>
+        <w:rPr>
+          <w:rFonts w:ascii="Consolas" w:eastAsia="Times New Roman" w:hAnsi="Consolas" w:cs="Times New Roman"/>
+          <w:color w:val="BBBEBF"/>
+          <w:sz w:val="21"/>
+          <w:szCs w:val="21"/>
+        </w:rPr>
+        <w:t>);</w:t>
+      </w:r>
+    </w:p>
+    <w:p>
+      <w:pPr>
+        <w:shd w:val="clear" w:color="auto" w:fill="121314"/>
+        <w:spacing w:after="0" w:line="285" w:lineRule="atLeast"/>
+        <w:rPr>
+          <w:rFonts w:ascii="Consolas" w:eastAsia="Times New Roman" w:hAnsi="Consolas" w:cs="Times New Roman"/>
+          <w:color w:val="BBBEBF"/>
+          <w:sz w:val="21"/>
+          <w:szCs w:val="21"/>
+        </w:rPr>
+      </w:pPr>
+      <w:r>
+        <w:rPr>
+          <w:rFonts w:ascii="Consolas" w:eastAsia="Times New Roman" w:hAnsi="Consolas" w:cs="Times New Roman"/>
+          <w:color w:val="BBBEBF"/>
+          <w:sz w:val="21"/>
+          <w:szCs w:val="21"/>
+        </w:rPr>
+        <w:t xml:space="preserve">        </w:t>
+      </w:r>
+      <w:r>
+        <w:rPr>
+          <w:rFonts w:ascii="Consolas" w:eastAsia="Times New Roman" w:hAnsi="Consolas" w:cs="Times New Roman"/>
+          <w:color w:val="8B949E"/>
+          <w:sz w:val="21"/>
+          <w:szCs w:val="21"/>
+        </w:rPr>
+        <w:t>// Peeking leaves the top value in place for the following pop.</w:t>
+      </w:r>
+    </w:p>
+    <w:p>
+      <w:pPr>
+        <w:shd w:val="clear" w:color="auto" w:fill="121314"/>
+        <w:spacing w:after="0" w:line="285" w:lineRule="atLeast"/>
+        <w:rPr>
+          <w:rFonts w:ascii="Consolas" w:eastAsia="Times New Roman" w:hAnsi="Consolas" w:cs="Times New Roman"/>
+          <w:color w:val="BBBEBF"/>
+          <w:sz w:val="21"/>
+          <w:szCs w:val="21"/>
+        </w:rPr>
+      </w:pPr>
+      <w:r>
+        <w:rPr>
+          <w:rFonts w:ascii="Consolas" w:eastAsia="Times New Roman" w:hAnsi="Consolas" w:cs="Times New Roman"/>
+          <w:color w:val="BBBEBF"/>
+          <w:sz w:val="21"/>
+          <w:szCs w:val="21"/>
+        </w:rPr>
+        <w:t xml:space="preserve">        </w:t>
+      </w:r>
+      <w:r>
+        <w:rPr>
+          <w:rFonts w:ascii="Consolas" w:eastAsia="Times New Roman" w:hAnsi="Consolas" w:cs="Times New Roman"/>
+          <w:color w:val="4EC9B0"/>
+          <w:sz w:val="21"/>
+          <w:szCs w:val="21"/>
+        </w:rPr>
+        <w:t>System</w:t>
+      </w:r>
+      <w:r>
+        <w:rPr>
+          <w:rFonts w:ascii="Consolas" w:eastAsia="Times New Roman" w:hAnsi="Consolas" w:cs="Times New Roman"/>
+          <w:color w:val="BBBEBF"/>
+          <w:sz w:val="21"/>
+          <w:szCs w:val="21"/>
+        </w:rPr>
+        <w:t>.</w:t>
+      </w:r>
+      <w:r>
+        <w:rPr>
+          <w:rFonts w:ascii="Consolas" w:eastAsia="Times New Roman" w:hAnsi="Consolas" w:cs="Times New Roman"/>
+          <w:color w:val="79C0FF"/>
+          <w:sz w:val="21"/>
+          <w:szCs w:val="21"/>
+        </w:rPr>
+        <w:t>out</w:t>
+      </w:r>
+      <w:r>
+        <w:rPr>
+          <w:rFonts w:ascii="Consolas" w:eastAsia="Times New Roman" w:hAnsi="Consolas" w:cs="Times New Roman"/>
+          <w:color w:val="BBBEBF"/>
+          <w:sz w:val="21"/>
+          <w:szCs w:val="21"/>
+        </w:rPr>
+        <w:t>.</w:t>
+      </w:r>
+      <w:r>
+        <w:rPr>
+          <w:rFonts w:ascii="Consolas" w:eastAsia="Times New Roman" w:hAnsi="Consolas" w:cs="Times New Roman"/>
+          <w:color w:val="D2A8FF"/>
+          <w:sz w:val="21"/>
+          <w:szCs w:val="21"/>
+        </w:rPr>
+        <w:t>println</w:t>
+      </w:r>
+      <w:r>
+        <w:rPr>
+          <w:rFonts w:ascii="Consolas" w:eastAsia="Times New Roman" w:hAnsi="Consolas" w:cs="Times New Roman"/>
+          <w:color w:val="BBBEBF"/>
+          <w:sz w:val="21"/>
+          <w:szCs w:val="21"/>
+        </w:rPr>
+        <w:t>(</w:t>
+      </w:r>
+      <w:r>
+        <w:rPr>
+          <w:rFonts w:ascii="Consolas" w:eastAsia="Times New Roman" w:hAnsi="Consolas" w:cs="Times New Roman"/>
+          <w:color w:val="C9D1D9"/>
+          <w:sz w:val="21"/>
+          <w:szCs w:val="21"/>
+        </w:rPr>
+        <w:t>stack</w:t>
+      </w:r>
+      <w:r>
+        <w:rPr>
+          <w:rFonts w:ascii="Consolas" w:eastAsia="Times New Roman" w:hAnsi="Consolas" w:cs="Times New Roman"/>
+          <w:color w:val="BBBEBF"/>
+          <w:sz w:val="21"/>
+          <w:szCs w:val="21"/>
+        </w:rPr>
+        <w:t>.</w:t>
+      </w:r>
+      <w:r>
+        <w:rPr>
+          <w:rFonts w:ascii="Consolas" w:eastAsia="Times New Roman" w:hAnsi="Consolas" w:cs="Times New Roman"/>
+          <w:color w:val="D2A8FF"/>
+          <w:sz w:val="21"/>
+          <w:szCs w:val="21"/>
+        </w:rPr>
+        <w:t>peek</w:t>
+      </w:r>
+      <w:r>
+        <w:rPr>
+          <w:rFonts w:ascii="Consolas" w:eastAsia="Times New Roman" w:hAnsi="Consolas" w:cs="Times New Roman"/>
+          <w:color w:val="BBBEBF"/>
+          <w:sz w:val="21"/>
+          <w:szCs w:val="21"/>
+        </w:rPr>
+        <w:t>());</w:t>
+      </w:r>
+    </w:p>
+    <w:p>
+      <w:pPr>
+        <w:shd w:val="clear" w:color="auto" w:fill="121314"/>
+        <w:spacing w:after="0" w:line="285" w:lineRule="atLeast"/>
+        <w:rPr>
+          <w:rFonts w:ascii="Consolas" w:eastAsia="Times New Roman" w:hAnsi="Consolas" w:cs="Times New Roman"/>
+          <w:color w:val="BBBEBF"/>
+          <w:sz w:val="21"/>
+          <w:szCs w:val="21"/>
+        </w:rPr>
+      </w:pPr>
+      <w:r>
+        <w:rPr>
+          <w:rFonts w:ascii="Consolas" w:eastAsia="Times New Roman" w:hAnsi="Consolas" w:cs="Times New Roman"/>
+          <w:color w:val="BBBEBF"/>
+          <w:sz w:val="21"/>
+          <w:szCs w:val="21"/>
+        </w:rPr>
+        <w:t xml:space="preserve">        </w:t>
+      </w:r>
+      <w:r>
+        <w:rPr>
+          <w:rFonts w:ascii="Consolas" w:eastAsia="Times New Roman" w:hAnsi="Consolas" w:cs="Times New Roman"/>
+          <w:color w:val="4EC9B0"/>
+          <w:sz w:val="21"/>
+          <w:szCs w:val="21"/>
+        </w:rPr>
+        <w:t>System</w:t>
+      </w:r>
+      <w:r>
+        <w:rPr>
+          <w:rFonts w:ascii="Consolas" w:eastAsia="Times New Roman" w:hAnsi="Consolas" w:cs="Times New Roman"/>
+          <w:color w:val="BBBEBF"/>
+          <w:sz w:val="21"/>
+          <w:szCs w:val="21"/>
+        </w:rPr>
+        <w:t>.</w:t>
+      </w:r>
+      <w:r>
+        <w:rPr>
+          <w:rFonts w:ascii="Consolas" w:eastAsia="Times New Roman" w:hAnsi="Consolas" w:cs="Times New Roman"/>
+          <w:color w:val="79C0FF"/>
+          <w:sz w:val="21"/>
+          <w:szCs w:val="21"/>
+        </w:rPr>
+        <w:t>out</w:t>
+      </w:r>
+      <w:r>
+        <w:rPr>
+          <w:rFonts w:ascii="Consolas" w:eastAsia="Times New Roman" w:hAnsi="Consolas" w:cs="Times New Roman"/>
+          <w:color w:val="BBBEBF"/>
+          <w:sz w:val="21"/>
+          <w:szCs w:val="21"/>
+        </w:rPr>
+        <w:t>.</w:t>
+      </w:r>
+      <w:r>
+        <w:rPr>
+          <w:rFonts w:ascii="Consolas" w:eastAsia="Times New Roman" w:hAnsi="Consolas" w:cs="Times New Roman"/>
+          <w:color w:val="D2A8FF"/>
+          <w:sz w:val="21"/>
+          <w:szCs w:val="21"/>
+        </w:rPr>
+        <w:t>println</w:t>
+      </w:r>
+      <w:r>
+        <w:rPr>
+          <w:rFonts w:ascii="Consolas" w:eastAsia="Times New Roman" w:hAnsi="Consolas" w:cs="Times New Roman"/>
+          <w:color w:val="BBBEBF"/>
+          <w:sz w:val="21"/>
+          <w:szCs w:val="21"/>
+        </w:rPr>
+        <w:t>(</w:t>
+      </w:r>
+      <w:r>
+        <w:rPr>
+          <w:rFonts w:ascii="Consolas" w:eastAsia="Times New Roman" w:hAnsi="Consolas" w:cs="Times New Roman"/>
+          <w:color w:val="C9D1D9"/>
+          <w:sz w:val="21"/>
+          <w:szCs w:val="21"/>
+        </w:rPr>
+        <w:t>stack</w:t>
+      </w:r>
+      <w:r>
+        <w:rPr>
+          <w:rFonts w:ascii="Consolas" w:eastAsia="Times New Roman" w:hAnsi="Consolas" w:cs="Times New Roman"/>
+          <w:color w:val="BBBEBF"/>
+          <w:sz w:val="21"/>
+          <w:szCs w:val="21"/>
+        </w:rPr>
+        <w:t>.</w:t>
+      </w:r>
+      <w:r>
+        <w:rPr>
+          <w:rFonts w:ascii="Consolas" w:eastAsia="Times New Roman" w:hAnsi="Consolas" w:cs="Times New Roman"/>
+          <w:color w:val="D2A8FF"/>
+          <w:sz w:val="21"/>
+          <w:szCs w:val="21"/>
+        </w:rPr>
+        <w:t>pop</w:t>
+      </w:r>
+      <w:r>
+        <w:rPr>
+          <w:rFonts w:ascii="Consolas" w:eastAsia="Times New Roman" w:hAnsi="Consolas" w:cs="Times New Roman"/>
+          <w:color w:val="BBBEBF"/>
+          <w:sz w:val="21"/>
+          <w:szCs w:val="21"/>
+        </w:rPr>
+        <w:t>());</w:t>
+      </w:r>
+    </w:p>
+    <w:p>
+      <w:pPr>
+        <w:shd w:val="clear" w:color="auto" w:fill="121314"/>
+        <w:spacing w:after="0" w:line="285" w:lineRule="atLeast"/>
+        <w:rPr>
+          <w:rFonts w:ascii="Consolas" w:eastAsia="Times New Roman" w:hAnsi="Consolas" w:cs="Times New Roman"/>
+          <w:color w:val="BBBEBF"/>
+          <w:sz w:val="21"/>
+          <w:szCs w:val="21"/>
+        </w:rPr>
+      </w:pPr>
+      <w:r>
+        <w:rPr>
+          <w:rFonts w:ascii="Consolas" w:eastAsia="Times New Roman" w:hAnsi="Consolas" w:cs="Times New Roman"/>
+          <w:color w:val="BBBEBF"/>
+          <w:sz w:val="21"/>
+          <w:szCs w:val="21"/>
+        </w:rPr>
+        <w:t xml:space="preserve">        </w:t>
+      </w:r>
+      <w:r>
+        <w:rPr>
+          <w:rFonts w:ascii="Consolas" w:eastAsia="Times New Roman" w:hAnsi="Consolas" w:cs="Times New Roman"/>
+          <w:color w:val="4EC9B0"/>
+          <w:sz w:val="21"/>
+          <w:szCs w:val="21"/>
+        </w:rPr>
+        <w:t>System</w:t>
+      </w:r>
+      <w:r>
+        <w:rPr>
+          <w:rFonts w:ascii="Consolas" w:eastAsia="Times New Roman" w:hAnsi="Consolas" w:cs="Times New Roman"/>
+          <w:color w:val="BBBEBF"/>
+          <w:sz w:val="21"/>
+          <w:szCs w:val="21"/>
+        </w:rPr>
+        <w:t>.</w:t>
+      </w:r>
+      <w:r>
+        <w:rPr>
+          <w:rFonts w:ascii="Consolas" w:eastAsia="Times New Roman" w:hAnsi="Consolas" w:cs="Times New Roman"/>
+          <w:color w:val="79C0FF"/>
+          <w:sz w:val="21"/>
+          <w:szCs w:val="21"/>
+        </w:rPr>
+        <w:t>out</w:t>
+      </w:r>
+      <w:r>
+        <w:rPr>
+          <w:rFonts w:ascii="Consolas" w:eastAsia="Times New Roman" w:hAnsi="Consolas" w:cs="Times New Roman"/>
+          <w:color w:val="BBBEBF"/>
+          <w:sz w:val="21"/>
+          <w:szCs w:val="21"/>
+        </w:rPr>
+        <w:t>.</w:t>
+      </w:r>
+      <w:r>
+        <w:rPr>
+          <w:rFonts w:ascii="Consolas" w:eastAsia="Times New Roman" w:hAnsi="Consolas" w:cs="Times New Roman"/>
+          <w:color w:val="D2A8FF"/>
+          <w:sz w:val="21"/>
+          <w:szCs w:val="21"/>
+        </w:rPr>
+        <w:t>println</w:t>
+      </w:r>
+      <w:r>
+        <w:rPr>
+          <w:rFonts w:ascii="Consolas" w:eastAsia="Times New Roman" w:hAnsi="Consolas" w:cs="Times New Roman"/>
+          <w:color w:val="BBBEBF"/>
+          <w:sz w:val="21"/>
+          <w:szCs w:val="21"/>
+        </w:rPr>
+        <w:t>(</w:t>
+      </w:r>
+      <w:r>
+        <w:rPr>
+          <w:rFonts w:ascii="Consolas" w:eastAsia="Times New Roman" w:hAnsi="Consolas" w:cs="Times New Roman"/>
+          <w:color w:val="C9D1D9"/>
+          <w:sz w:val="21"/>
+          <w:szCs w:val="21"/>
+        </w:rPr>
+        <w:t>stack</w:t>
+      </w:r>
+      <w:r>
+        <w:rPr>
+          <w:rFonts w:ascii="Consolas" w:eastAsia="Times New Roman" w:hAnsi="Consolas" w:cs="Times New Roman"/>
+          <w:color w:val="BBBEBF"/>
+          <w:sz w:val="21"/>
+          <w:szCs w:val="21"/>
+        </w:rPr>
+        <w:t>.</w:t>
+      </w:r>
+      <w:r>
+        <w:rPr>
+          <w:rFonts w:ascii="Consolas" w:eastAsia="Times New Roman" w:hAnsi="Consolas" w:cs="Times New Roman"/>
+          <w:color w:val="D2A8FF"/>
+          <w:sz w:val="21"/>
+          <w:szCs w:val="21"/>
+        </w:rPr>
+        <w:t>isEmpty</w:t>
+      </w:r>
+      <w:r>
+        <w:rPr>
+          <w:rFonts w:ascii="Consolas" w:eastAsia="Times New Roman" w:hAnsi="Consolas" w:cs="Times New Roman"/>
+          <w:color w:val="BBBEBF"/>
+          <w:sz w:val="21"/>
+          <w:szCs w:val="21"/>
+        </w:rPr>
+        <w:t>());</w:t>
+      </w:r>
+    </w:p>
+    <w:p>
+      <w:pPr>
+        <w:shd w:val="clear" w:color="auto" w:fill="121314"/>
+        <w:spacing w:after="0" w:line="285" w:lineRule="atLeast"/>
+        <w:rPr>
+          <w:rFonts w:ascii="Consolas" w:eastAsia="Times New Roman" w:hAnsi="Consolas" w:cs="Times New Roman"/>
+          <w:color w:val="BBBEBF"/>
+          <w:sz w:val="21"/>
+          <w:szCs w:val="21"/>
+        </w:rPr>
+      </w:pPr>
+      <w:r>
+        <w:rPr>
+          <w:rFonts w:ascii="Consolas" w:eastAsia="Times New Roman" w:hAnsi="Consolas" w:cs="Times New Roman"/>
+          <w:color w:val="BBBEBF"/>
+          <w:sz w:val="21"/>
+          <w:szCs w:val="21"/>
+        </w:rPr>
+        <w:t>    }</w:t>
+      </w:r>
+    </w:p>
+    <w:p>
+      <w:pPr>
+        <w:shd w:val="clear" w:color="auto" w:fill="121314"/>
+        <w:spacing w:after="0" w:line="285" w:lineRule="atLeast"/>
+        <w:rPr>
+          <w:rFonts w:ascii="Consolas" w:eastAsia="Times New Roman" w:hAnsi="Consolas" w:cs="Times New Roman"/>
+          <w:color w:val="BBBEBF"/>
+          <w:sz w:val="21"/>
+          <w:szCs w:val="21"/>
+        </w:rPr>
+      </w:pPr>
+      <w:r>
+        <w:rPr>
+          <w:rFonts w:ascii="Consolas" w:eastAsia="Times New Roman" w:hAnsi="Consolas" w:cs="Times New Roman"/>
+          <w:color w:val="BBBEBF"/>
+          <w:sz w:val="21"/>
+          <w:szCs w:val="21"/>
+        </w:rPr>
+        <w:t>}</w:t>
+      </w:r>
+    </w:p>
+    <w:p>
+      <w:pPr>
+        <w:shd w:val="clear" w:color="auto" w:fill="121314"/>
+        <w:spacing w:after="0" w:line="285" w:lineRule="atLeast"/>
+        <w:rPr>
+          <w:rFonts w:ascii="Consolas" w:eastAsia="Times New Roman" w:hAnsi="Consolas" w:cs="Times New Roman"/>
+          <w:color w:val="BBBEBF"/>
+          <w:sz w:val="21"/>
+          <w:szCs w:val="21"/>
+        </w:rPr>
+      </w:pPr>
+    </w:p>
+    <w:p>
+      <w:r>
+        <w:t>Expected output (sample):</w:t>
+      </w:r>
+    </w:p>
+    <w:p>
       <w:r>
         <w:rPr>
           <w:rFonts w:ascii="Consolas" w:hAnsi="Consolas"/>
           <w:sz w:val="16"/>
         </w:rPr>
-        <w:t>false</w:t>
-      </w:r>
-    </w:p>
-    <w:p>
+        <w:drawing>
+          <wp:inline distT="0" distB="0" distL="0" distR="0" wp14:anchorId="65C64B65" wp14:editId="1998C02F">
+            <wp:extent cx="5486400" cy="1243965"/>
+            <wp:effectExtent l="0" t="0" r="0" b="0"/>
+            <wp:docPr id="781193598" name="Picture 1"/>
+            <wp:cNvGraphicFramePr>
+              <a:graphicFrameLocks xmlns:a="http://schemas.openxmlformats.org/drawingml/2006/main" noChangeAspect="1"/>
+            </wp:cNvGraphicFramePr>
+            <a:graphic xmlns:a="http://schemas.openxmlformats.org/drawingml/2006/main">
+              <a:graphicData uri="http://schemas.openxmlformats.org/drawingml/2006/picture">
+                <pic:pic xmlns:pic="http://schemas.openxmlformats.org/drawingml/2006/picture">
+                  <pic:nvPicPr>
+                    <pic:cNvPr id="781193598" name=""/>
+                    <pic:cNvPicPr/>
+                  </pic:nvPicPr>
+                  <pic:blipFill>
+                    <a:blip r:embed="rId8"/>
+                    <a:stretch>
+                      <a:fillRect/>
+                    </a:stretch>
+                  </pic:blipFill>
+                  <pic:spPr>
+                    <a:xfrm>
+                      <a:off x="0" y="0"/>
+                      <a:ext cx="5486400" cy="1243965"/>
+                    </a:xfrm>
+                    <a:prstGeom prst="rect">
+                      <a:avLst/>
+                    </a:prstGeom>
+                  </pic:spPr>
+                </pic:pic>
+              </a:graphicData>
+            </a:graphic>
+          </wp:inline>
+        </w:drawing>
+      </w:r>
       <w:r>
         <w:t>Explanation: T lets the stack store a chosen reference type. push adds to the end; pop removes the last item (LIFO).</w:t>
       </w:r>
@@ -2384,94 +5520,1600 @@
     </w:p>
     <w:p>
       <w:pPr>
-        <w:spacing w:after="0"/>
+        <w:shd w:val="clear" w:color="auto" w:fill="121314"/>
+        <w:spacing w:after="0" w:line="285" w:lineRule="atLeast"/>
+        <w:rPr>
+          <w:rFonts w:ascii="Consolas" w:eastAsia="Times New Roman" w:hAnsi="Consolas" w:cs="Times New Roman"/>
+          <w:color w:val="BBBEBF"/>
+          <w:sz w:val="21"/>
+          <w:szCs w:val="21"/>
+        </w:rPr>
       </w:pPr>
       <w:r>
         <w:rPr>
-          <w:rFonts w:ascii="Consolas" w:hAnsi="Consolas"/>
-          <w:sz w:val="16"/>
-        </w:rPr>
-        <w:t>import java.util.*;</w:t>
+          <w:rFonts w:ascii="Consolas" w:eastAsia="Times New Roman" w:hAnsi="Consolas" w:cs="Times New Roman"/>
+          <w:color w:val="FF7B72"/>
+          <w:sz w:val="21"/>
+          <w:szCs w:val="21"/>
+        </w:rPr>
+        <w:t>import</w:t>
+      </w:r>
+      <w:r>
+        <w:rPr>
+          <w:rFonts w:ascii="Consolas" w:eastAsia="Times New Roman" w:hAnsi="Consolas" w:cs="Times New Roman"/>
+          <w:color w:val="BBBEBF"/>
+          <w:sz w:val="21"/>
+          <w:szCs w:val="21"/>
+        </w:rPr>
+        <w:t xml:space="preserve"> </w:t>
+      </w:r>
+      <w:r>
+        <w:rPr>
+          <w:rFonts w:ascii="Consolas" w:eastAsia="Times New Roman" w:hAnsi="Consolas" w:cs="Times New Roman"/>
+          <w:color w:val="4EC9B0"/>
+          <w:sz w:val="21"/>
+          <w:szCs w:val="21"/>
+        </w:rPr>
+        <w:t>java</w:t>
+      </w:r>
+      <w:r>
+        <w:rPr>
+          <w:rFonts w:ascii="Consolas" w:eastAsia="Times New Roman" w:hAnsi="Consolas" w:cs="Times New Roman"/>
+          <w:color w:val="D4D4D4"/>
+          <w:sz w:val="21"/>
+          <w:szCs w:val="21"/>
+        </w:rPr>
+        <w:t>.</w:t>
+      </w:r>
+      <w:r>
+        <w:rPr>
+          <w:rFonts w:ascii="Consolas" w:eastAsia="Times New Roman" w:hAnsi="Consolas" w:cs="Times New Roman"/>
+          <w:color w:val="4EC9B0"/>
+          <w:sz w:val="21"/>
+          <w:szCs w:val="21"/>
+        </w:rPr>
+        <w:t>util</w:t>
+      </w:r>
+      <w:r>
+        <w:rPr>
+          <w:rFonts w:ascii="Consolas" w:eastAsia="Times New Roman" w:hAnsi="Consolas" w:cs="Times New Roman"/>
+          <w:color w:val="D4D4D4"/>
+          <w:sz w:val="21"/>
+          <w:szCs w:val="21"/>
+        </w:rPr>
+        <w:t>.*</w:t>
+      </w:r>
+      <w:r>
+        <w:rPr>
+          <w:rFonts w:ascii="Consolas" w:eastAsia="Times New Roman" w:hAnsi="Consolas" w:cs="Times New Roman"/>
+          <w:color w:val="BBBEBF"/>
+          <w:sz w:val="21"/>
+          <w:szCs w:val="21"/>
+        </w:rPr>
+        <w:t>;</w:t>
       </w:r>
     </w:p>
     <w:p>
       <w:pPr>
-        <w:spacing w:after="0"/>
+        <w:shd w:val="clear" w:color="auto" w:fill="121314"/>
+        <w:spacing w:after="0" w:line="285" w:lineRule="atLeast"/>
+        <w:rPr>
+          <w:rFonts w:ascii="Consolas" w:eastAsia="Times New Roman" w:hAnsi="Consolas" w:cs="Times New Roman"/>
+          <w:color w:val="BBBEBF"/>
+          <w:sz w:val="21"/>
+          <w:szCs w:val="21"/>
+        </w:rPr>
       </w:pPr>
-      <w:r>
-        <w:rPr>
-          <w:rFonts w:ascii="Consolas" w:hAnsi="Consolas"/>
-          <w:sz w:val="16"/>
-        </w:rPr>
-        <w:t>public class Exercise4WordFrequency {</w:t>
-      </w:r>
     </w:p>
     <w:p>
       <w:pPr>
-        <w:spacing w:after="0"/>
+        <w:shd w:val="clear" w:color="auto" w:fill="121314"/>
+        <w:spacing w:after="0" w:line="285" w:lineRule="atLeast"/>
+        <w:rPr>
+          <w:rFonts w:ascii="Consolas" w:eastAsia="Times New Roman" w:hAnsi="Consolas" w:cs="Times New Roman"/>
+          <w:color w:val="BBBEBF"/>
+          <w:sz w:val="21"/>
+          <w:szCs w:val="21"/>
+        </w:rPr>
       </w:pPr>
       <w:r>
         <w:rPr>
-          <w:rFonts w:ascii="Consolas" w:hAnsi="Consolas"/>
-          <w:sz w:val="16"/>
-        </w:rPr>
-        <w:t xml:space="preserve">    public static void main(String[] args) { String text="java oop java classes oop java"; Map&lt;String,Integer&gt; freq=new HashMap&lt;&gt;(); for(String word:text.split(" ")) freq.merge(word,1,Integer::sum); freq.entrySet().stream().sorted(Map.Entry.&lt;String,Integer&gt;comparingByValue().reversed().thenComparing(Map.Entry.comparingByKey())).forEach(e-&gt;System.out.println(e.getKey()+": "+e.getValue())); }</w:t>
+          <w:rFonts w:ascii="Consolas" w:eastAsia="Times New Roman" w:hAnsi="Consolas" w:cs="Times New Roman"/>
+          <w:color w:val="569CD6"/>
+          <w:sz w:val="21"/>
+          <w:szCs w:val="21"/>
+        </w:rPr>
+        <w:t>public</w:t>
+      </w:r>
+      <w:r>
+        <w:rPr>
+          <w:rFonts w:ascii="Consolas" w:eastAsia="Times New Roman" w:hAnsi="Consolas" w:cs="Times New Roman"/>
+          <w:color w:val="BBBEBF"/>
+          <w:sz w:val="21"/>
+          <w:szCs w:val="21"/>
+        </w:rPr>
+        <w:t xml:space="preserve"> </w:t>
+      </w:r>
+      <w:r>
+        <w:rPr>
+          <w:rFonts w:ascii="Consolas" w:eastAsia="Times New Roman" w:hAnsi="Consolas" w:cs="Times New Roman"/>
+          <w:color w:val="569CD6"/>
+          <w:sz w:val="21"/>
+          <w:szCs w:val="21"/>
+        </w:rPr>
+        <w:t>class</w:t>
+      </w:r>
+      <w:r>
+        <w:rPr>
+          <w:rFonts w:ascii="Consolas" w:eastAsia="Times New Roman" w:hAnsi="Consolas" w:cs="Times New Roman"/>
+          <w:color w:val="BBBEBF"/>
+          <w:sz w:val="21"/>
+          <w:szCs w:val="21"/>
+        </w:rPr>
+        <w:t xml:space="preserve"> </w:t>
+      </w:r>
+      <w:r>
+        <w:rPr>
+          <w:rFonts w:ascii="Consolas" w:eastAsia="Times New Roman" w:hAnsi="Consolas" w:cs="Times New Roman"/>
+          <w:color w:val="4EC9B0"/>
+          <w:sz w:val="21"/>
+          <w:szCs w:val="21"/>
+        </w:rPr>
+        <w:t>Exercise4WordFrequency</w:t>
+      </w:r>
+      <w:r>
+        <w:rPr>
+          <w:rFonts w:ascii="Consolas" w:eastAsia="Times New Roman" w:hAnsi="Consolas" w:cs="Times New Roman"/>
+          <w:color w:val="BBBEBF"/>
+          <w:sz w:val="21"/>
+          <w:szCs w:val="21"/>
+        </w:rPr>
+        <w:t xml:space="preserve"> {</w:t>
       </w:r>
     </w:p>
     <w:p>
       <w:pPr>
-        <w:spacing w:after="0"/>
+        <w:shd w:val="clear" w:color="auto" w:fill="121314"/>
+        <w:spacing w:after="0" w:line="285" w:lineRule="atLeast"/>
+        <w:rPr>
+          <w:rFonts w:ascii="Consolas" w:eastAsia="Times New Roman" w:hAnsi="Consolas" w:cs="Times New Roman"/>
+          <w:color w:val="BBBEBF"/>
+          <w:sz w:val="21"/>
+          <w:szCs w:val="21"/>
+        </w:rPr>
       </w:pPr>
       <w:r>
         <w:rPr>
-          <w:rFonts w:ascii="Consolas" w:hAnsi="Consolas"/>
-          <w:sz w:val="16"/>
-        </w:rPr>
-        <w:t>}</w:t>
-      </w:r>
-    </w:p>
-    <w:p>
-      <w:r>
-        <w:t>Expected output (sample):</w:t>
+          <w:rFonts w:ascii="Consolas" w:eastAsia="Times New Roman" w:hAnsi="Consolas" w:cs="Times New Roman"/>
+          <w:color w:val="BBBEBF"/>
+          <w:sz w:val="21"/>
+          <w:szCs w:val="21"/>
+        </w:rPr>
+        <w:t xml:space="preserve">    </w:t>
+      </w:r>
+      <w:r>
+        <w:rPr>
+          <w:rFonts w:ascii="Consolas" w:eastAsia="Times New Roman" w:hAnsi="Consolas" w:cs="Times New Roman"/>
+          <w:color w:val="569CD6"/>
+          <w:sz w:val="21"/>
+          <w:szCs w:val="21"/>
+        </w:rPr>
+        <w:t>public</w:t>
+      </w:r>
+      <w:r>
+        <w:rPr>
+          <w:rFonts w:ascii="Consolas" w:eastAsia="Times New Roman" w:hAnsi="Consolas" w:cs="Times New Roman"/>
+          <w:color w:val="BBBEBF"/>
+          <w:sz w:val="21"/>
+          <w:szCs w:val="21"/>
+        </w:rPr>
+        <w:t xml:space="preserve"> </w:t>
+      </w:r>
+      <w:r>
+        <w:rPr>
+          <w:rFonts w:ascii="Consolas" w:eastAsia="Times New Roman" w:hAnsi="Consolas" w:cs="Times New Roman"/>
+          <w:color w:val="569CD6"/>
+          <w:sz w:val="21"/>
+          <w:szCs w:val="21"/>
+        </w:rPr>
+        <w:t>static</w:t>
+      </w:r>
+      <w:r>
+        <w:rPr>
+          <w:rFonts w:ascii="Consolas" w:eastAsia="Times New Roman" w:hAnsi="Consolas" w:cs="Times New Roman"/>
+          <w:color w:val="BBBEBF"/>
+          <w:sz w:val="21"/>
+          <w:szCs w:val="21"/>
+        </w:rPr>
+        <w:t xml:space="preserve"> </w:t>
+      </w:r>
+      <w:r>
+        <w:rPr>
+          <w:rFonts w:ascii="Consolas" w:eastAsia="Times New Roman" w:hAnsi="Consolas" w:cs="Times New Roman"/>
+          <w:color w:val="4EC9B0"/>
+          <w:sz w:val="21"/>
+          <w:szCs w:val="21"/>
+        </w:rPr>
+        <w:t>void</w:t>
+      </w:r>
+      <w:r>
+        <w:rPr>
+          <w:rFonts w:ascii="Consolas" w:eastAsia="Times New Roman" w:hAnsi="Consolas" w:cs="Times New Roman"/>
+          <w:color w:val="BBBEBF"/>
+          <w:sz w:val="21"/>
+          <w:szCs w:val="21"/>
+        </w:rPr>
+        <w:t xml:space="preserve"> </w:t>
+      </w:r>
+      <w:r>
+        <w:rPr>
+          <w:rFonts w:ascii="Consolas" w:eastAsia="Times New Roman" w:hAnsi="Consolas" w:cs="Times New Roman"/>
+          <w:color w:val="D2A8FF"/>
+          <w:sz w:val="21"/>
+          <w:szCs w:val="21"/>
+        </w:rPr>
+        <w:t>main</w:t>
+      </w:r>
+      <w:r>
+        <w:rPr>
+          <w:rFonts w:ascii="Consolas" w:eastAsia="Times New Roman" w:hAnsi="Consolas" w:cs="Times New Roman"/>
+          <w:color w:val="BBBEBF"/>
+          <w:sz w:val="21"/>
+          <w:szCs w:val="21"/>
+        </w:rPr>
+        <w:t>(</w:t>
+      </w:r>
+      <w:r>
+        <w:rPr>
+          <w:rFonts w:ascii="Consolas" w:eastAsia="Times New Roman" w:hAnsi="Consolas" w:cs="Times New Roman"/>
+          <w:color w:val="4EC9B0"/>
+          <w:sz w:val="21"/>
+          <w:szCs w:val="21"/>
+        </w:rPr>
+        <w:t>String</w:t>
+      </w:r>
+      <w:r>
+        <w:rPr>
+          <w:rFonts w:ascii="Consolas" w:eastAsia="Times New Roman" w:hAnsi="Consolas" w:cs="Times New Roman"/>
+          <w:color w:val="BBBEBF"/>
+          <w:sz w:val="21"/>
+          <w:szCs w:val="21"/>
+        </w:rPr>
+        <w:t xml:space="preserve">[] </w:t>
+      </w:r>
+      <w:r>
+        <w:rPr>
+          <w:rFonts w:ascii="Consolas" w:eastAsia="Times New Roman" w:hAnsi="Consolas" w:cs="Times New Roman"/>
+          <w:color w:val="FFA657"/>
+          <w:sz w:val="21"/>
+          <w:szCs w:val="21"/>
+        </w:rPr>
+        <w:t>args</w:t>
+      </w:r>
+      <w:r>
+        <w:rPr>
+          <w:rFonts w:ascii="Consolas" w:eastAsia="Times New Roman" w:hAnsi="Consolas" w:cs="Times New Roman"/>
+          <w:color w:val="BBBEBF"/>
+          <w:sz w:val="21"/>
+          <w:szCs w:val="21"/>
+        </w:rPr>
+        <w:t>) {</w:t>
       </w:r>
     </w:p>
     <w:p>
       <w:pPr>
-        <w:spacing w:after="0"/>
+        <w:shd w:val="clear" w:color="auto" w:fill="121314"/>
+        <w:spacing w:after="0" w:line="285" w:lineRule="atLeast"/>
+        <w:rPr>
+          <w:rFonts w:ascii="Consolas" w:eastAsia="Times New Roman" w:hAnsi="Consolas" w:cs="Times New Roman"/>
+          <w:color w:val="BBBEBF"/>
+          <w:sz w:val="21"/>
+          <w:szCs w:val="21"/>
+        </w:rPr>
       </w:pPr>
       <w:r>
         <w:rPr>
-          <w:rFonts w:ascii="Consolas" w:hAnsi="Consolas"/>
-          <w:sz w:val="16"/>
-        </w:rPr>
-        <w:t>java: 3</w:t>
+          <w:rFonts w:ascii="Consolas" w:eastAsia="Times New Roman" w:hAnsi="Consolas" w:cs="Times New Roman"/>
+          <w:color w:val="BBBEBF"/>
+          <w:sz w:val="21"/>
+          <w:szCs w:val="21"/>
+        </w:rPr>
+        <w:t xml:space="preserve">        </w:t>
+      </w:r>
+      <w:r>
+        <w:rPr>
+          <w:rFonts w:ascii="Consolas" w:eastAsia="Times New Roman" w:hAnsi="Consolas" w:cs="Times New Roman"/>
+          <w:color w:val="4EC9B0"/>
+          <w:sz w:val="21"/>
+          <w:szCs w:val="21"/>
+        </w:rPr>
+        <w:t>String</w:t>
+      </w:r>
+      <w:r>
+        <w:rPr>
+          <w:rFonts w:ascii="Consolas" w:eastAsia="Times New Roman" w:hAnsi="Consolas" w:cs="Times New Roman"/>
+          <w:color w:val="FFA657"/>
+          <w:sz w:val="21"/>
+          <w:szCs w:val="21"/>
+        </w:rPr>
+        <w:t xml:space="preserve"> </w:t>
+      </w:r>
+      <w:r>
+        <w:rPr>
+          <w:rFonts w:ascii="Consolas" w:eastAsia="Times New Roman" w:hAnsi="Consolas" w:cs="Times New Roman"/>
+          <w:color w:val="C9D1D9"/>
+          <w:sz w:val="21"/>
+          <w:szCs w:val="21"/>
+        </w:rPr>
+        <w:t>text</w:t>
+      </w:r>
+      <w:r>
+        <w:rPr>
+          <w:rFonts w:ascii="Consolas" w:eastAsia="Times New Roman" w:hAnsi="Consolas" w:cs="Times New Roman"/>
+          <w:color w:val="FFA657"/>
+          <w:sz w:val="21"/>
+          <w:szCs w:val="21"/>
+        </w:rPr>
+        <w:t xml:space="preserve"> </w:t>
+      </w:r>
+      <w:r>
+        <w:rPr>
+          <w:rFonts w:ascii="Consolas" w:eastAsia="Times New Roman" w:hAnsi="Consolas" w:cs="Times New Roman"/>
+          <w:color w:val="D4D4D4"/>
+          <w:sz w:val="21"/>
+          <w:szCs w:val="21"/>
+        </w:rPr>
+        <w:t>=</w:t>
+      </w:r>
+      <w:r>
+        <w:rPr>
+          <w:rFonts w:ascii="Consolas" w:eastAsia="Times New Roman" w:hAnsi="Consolas" w:cs="Times New Roman"/>
+          <w:color w:val="BBBEBF"/>
+          <w:sz w:val="21"/>
+          <w:szCs w:val="21"/>
+        </w:rPr>
+        <w:t xml:space="preserve"> </w:t>
+      </w:r>
+      <w:r>
+        <w:rPr>
+          <w:rFonts w:ascii="Consolas" w:eastAsia="Times New Roman" w:hAnsi="Consolas" w:cs="Times New Roman"/>
+          <w:color w:val="A5D6FF"/>
+          <w:sz w:val="21"/>
+          <w:szCs w:val="21"/>
+        </w:rPr>
+        <w:t>"java oop java classes oop java"</w:t>
+      </w:r>
+      <w:r>
+        <w:rPr>
+          <w:rFonts w:ascii="Consolas" w:eastAsia="Times New Roman" w:hAnsi="Consolas" w:cs="Times New Roman"/>
+          <w:color w:val="BBBEBF"/>
+          <w:sz w:val="21"/>
+          <w:szCs w:val="21"/>
+        </w:rPr>
+        <w:t>;</w:t>
       </w:r>
     </w:p>
     <w:p>
       <w:pPr>
-        <w:spacing w:after="0"/>
+        <w:shd w:val="clear" w:color="auto" w:fill="121314"/>
+        <w:spacing w:after="0" w:line="285" w:lineRule="atLeast"/>
+        <w:rPr>
+          <w:rFonts w:ascii="Consolas" w:eastAsia="Times New Roman" w:hAnsi="Consolas" w:cs="Times New Roman"/>
+          <w:color w:val="BBBEBF"/>
+          <w:sz w:val="21"/>
+          <w:szCs w:val="21"/>
+        </w:rPr>
       </w:pPr>
       <w:r>
         <w:rPr>
-          <w:rFonts w:ascii="Consolas" w:hAnsi="Consolas"/>
-          <w:sz w:val="16"/>
-        </w:rPr>
-        <w:t>oop: 2</w:t>
+          <w:rFonts w:ascii="Consolas" w:eastAsia="Times New Roman" w:hAnsi="Consolas" w:cs="Times New Roman"/>
+          <w:color w:val="BBBEBF"/>
+          <w:sz w:val="21"/>
+          <w:szCs w:val="21"/>
+        </w:rPr>
+        <w:t xml:space="preserve">        </w:t>
+      </w:r>
+      <w:r>
+        <w:rPr>
+          <w:rFonts w:ascii="Consolas" w:eastAsia="Times New Roman" w:hAnsi="Consolas" w:cs="Times New Roman"/>
+          <w:color w:val="4EC9B0"/>
+          <w:sz w:val="21"/>
+          <w:szCs w:val="21"/>
+        </w:rPr>
+        <w:t>Map</w:t>
+      </w:r>
+      <w:r>
+        <w:rPr>
+          <w:rFonts w:ascii="Consolas" w:eastAsia="Times New Roman" w:hAnsi="Consolas" w:cs="Times New Roman"/>
+          <w:color w:val="FFA657"/>
+          <w:sz w:val="21"/>
+          <w:szCs w:val="21"/>
+        </w:rPr>
+        <w:t>&lt;</w:t>
+      </w:r>
+      <w:r>
+        <w:rPr>
+          <w:rFonts w:ascii="Consolas" w:eastAsia="Times New Roman" w:hAnsi="Consolas" w:cs="Times New Roman"/>
+          <w:color w:val="4EC9B0"/>
+          <w:sz w:val="21"/>
+          <w:szCs w:val="21"/>
+        </w:rPr>
+        <w:t>String</w:t>
+      </w:r>
+      <w:r>
+        <w:rPr>
+          <w:rFonts w:ascii="Consolas" w:eastAsia="Times New Roman" w:hAnsi="Consolas" w:cs="Times New Roman"/>
+          <w:color w:val="FFA657"/>
+          <w:sz w:val="21"/>
+          <w:szCs w:val="21"/>
+        </w:rPr>
+        <w:t xml:space="preserve">, </w:t>
+      </w:r>
+      <w:r>
+        <w:rPr>
+          <w:rFonts w:ascii="Consolas" w:eastAsia="Times New Roman" w:hAnsi="Consolas" w:cs="Times New Roman"/>
+          <w:color w:val="4EC9B0"/>
+          <w:sz w:val="21"/>
+          <w:szCs w:val="21"/>
+        </w:rPr>
+        <w:t>Integer</w:t>
+      </w:r>
+      <w:r>
+        <w:rPr>
+          <w:rFonts w:ascii="Consolas" w:eastAsia="Times New Roman" w:hAnsi="Consolas" w:cs="Times New Roman"/>
+          <w:color w:val="FFA657"/>
+          <w:sz w:val="21"/>
+          <w:szCs w:val="21"/>
+        </w:rPr>
+        <w:t xml:space="preserve">&gt; </w:t>
+      </w:r>
+      <w:r>
+        <w:rPr>
+          <w:rFonts w:ascii="Consolas" w:eastAsia="Times New Roman" w:hAnsi="Consolas" w:cs="Times New Roman"/>
+          <w:color w:val="C9D1D9"/>
+          <w:sz w:val="21"/>
+          <w:szCs w:val="21"/>
+        </w:rPr>
+        <w:t>frequencies</w:t>
+      </w:r>
+      <w:r>
+        <w:rPr>
+          <w:rFonts w:ascii="Consolas" w:eastAsia="Times New Roman" w:hAnsi="Consolas" w:cs="Times New Roman"/>
+          <w:color w:val="FFA657"/>
+          <w:sz w:val="21"/>
+          <w:szCs w:val="21"/>
+        </w:rPr>
+        <w:t xml:space="preserve"> </w:t>
+      </w:r>
+      <w:r>
+        <w:rPr>
+          <w:rFonts w:ascii="Consolas" w:eastAsia="Times New Roman" w:hAnsi="Consolas" w:cs="Times New Roman"/>
+          <w:color w:val="D4D4D4"/>
+          <w:sz w:val="21"/>
+          <w:szCs w:val="21"/>
+        </w:rPr>
+        <w:t>=</w:t>
+      </w:r>
+      <w:r>
+        <w:rPr>
+          <w:rFonts w:ascii="Consolas" w:eastAsia="Times New Roman" w:hAnsi="Consolas" w:cs="Times New Roman"/>
+          <w:color w:val="BBBEBF"/>
+          <w:sz w:val="21"/>
+          <w:szCs w:val="21"/>
+        </w:rPr>
+        <w:t xml:space="preserve"> </w:t>
+      </w:r>
+      <w:r>
+        <w:rPr>
+          <w:rFonts w:ascii="Consolas" w:eastAsia="Times New Roman" w:hAnsi="Consolas" w:cs="Times New Roman"/>
+          <w:color w:val="C586C0"/>
+          <w:sz w:val="21"/>
+          <w:szCs w:val="21"/>
+        </w:rPr>
+        <w:t>new</w:t>
+      </w:r>
+      <w:r>
+        <w:rPr>
+          <w:rFonts w:ascii="Consolas" w:eastAsia="Times New Roman" w:hAnsi="Consolas" w:cs="Times New Roman"/>
+          <w:color w:val="BBBEBF"/>
+          <w:sz w:val="21"/>
+          <w:szCs w:val="21"/>
+        </w:rPr>
+        <w:t xml:space="preserve"> </w:t>
+      </w:r>
+      <w:r>
+        <w:rPr>
+          <w:rFonts w:ascii="Consolas" w:eastAsia="Times New Roman" w:hAnsi="Consolas" w:cs="Times New Roman"/>
+          <w:color w:val="D2A8FF"/>
+          <w:sz w:val="21"/>
+          <w:szCs w:val="21"/>
+        </w:rPr>
+        <w:t>HashMap</w:t>
+      </w:r>
+      <w:r>
+        <w:rPr>
+          <w:rFonts w:ascii="Consolas" w:eastAsia="Times New Roman" w:hAnsi="Consolas" w:cs="Times New Roman"/>
+          <w:color w:val="BBBEBF"/>
+          <w:sz w:val="21"/>
+          <w:szCs w:val="21"/>
+        </w:rPr>
+        <w:t>&lt;&gt;();</w:t>
       </w:r>
     </w:p>
     <w:p>
       <w:pPr>
-        <w:spacing w:after="0"/>
+        <w:shd w:val="clear" w:color="auto" w:fill="121314"/>
+        <w:spacing w:after="0" w:line="285" w:lineRule="atLeast"/>
+        <w:rPr>
+          <w:rFonts w:ascii="Consolas" w:eastAsia="Times New Roman" w:hAnsi="Consolas" w:cs="Times New Roman"/>
+          <w:color w:val="BBBEBF"/>
+          <w:sz w:val="21"/>
+          <w:szCs w:val="21"/>
+        </w:rPr>
       </w:pPr>
+    </w:p>
+    <w:p>
+      <w:pPr>
+        <w:shd w:val="clear" w:color="auto" w:fill="121314"/>
+        <w:spacing w:after="0" w:line="285" w:lineRule="atLeast"/>
+        <w:rPr>
+          <w:rFonts w:ascii="Consolas" w:eastAsia="Times New Roman" w:hAnsi="Consolas" w:cs="Times New Roman"/>
+          <w:color w:val="BBBEBF"/>
+          <w:sz w:val="21"/>
+          <w:szCs w:val="21"/>
+        </w:rPr>
+      </w:pPr>
+      <w:r>
+        <w:rPr>
+          <w:rFonts w:ascii="Consolas" w:eastAsia="Times New Roman" w:hAnsi="Consolas" w:cs="Times New Roman"/>
+          <w:color w:val="BBBEBF"/>
+          <w:sz w:val="21"/>
+          <w:szCs w:val="21"/>
+        </w:rPr>
+        <w:t xml:space="preserve">        </w:t>
+      </w:r>
+      <w:r>
+        <w:rPr>
+          <w:rFonts w:ascii="Consolas" w:eastAsia="Times New Roman" w:hAnsi="Consolas" w:cs="Times New Roman"/>
+          <w:color w:val="C586C0"/>
+          <w:sz w:val="21"/>
+          <w:szCs w:val="21"/>
+        </w:rPr>
+        <w:t>for</w:t>
+      </w:r>
+      <w:r>
+        <w:rPr>
+          <w:rFonts w:ascii="Consolas" w:eastAsia="Times New Roman" w:hAnsi="Consolas" w:cs="Times New Roman"/>
+          <w:color w:val="BBBEBF"/>
+          <w:sz w:val="21"/>
+          <w:szCs w:val="21"/>
+        </w:rPr>
+        <w:t xml:space="preserve"> (</w:t>
+      </w:r>
+      <w:r>
+        <w:rPr>
+          <w:rFonts w:ascii="Consolas" w:eastAsia="Times New Roman" w:hAnsi="Consolas" w:cs="Times New Roman"/>
+          <w:color w:val="4EC9B0"/>
+          <w:sz w:val="21"/>
+          <w:szCs w:val="21"/>
+        </w:rPr>
+        <w:t>String</w:t>
+      </w:r>
+      <w:r>
+        <w:rPr>
+          <w:rFonts w:ascii="Consolas" w:eastAsia="Times New Roman" w:hAnsi="Consolas" w:cs="Times New Roman"/>
+          <w:color w:val="FFA657"/>
+          <w:sz w:val="21"/>
+          <w:szCs w:val="21"/>
+        </w:rPr>
+        <w:t xml:space="preserve"> </w:t>
+      </w:r>
+      <w:r>
+        <w:rPr>
+          <w:rFonts w:ascii="Consolas" w:eastAsia="Times New Roman" w:hAnsi="Consolas" w:cs="Times New Roman"/>
+          <w:color w:val="C9D1D9"/>
+          <w:sz w:val="21"/>
+          <w:szCs w:val="21"/>
+        </w:rPr>
+        <w:t>word</w:t>
+      </w:r>
+      <w:r>
+        <w:rPr>
+          <w:rFonts w:ascii="Consolas" w:eastAsia="Times New Roman" w:hAnsi="Consolas" w:cs="Times New Roman"/>
+          <w:color w:val="FFA657"/>
+          <w:sz w:val="21"/>
+          <w:szCs w:val="21"/>
+        </w:rPr>
+        <w:t xml:space="preserve"> </w:t>
+      </w:r>
+      <w:r>
+        <w:rPr>
+          <w:rFonts w:ascii="Consolas" w:eastAsia="Times New Roman" w:hAnsi="Consolas" w:cs="Times New Roman"/>
+          <w:color w:val="C586C0"/>
+          <w:sz w:val="21"/>
+          <w:szCs w:val="21"/>
+        </w:rPr>
+        <w:t>:</w:t>
+      </w:r>
+      <w:r>
+        <w:rPr>
+          <w:rFonts w:ascii="Consolas" w:eastAsia="Times New Roman" w:hAnsi="Consolas" w:cs="Times New Roman"/>
+          <w:color w:val="BBBEBF"/>
+          <w:sz w:val="21"/>
+          <w:szCs w:val="21"/>
+        </w:rPr>
+        <w:t xml:space="preserve"> </w:t>
+      </w:r>
+      <w:r>
+        <w:rPr>
+          <w:rFonts w:ascii="Consolas" w:eastAsia="Times New Roman" w:hAnsi="Consolas" w:cs="Times New Roman"/>
+          <w:color w:val="C9D1D9"/>
+          <w:sz w:val="21"/>
+          <w:szCs w:val="21"/>
+        </w:rPr>
+        <w:t>text</w:t>
+      </w:r>
+      <w:r>
+        <w:rPr>
+          <w:rFonts w:ascii="Consolas" w:eastAsia="Times New Roman" w:hAnsi="Consolas" w:cs="Times New Roman"/>
+          <w:color w:val="BBBEBF"/>
+          <w:sz w:val="21"/>
+          <w:szCs w:val="21"/>
+        </w:rPr>
+        <w:t>.</w:t>
+      </w:r>
+      <w:r>
+        <w:rPr>
+          <w:rFonts w:ascii="Consolas" w:eastAsia="Times New Roman" w:hAnsi="Consolas" w:cs="Times New Roman"/>
+          <w:color w:val="D2A8FF"/>
+          <w:sz w:val="21"/>
+          <w:szCs w:val="21"/>
+        </w:rPr>
+        <w:t>split</w:t>
+      </w:r>
+      <w:r>
+        <w:rPr>
+          <w:rFonts w:ascii="Consolas" w:eastAsia="Times New Roman" w:hAnsi="Consolas" w:cs="Times New Roman"/>
+          <w:color w:val="BBBEBF"/>
+          <w:sz w:val="21"/>
+          <w:szCs w:val="21"/>
+        </w:rPr>
+        <w:t>(</w:t>
+      </w:r>
+      <w:r>
+        <w:rPr>
+          <w:rFonts w:ascii="Consolas" w:eastAsia="Times New Roman" w:hAnsi="Consolas" w:cs="Times New Roman"/>
+          <w:color w:val="A5D6FF"/>
+          <w:sz w:val="21"/>
+          <w:szCs w:val="21"/>
+        </w:rPr>
+        <w:t>" "</w:t>
+      </w:r>
+      <w:r>
+        <w:rPr>
+          <w:rFonts w:ascii="Consolas" w:eastAsia="Times New Roman" w:hAnsi="Consolas" w:cs="Times New Roman"/>
+          <w:color w:val="BBBEBF"/>
+          <w:sz w:val="21"/>
+          <w:szCs w:val="21"/>
+        </w:rPr>
+        <w:t>)) {</w:t>
+      </w:r>
+    </w:p>
+    <w:p>
+      <w:pPr>
+        <w:shd w:val="clear" w:color="auto" w:fill="121314"/>
+        <w:spacing w:after="0" w:line="285" w:lineRule="atLeast"/>
+        <w:rPr>
+          <w:rFonts w:ascii="Consolas" w:eastAsia="Times New Roman" w:hAnsi="Consolas" w:cs="Times New Roman"/>
+          <w:color w:val="BBBEBF"/>
+          <w:sz w:val="21"/>
+          <w:szCs w:val="21"/>
+        </w:rPr>
+      </w:pPr>
+      <w:r>
+        <w:rPr>
+          <w:rFonts w:ascii="Consolas" w:eastAsia="Times New Roman" w:hAnsi="Consolas" w:cs="Times New Roman"/>
+          <w:color w:val="BBBEBF"/>
+          <w:sz w:val="21"/>
+          <w:szCs w:val="21"/>
+        </w:rPr>
+        <w:t xml:space="preserve">            </w:t>
+      </w:r>
+      <w:r>
+        <w:rPr>
+          <w:rFonts w:ascii="Consolas" w:eastAsia="Times New Roman" w:hAnsi="Consolas" w:cs="Times New Roman"/>
+          <w:color w:val="C9D1D9"/>
+          <w:sz w:val="21"/>
+          <w:szCs w:val="21"/>
+        </w:rPr>
+        <w:t>frequencies</w:t>
+      </w:r>
+      <w:r>
+        <w:rPr>
+          <w:rFonts w:ascii="Consolas" w:eastAsia="Times New Roman" w:hAnsi="Consolas" w:cs="Times New Roman"/>
+          <w:color w:val="BBBEBF"/>
+          <w:sz w:val="21"/>
+          <w:szCs w:val="21"/>
+        </w:rPr>
+        <w:t>.</w:t>
+      </w:r>
+      <w:r>
+        <w:rPr>
+          <w:rFonts w:ascii="Consolas" w:eastAsia="Times New Roman" w:hAnsi="Consolas" w:cs="Times New Roman"/>
+          <w:color w:val="D2A8FF"/>
+          <w:sz w:val="21"/>
+          <w:szCs w:val="21"/>
+        </w:rPr>
+        <w:t>merge</w:t>
+      </w:r>
+      <w:r>
+        <w:rPr>
+          <w:rFonts w:ascii="Consolas" w:eastAsia="Times New Roman" w:hAnsi="Consolas" w:cs="Times New Roman"/>
+          <w:color w:val="BBBEBF"/>
+          <w:sz w:val="21"/>
+          <w:szCs w:val="21"/>
+        </w:rPr>
+        <w:t>(</w:t>
+      </w:r>
+      <w:r>
+        <w:rPr>
+          <w:rFonts w:ascii="Consolas" w:eastAsia="Times New Roman" w:hAnsi="Consolas" w:cs="Times New Roman"/>
+          <w:color w:val="C9D1D9"/>
+          <w:sz w:val="21"/>
+          <w:szCs w:val="21"/>
+        </w:rPr>
+        <w:t>word</w:t>
+      </w:r>
+      <w:r>
+        <w:rPr>
+          <w:rFonts w:ascii="Consolas" w:eastAsia="Times New Roman" w:hAnsi="Consolas" w:cs="Times New Roman"/>
+          <w:color w:val="BBBEBF"/>
+          <w:sz w:val="21"/>
+          <w:szCs w:val="21"/>
+        </w:rPr>
+        <w:t xml:space="preserve">, </w:t>
+      </w:r>
+      <w:r>
+        <w:rPr>
+          <w:rFonts w:ascii="Consolas" w:eastAsia="Times New Roman" w:hAnsi="Consolas" w:cs="Times New Roman"/>
+          <w:color w:val="B5CEA8"/>
+          <w:sz w:val="21"/>
+          <w:szCs w:val="21"/>
+        </w:rPr>
+        <w:t>1</w:t>
+      </w:r>
+      <w:r>
+        <w:rPr>
+          <w:rFonts w:ascii="Consolas" w:eastAsia="Times New Roman" w:hAnsi="Consolas" w:cs="Times New Roman"/>
+          <w:color w:val="BBBEBF"/>
+          <w:sz w:val="21"/>
+          <w:szCs w:val="21"/>
+        </w:rPr>
+        <w:t xml:space="preserve">, </w:t>
+      </w:r>
+      <w:r>
+        <w:rPr>
+          <w:rFonts w:ascii="Consolas" w:eastAsia="Times New Roman" w:hAnsi="Consolas" w:cs="Times New Roman"/>
+          <w:color w:val="4EC9B0"/>
+          <w:sz w:val="21"/>
+          <w:szCs w:val="21"/>
+        </w:rPr>
+        <w:t>Integer</w:t>
+      </w:r>
+      <w:r>
+        <w:rPr>
+          <w:rFonts w:ascii="Consolas" w:eastAsia="Times New Roman" w:hAnsi="Consolas" w:cs="Times New Roman"/>
+          <w:color w:val="C586C0"/>
+          <w:sz w:val="21"/>
+          <w:szCs w:val="21"/>
+        </w:rPr>
+        <w:t>::</w:t>
+      </w:r>
+      <w:r>
+        <w:rPr>
+          <w:rFonts w:ascii="Consolas" w:eastAsia="Times New Roman" w:hAnsi="Consolas" w:cs="Times New Roman"/>
+          <w:color w:val="D2A8FF"/>
+          <w:sz w:val="21"/>
+          <w:szCs w:val="21"/>
+        </w:rPr>
+        <w:t>sum</w:t>
+      </w:r>
+      <w:r>
+        <w:rPr>
+          <w:rFonts w:ascii="Consolas" w:eastAsia="Times New Roman" w:hAnsi="Consolas" w:cs="Times New Roman"/>
+          <w:color w:val="BBBEBF"/>
+          <w:sz w:val="21"/>
+          <w:szCs w:val="21"/>
+        </w:rPr>
+        <w:t>);</w:t>
+      </w:r>
+    </w:p>
+    <w:p>
+      <w:pPr>
+        <w:shd w:val="clear" w:color="auto" w:fill="121314"/>
+        <w:spacing w:after="0" w:line="285" w:lineRule="atLeast"/>
+        <w:rPr>
+          <w:rFonts w:ascii="Consolas" w:eastAsia="Times New Roman" w:hAnsi="Consolas" w:cs="Times New Roman"/>
+          <w:color w:val="BBBEBF"/>
+          <w:sz w:val="21"/>
+          <w:szCs w:val="21"/>
+        </w:rPr>
+      </w:pPr>
+      <w:r>
+        <w:rPr>
+          <w:rFonts w:ascii="Consolas" w:eastAsia="Times New Roman" w:hAnsi="Consolas" w:cs="Times New Roman"/>
+          <w:color w:val="BBBEBF"/>
+          <w:sz w:val="21"/>
+          <w:szCs w:val="21"/>
+        </w:rPr>
+        <w:t>        }</w:t>
+      </w:r>
+    </w:p>
+    <w:p>
+      <w:pPr>
+        <w:shd w:val="clear" w:color="auto" w:fill="121314"/>
+        <w:spacing w:after="0" w:line="285" w:lineRule="atLeast"/>
+        <w:rPr>
+          <w:rFonts w:ascii="Consolas" w:eastAsia="Times New Roman" w:hAnsi="Consolas" w:cs="Times New Roman"/>
+          <w:color w:val="BBBEBF"/>
+          <w:sz w:val="21"/>
+          <w:szCs w:val="21"/>
+        </w:rPr>
+      </w:pPr>
+    </w:p>
+    <w:p>
+      <w:pPr>
+        <w:shd w:val="clear" w:color="auto" w:fill="121314"/>
+        <w:spacing w:after="0" w:line="285" w:lineRule="atLeast"/>
+        <w:rPr>
+          <w:rFonts w:ascii="Consolas" w:eastAsia="Times New Roman" w:hAnsi="Consolas" w:cs="Times New Roman"/>
+          <w:color w:val="BBBEBF"/>
+          <w:sz w:val="21"/>
+          <w:szCs w:val="21"/>
+        </w:rPr>
+      </w:pPr>
+      <w:r>
+        <w:rPr>
+          <w:rFonts w:ascii="Consolas" w:eastAsia="Times New Roman" w:hAnsi="Consolas" w:cs="Times New Roman"/>
+          <w:color w:val="BBBEBF"/>
+          <w:sz w:val="21"/>
+          <w:szCs w:val="21"/>
+        </w:rPr>
+        <w:t xml:space="preserve">        </w:t>
+      </w:r>
+      <w:r>
+        <w:rPr>
+          <w:rFonts w:ascii="Consolas" w:eastAsia="Times New Roman" w:hAnsi="Consolas" w:cs="Times New Roman"/>
+          <w:color w:val="8B949E"/>
+          <w:sz w:val="21"/>
+          <w:szCs w:val="21"/>
+        </w:rPr>
+        <w:t>// Ties are ordered alphabetically for predictable output.</w:t>
+      </w:r>
+    </w:p>
+    <w:p>
+      <w:pPr>
+        <w:shd w:val="clear" w:color="auto" w:fill="121314"/>
+        <w:spacing w:after="0" w:line="285" w:lineRule="atLeast"/>
+        <w:rPr>
+          <w:rFonts w:ascii="Consolas" w:eastAsia="Times New Roman" w:hAnsi="Consolas" w:cs="Times New Roman"/>
+          <w:color w:val="BBBEBF"/>
+          <w:sz w:val="21"/>
+          <w:szCs w:val="21"/>
+        </w:rPr>
+      </w:pPr>
+      <w:r>
+        <w:rPr>
+          <w:rFonts w:ascii="Consolas" w:eastAsia="Times New Roman" w:hAnsi="Consolas" w:cs="Times New Roman"/>
+          <w:color w:val="BBBEBF"/>
+          <w:sz w:val="21"/>
+          <w:szCs w:val="21"/>
+        </w:rPr>
+        <w:lastRenderedPageBreak/>
+        <w:t xml:space="preserve">        </w:t>
+      </w:r>
+      <w:r>
+        <w:rPr>
+          <w:rFonts w:ascii="Consolas" w:eastAsia="Times New Roman" w:hAnsi="Consolas" w:cs="Times New Roman"/>
+          <w:color w:val="C9D1D9"/>
+          <w:sz w:val="21"/>
+          <w:szCs w:val="21"/>
+        </w:rPr>
+        <w:t>frequencies</w:t>
+      </w:r>
+      <w:r>
+        <w:rPr>
+          <w:rFonts w:ascii="Consolas" w:eastAsia="Times New Roman" w:hAnsi="Consolas" w:cs="Times New Roman"/>
+          <w:color w:val="BBBEBF"/>
+          <w:sz w:val="21"/>
+          <w:szCs w:val="21"/>
+        </w:rPr>
+        <w:t>.</w:t>
+      </w:r>
+      <w:r>
+        <w:rPr>
+          <w:rFonts w:ascii="Consolas" w:eastAsia="Times New Roman" w:hAnsi="Consolas" w:cs="Times New Roman"/>
+          <w:color w:val="D2A8FF"/>
+          <w:sz w:val="21"/>
+          <w:szCs w:val="21"/>
+        </w:rPr>
+        <w:t>entrySet</w:t>
+      </w:r>
+      <w:r>
+        <w:rPr>
+          <w:rFonts w:ascii="Consolas" w:eastAsia="Times New Roman" w:hAnsi="Consolas" w:cs="Times New Roman"/>
+          <w:color w:val="BBBEBF"/>
+          <w:sz w:val="21"/>
+          <w:szCs w:val="21"/>
+        </w:rPr>
+        <w:t>().</w:t>
+      </w:r>
+      <w:r>
+        <w:rPr>
+          <w:rFonts w:ascii="Consolas" w:eastAsia="Times New Roman" w:hAnsi="Consolas" w:cs="Times New Roman"/>
+          <w:color w:val="D2A8FF"/>
+          <w:sz w:val="21"/>
+          <w:szCs w:val="21"/>
+        </w:rPr>
+        <w:t>stream</w:t>
+      </w:r>
+      <w:r>
+        <w:rPr>
+          <w:rFonts w:ascii="Consolas" w:eastAsia="Times New Roman" w:hAnsi="Consolas" w:cs="Times New Roman"/>
+          <w:color w:val="BBBEBF"/>
+          <w:sz w:val="21"/>
+          <w:szCs w:val="21"/>
+        </w:rPr>
+        <w:t>()</w:t>
+      </w:r>
+    </w:p>
+    <w:p>
+      <w:pPr>
+        <w:shd w:val="clear" w:color="auto" w:fill="121314"/>
+        <w:spacing w:after="0" w:line="285" w:lineRule="atLeast"/>
+        <w:rPr>
+          <w:rFonts w:ascii="Consolas" w:eastAsia="Times New Roman" w:hAnsi="Consolas" w:cs="Times New Roman"/>
+          <w:color w:val="BBBEBF"/>
+          <w:sz w:val="21"/>
+          <w:szCs w:val="21"/>
+        </w:rPr>
+      </w:pPr>
+      <w:r>
+        <w:rPr>
+          <w:rFonts w:ascii="Consolas" w:eastAsia="Times New Roman" w:hAnsi="Consolas" w:cs="Times New Roman"/>
+          <w:color w:val="BBBEBF"/>
+          <w:sz w:val="21"/>
+          <w:szCs w:val="21"/>
+        </w:rPr>
+        <w:t>                .</w:t>
+      </w:r>
+      <w:r>
+        <w:rPr>
+          <w:rFonts w:ascii="Consolas" w:eastAsia="Times New Roman" w:hAnsi="Consolas" w:cs="Times New Roman"/>
+          <w:color w:val="D2A8FF"/>
+          <w:sz w:val="21"/>
+          <w:szCs w:val="21"/>
+        </w:rPr>
+        <w:t>sorted</w:t>
+      </w:r>
+      <w:r>
+        <w:rPr>
+          <w:rFonts w:ascii="Consolas" w:eastAsia="Times New Roman" w:hAnsi="Consolas" w:cs="Times New Roman"/>
+          <w:color w:val="BBBEBF"/>
+          <w:sz w:val="21"/>
+          <w:szCs w:val="21"/>
+        </w:rPr>
+        <w:t>(</w:t>
+      </w:r>
+      <w:r>
+        <w:rPr>
+          <w:rFonts w:ascii="Consolas" w:eastAsia="Times New Roman" w:hAnsi="Consolas" w:cs="Times New Roman"/>
+          <w:color w:val="4EC9B0"/>
+          <w:sz w:val="21"/>
+          <w:szCs w:val="21"/>
+        </w:rPr>
+        <w:t>Map</w:t>
+      </w:r>
+      <w:r>
+        <w:rPr>
+          <w:rFonts w:ascii="Consolas" w:eastAsia="Times New Roman" w:hAnsi="Consolas" w:cs="Times New Roman"/>
+          <w:color w:val="BBBEBF"/>
+          <w:sz w:val="21"/>
+          <w:szCs w:val="21"/>
+        </w:rPr>
+        <w:t>.</w:t>
+      </w:r>
+      <w:r>
+        <w:rPr>
+          <w:rFonts w:ascii="Consolas" w:eastAsia="Times New Roman" w:hAnsi="Consolas" w:cs="Times New Roman"/>
+          <w:color w:val="4EC9B0"/>
+          <w:sz w:val="21"/>
+          <w:szCs w:val="21"/>
+        </w:rPr>
+        <w:t>Entry</w:t>
+      </w:r>
+      <w:r>
+        <w:rPr>
+          <w:rFonts w:ascii="Consolas" w:eastAsia="Times New Roman" w:hAnsi="Consolas" w:cs="Times New Roman"/>
+          <w:color w:val="BBBEBF"/>
+          <w:sz w:val="21"/>
+          <w:szCs w:val="21"/>
+        </w:rPr>
+        <w:t>.</w:t>
+      </w:r>
+      <w:r>
+        <w:rPr>
+          <w:rFonts w:ascii="Consolas" w:eastAsia="Times New Roman" w:hAnsi="Consolas" w:cs="Times New Roman"/>
+          <w:color w:val="D4D4D4"/>
+          <w:sz w:val="21"/>
+          <w:szCs w:val="21"/>
+        </w:rPr>
+        <w:t>&lt;</w:t>
+      </w:r>
+      <w:r>
+        <w:rPr>
+          <w:rFonts w:ascii="Consolas" w:eastAsia="Times New Roman" w:hAnsi="Consolas" w:cs="Times New Roman"/>
+          <w:color w:val="4EC9B0"/>
+          <w:sz w:val="21"/>
+          <w:szCs w:val="21"/>
+        </w:rPr>
+        <w:t>String</w:t>
+      </w:r>
+      <w:r>
+        <w:rPr>
+          <w:rFonts w:ascii="Consolas" w:eastAsia="Times New Roman" w:hAnsi="Consolas" w:cs="Times New Roman"/>
+          <w:color w:val="BBBEBF"/>
+          <w:sz w:val="21"/>
+          <w:szCs w:val="21"/>
+        </w:rPr>
+        <w:t xml:space="preserve">, </w:t>
+      </w:r>
+      <w:r>
+        <w:rPr>
+          <w:rFonts w:ascii="Consolas" w:eastAsia="Times New Roman" w:hAnsi="Consolas" w:cs="Times New Roman"/>
+          <w:color w:val="4EC9B0"/>
+          <w:sz w:val="21"/>
+          <w:szCs w:val="21"/>
+        </w:rPr>
+        <w:t>Integer</w:t>
+      </w:r>
+      <w:r>
+        <w:rPr>
+          <w:rFonts w:ascii="Consolas" w:eastAsia="Times New Roman" w:hAnsi="Consolas" w:cs="Times New Roman"/>
+          <w:color w:val="D4D4D4"/>
+          <w:sz w:val="21"/>
+          <w:szCs w:val="21"/>
+        </w:rPr>
+        <w:t>&gt;</w:t>
+      </w:r>
+      <w:r>
+        <w:rPr>
+          <w:rFonts w:ascii="Consolas" w:eastAsia="Times New Roman" w:hAnsi="Consolas" w:cs="Times New Roman"/>
+          <w:color w:val="D2A8FF"/>
+          <w:sz w:val="21"/>
+          <w:szCs w:val="21"/>
+        </w:rPr>
+        <w:t>comparingByValue</w:t>
+      </w:r>
+      <w:r>
+        <w:rPr>
+          <w:rFonts w:ascii="Consolas" w:eastAsia="Times New Roman" w:hAnsi="Consolas" w:cs="Times New Roman"/>
+          <w:color w:val="BBBEBF"/>
+          <w:sz w:val="21"/>
+          <w:szCs w:val="21"/>
+        </w:rPr>
+        <w:t>()</w:t>
+      </w:r>
+    </w:p>
+    <w:p>
+      <w:pPr>
+        <w:shd w:val="clear" w:color="auto" w:fill="121314"/>
+        <w:spacing w:after="0" w:line="285" w:lineRule="atLeast"/>
+        <w:rPr>
+          <w:rFonts w:ascii="Consolas" w:eastAsia="Times New Roman" w:hAnsi="Consolas" w:cs="Times New Roman"/>
+          <w:color w:val="BBBEBF"/>
+          <w:sz w:val="21"/>
+          <w:szCs w:val="21"/>
+        </w:rPr>
+      </w:pPr>
+      <w:r>
+        <w:rPr>
+          <w:rFonts w:ascii="Consolas" w:eastAsia="Times New Roman" w:hAnsi="Consolas" w:cs="Times New Roman"/>
+          <w:color w:val="BBBEBF"/>
+          <w:sz w:val="21"/>
+          <w:szCs w:val="21"/>
+        </w:rPr>
+        <w:t>                        .</w:t>
+      </w:r>
+      <w:r>
+        <w:rPr>
+          <w:rFonts w:ascii="Consolas" w:eastAsia="Times New Roman" w:hAnsi="Consolas" w:cs="Times New Roman"/>
+          <w:color w:val="D2A8FF"/>
+          <w:sz w:val="21"/>
+          <w:szCs w:val="21"/>
+        </w:rPr>
+        <w:t>reversed</w:t>
+      </w:r>
+      <w:r>
+        <w:rPr>
+          <w:rFonts w:ascii="Consolas" w:eastAsia="Times New Roman" w:hAnsi="Consolas" w:cs="Times New Roman"/>
+          <w:color w:val="BBBEBF"/>
+          <w:sz w:val="21"/>
+          <w:szCs w:val="21"/>
+        </w:rPr>
+        <w:t>()</w:t>
+      </w:r>
+    </w:p>
+    <w:p>
+      <w:pPr>
+        <w:shd w:val="clear" w:color="auto" w:fill="121314"/>
+        <w:spacing w:after="0" w:line="285" w:lineRule="atLeast"/>
+        <w:rPr>
+          <w:rFonts w:ascii="Consolas" w:eastAsia="Times New Roman" w:hAnsi="Consolas" w:cs="Times New Roman"/>
+          <w:color w:val="BBBEBF"/>
+          <w:sz w:val="21"/>
+          <w:szCs w:val="21"/>
+        </w:rPr>
+      </w:pPr>
+      <w:r>
+        <w:rPr>
+          <w:rFonts w:ascii="Consolas" w:eastAsia="Times New Roman" w:hAnsi="Consolas" w:cs="Times New Roman"/>
+          <w:color w:val="BBBEBF"/>
+          <w:sz w:val="21"/>
+          <w:szCs w:val="21"/>
+        </w:rPr>
+        <w:t>                        .</w:t>
+      </w:r>
+      <w:r>
+        <w:rPr>
+          <w:rFonts w:ascii="Consolas" w:eastAsia="Times New Roman" w:hAnsi="Consolas" w:cs="Times New Roman"/>
+          <w:color w:val="D2A8FF"/>
+          <w:sz w:val="21"/>
+          <w:szCs w:val="21"/>
+        </w:rPr>
+        <w:t>thenComparing</w:t>
+      </w:r>
+      <w:r>
+        <w:rPr>
+          <w:rFonts w:ascii="Consolas" w:eastAsia="Times New Roman" w:hAnsi="Consolas" w:cs="Times New Roman"/>
+          <w:color w:val="BBBEBF"/>
+          <w:sz w:val="21"/>
+          <w:szCs w:val="21"/>
+        </w:rPr>
+        <w:t>(</w:t>
+      </w:r>
+      <w:r>
+        <w:rPr>
+          <w:rFonts w:ascii="Consolas" w:eastAsia="Times New Roman" w:hAnsi="Consolas" w:cs="Times New Roman"/>
+          <w:color w:val="4EC9B0"/>
+          <w:sz w:val="21"/>
+          <w:szCs w:val="21"/>
+        </w:rPr>
+        <w:t>Map</w:t>
+      </w:r>
+      <w:r>
+        <w:rPr>
+          <w:rFonts w:ascii="Consolas" w:eastAsia="Times New Roman" w:hAnsi="Consolas" w:cs="Times New Roman"/>
+          <w:color w:val="BBBEBF"/>
+          <w:sz w:val="21"/>
+          <w:szCs w:val="21"/>
+        </w:rPr>
+        <w:t>.</w:t>
+      </w:r>
+      <w:r>
+        <w:rPr>
+          <w:rFonts w:ascii="Consolas" w:eastAsia="Times New Roman" w:hAnsi="Consolas" w:cs="Times New Roman"/>
+          <w:color w:val="4EC9B0"/>
+          <w:sz w:val="21"/>
+          <w:szCs w:val="21"/>
+        </w:rPr>
+        <w:t>Entry</w:t>
+      </w:r>
+      <w:r>
+        <w:rPr>
+          <w:rFonts w:ascii="Consolas" w:eastAsia="Times New Roman" w:hAnsi="Consolas" w:cs="Times New Roman"/>
+          <w:color w:val="BBBEBF"/>
+          <w:sz w:val="21"/>
+          <w:szCs w:val="21"/>
+        </w:rPr>
+        <w:t>.</w:t>
+      </w:r>
+      <w:r>
+        <w:rPr>
+          <w:rFonts w:ascii="Consolas" w:eastAsia="Times New Roman" w:hAnsi="Consolas" w:cs="Times New Roman"/>
+          <w:color w:val="D2A8FF"/>
+          <w:sz w:val="21"/>
+          <w:szCs w:val="21"/>
+        </w:rPr>
+        <w:t>comparingByKey</w:t>
+      </w:r>
+      <w:r>
+        <w:rPr>
+          <w:rFonts w:ascii="Consolas" w:eastAsia="Times New Roman" w:hAnsi="Consolas" w:cs="Times New Roman"/>
+          <w:color w:val="BBBEBF"/>
+          <w:sz w:val="21"/>
+          <w:szCs w:val="21"/>
+        </w:rPr>
+        <w:t>()))</w:t>
+      </w:r>
+    </w:p>
+    <w:p>
+      <w:pPr>
+        <w:shd w:val="clear" w:color="auto" w:fill="121314"/>
+        <w:spacing w:after="0" w:line="285" w:lineRule="atLeast"/>
+        <w:rPr>
+          <w:rFonts w:ascii="Consolas" w:eastAsia="Times New Roman" w:hAnsi="Consolas" w:cs="Times New Roman"/>
+          <w:color w:val="BBBEBF"/>
+          <w:sz w:val="21"/>
+          <w:szCs w:val="21"/>
+        </w:rPr>
+      </w:pPr>
+      <w:r>
+        <w:rPr>
+          <w:rFonts w:ascii="Consolas" w:eastAsia="Times New Roman" w:hAnsi="Consolas" w:cs="Times New Roman"/>
+          <w:color w:val="BBBEBF"/>
+          <w:sz w:val="21"/>
+          <w:szCs w:val="21"/>
+        </w:rPr>
+        <w:t>                .</w:t>
+      </w:r>
+      <w:r>
+        <w:rPr>
+          <w:rFonts w:ascii="Consolas" w:eastAsia="Times New Roman" w:hAnsi="Consolas" w:cs="Times New Roman"/>
+          <w:color w:val="D2A8FF"/>
+          <w:sz w:val="21"/>
+          <w:szCs w:val="21"/>
+        </w:rPr>
+        <w:t>forEach</w:t>
+      </w:r>
+      <w:r>
+        <w:rPr>
+          <w:rFonts w:ascii="Consolas" w:eastAsia="Times New Roman" w:hAnsi="Consolas" w:cs="Times New Roman"/>
+          <w:color w:val="BBBEBF"/>
+          <w:sz w:val="21"/>
+          <w:szCs w:val="21"/>
+        </w:rPr>
+        <w:t>(</w:t>
+      </w:r>
+      <w:r>
+        <w:rPr>
+          <w:rFonts w:ascii="Consolas" w:eastAsia="Times New Roman" w:hAnsi="Consolas" w:cs="Times New Roman"/>
+          <w:color w:val="FFA657"/>
+          <w:sz w:val="21"/>
+          <w:szCs w:val="21"/>
+        </w:rPr>
+        <w:t>entry</w:t>
+      </w:r>
+      <w:r>
+        <w:rPr>
+          <w:rFonts w:ascii="Consolas" w:eastAsia="Times New Roman" w:hAnsi="Consolas" w:cs="Times New Roman"/>
+          <w:color w:val="BBBEBF"/>
+          <w:sz w:val="21"/>
+          <w:szCs w:val="21"/>
+        </w:rPr>
+        <w:t xml:space="preserve"> </w:t>
+      </w:r>
+      <w:r>
+        <w:rPr>
+          <w:rFonts w:ascii="Consolas" w:eastAsia="Times New Roman" w:hAnsi="Consolas" w:cs="Times New Roman"/>
+          <w:color w:val="FF7B72"/>
+          <w:sz w:val="21"/>
+          <w:szCs w:val="21"/>
+        </w:rPr>
+        <w:t>-&gt;</w:t>
+      </w:r>
+      <w:r>
+        <w:rPr>
+          <w:rFonts w:ascii="Consolas" w:eastAsia="Times New Roman" w:hAnsi="Consolas" w:cs="Times New Roman"/>
+          <w:color w:val="BBBEBF"/>
+          <w:sz w:val="21"/>
+          <w:szCs w:val="21"/>
+        </w:rPr>
+        <w:t xml:space="preserve"> </w:t>
+      </w:r>
+      <w:r>
+        <w:rPr>
+          <w:rFonts w:ascii="Consolas" w:eastAsia="Times New Roman" w:hAnsi="Consolas" w:cs="Times New Roman"/>
+          <w:color w:val="4EC9B0"/>
+          <w:sz w:val="21"/>
+          <w:szCs w:val="21"/>
+        </w:rPr>
+        <w:t>System</w:t>
+      </w:r>
+      <w:r>
+        <w:rPr>
+          <w:rFonts w:ascii="Consolas" w:eastAsia="Times New Roman" w:hAnsi="Consolas" w:cs="Times New Roman"/>
+          <w:color w:val="BBBEBF"/>
+          <w:sz w:val="21"/>
+          <w:szCs w:val="21"/>
+        </w:rPr>
+        <w:t>.</w:t>
+      </w:r>
+      <w:r>
+        <w:rPr>
+          <w:rFonts w:ascii="Consolas" w:eastAsia="Times New Roman" w:hAnsi="Consolas" w:cs="Times New Roman"/>
+          <w:color w:val="79C0FF"/>
+          <w:sz w:val="21"/>
+          <w:szCs w:val="21"/>
+        </w:rPr>
+        <w:t>out</w:t>
+      </w:r>
+      <w:r>
+        <w:rPr>
+          <w:rFonts w:ascii="Consolas" w:eastAsia="Times New Roman" w:hAnsi="Consolas" w:cs="Times New Roman"/>
+          <w:color w:val="BBBEBF"/>
+          <w:sz w:val="21"/>
+          <w:szCs w:val="21"/>
+        </w:rPr>
+        <w:t>.</w:t>
+      </w:r>
+      <w:r>
+        <w:rPr>
+          <w:rFonts w:ascii="Consolas" w:eastAsia="Times New Roman" w:hAnsi="Consolas" w:cs="Times New Roman"/>
+          <w:color w:val="D2A8FF"/>
+          <w:sz w:val="21"/>
+          <w:szCs w:val="21"/>
+        </w:rPr>
+        <w:t>println</w:t>
+      </w:r>
+      <w:r>
+        <w:rPr>
+          <w:rFonts w:ascii="Consolas" w:eastAsia="Times New Roman" w:hAnsi="Consolas" w:cs="Times New Roman"/>
+          <w:color w:val="BBBEBF"/>
+          <w:sz w:val="21"/>
+          <w:szCs w:val="21"/>
+        </w:rPr>
+        <w:t>(</w:t>
+      </w:r>
+    </w:p>
+    <w:p>
+      <w:pPr>
+        <w:shd w:val="clear" w:color="auto" w:fill="121314"/>
+        <w:spacing w:after="0" w:line="285" w:lineRule="atLeast"/>
+        <w:rPr>
+          <w:rFonts w:ascii="Consolas" w:eastAsia="Times New Roman" w:hAnsi="Consolas" w:cs="Times New Roman"/>
+          <w:color w:val="BBBEBF"/>
+          <w:sz w:val="21"/>
+          <w:szCs w:val="21"/>
+        </w:rPr>
+      </w:pPr>
+      <w:r>
+        <w:rPr>
+          <w:rFonts w:ascii="Consolas" w:eastAsia="Times New Roman" w:hAnsi="Consolas" w:cs="Times New Roman"/>
+          <w:color w:val="BBBEBF"/>
+          <w:sz w:val="21"/>
+          <w:szCs w:val="21"/>
+        </w:rPr>
+        <w:t xml:space="preserve">                        </w:t>
+      </w:r>
+      <w:r>
+        <w:rPr>
+          <w:rFonts w:ascii="Consolas" w:eastAsia="Times New Roman" w:hAnsi="Consolas" w:cs="Times New Roman"/>
+          <w:color w:val="FFA657"/>
+          <w:sz w:val="21"/>
+          <w:szCs w:val="21"/>
+        </w:rPr>
+        <w:t>entry</w:t>
+      </w:r>
+      <w:r>
+        <w:rPr>
+          <w:rFonts w:ascii="Consolas" w:eastAsia="Times New Roman" w:hAnsi="Consolas" w:cs="Times New Roman"/>
+          <w:color w:val="BBBEBF"/>
+          <w:sz w:val="21"/>
+          <w:szCs w:val="21"/>
+        </w:rPr>
+        <w:t>.</w:t>
+      </w:r>
+      <w:r>
+        <w:rPr>
+          <w:rFonts w:ascii="Consolas" w:eastAsia="Times New Roman" w:hAnsi="Consolas" w:cs="Times New Roman"/>
+          <w:color w:val="D2A8FF"/>
+          <w:sz w:val="21"/>
+          <w:szCs w:val="21"/>
+        </w:rPr>
+        <w:t>getKey</w:t>
+      </w:r>
+      <w:r>
+        <w:rPr>
+          <w:rFonts w:ascii="Consolas" w:eastAsia="Times New Roman" w:hAnsi="Consolas" w:cs="Times New Roman"/>
+          <w:color w:val="BBBEBF"/>
+          <w:sz w:val="21"/>
+          <w:szCs w:val="21"/>
+        </w:rPr>
+        <w:t xml:space="preserve">() </w:t>
+      </w:r>
+      <w:r>
+        <w:rPr>
+          <w:rFonts w:ascii="Consolas" w:eastAsia="Times New Roman" w:hAnsi="Consolas" w:cs="Times New Roman"/>
+          <w:color w:val="D4D4D4"/>
+          <w:sz w:val="21"/>
+          <w:szCs w:val="21"/>
+        </w:rPr>
+        <w:t>+</w:t>
+      </w:r>
+      <w:r>
+        <w:rPr>
+          <w:rFonts w:ascii="Consolas" w:eastAsia="Times New Roman" w:hAnsi="Consolas" w:cs="Times New Roman"/>
+          <w:color w:val="BBBEBF"/>
+          <w:sz w:val="21"/>
+          <w:szCs w:val="21"/>
+        </w:rPr>
+        <w:t xml:space="preserve"> </w:t>
+      </w:r>
+      <w:r>
+        <w:rPr>
+          <w:rFonts w:ascii="Consolas" w:eastAsia="Times New Roman" w:hAnsi="Consolas" w:cs="Times New Roman"/>
+          <w:color w:val="A5D6FF"/>
+          <w:sz w:val="21"/>
+          <w:szCs w:val="21"/>
+        </w:rPr>
+        <w:t>": "</w:t>
+      </w:r>
+      <w:r>
+        <w:rPr>
+          <w:rFonts w:ascii="Consolas" w:eastAsia="Times New Roman" w:hAnsi="Consolas" w:cs="Times New Roman"/>
+          <w:color w:val="BBBEBF"/>
+          <w:sz w:val="21"/>
+          <w:szCs w:val="21"/>
+        </w:rPr>
+        <w:t xml:space="preserve"> </w:t>
+      </w:r>
+      <w:r>
+        <w:rPr>
+          <w:rFonts w:ascii="Consolas" w:eastAsia="Times New Roman" w:hAnsi="Consolas" w:cs="Times New Roman"/>
+          <w:color w:val="D4D4D4"/>
+          <w:sz w:val="21"/>
+          <w:szCs w:val="21"/>
+        </w:rPr>
+        <w:t>+</w:t>
+      </w:r>
+      <w:r>
+        <w:rPr>
+          <w:rFonts w:ascii="Consolas" w:eastAsia="Times New Roman" w:hAnsi="Consolas" w:cs="Times New Roman"/>
+          <w:color w:val="BBBEBF"/>
+          <w:sz w:val="21"/>
+          <w:szCs w:val="21"/>
+        </w:rPr>
+        <w:t xml:space="preserve"> </w:t>
+      </w:r>
+      <w:r>
+        <w:rPr>
+          <w:rFonts w:ascii="Consolas" w:eastAsia="Times New Roman" w:hAnsi="Consolas" w:cs="Times New Roman"/>
+          <w:color w:val="FFA657"/>
+          <w:sz w:val="21"/>
+          <w:szCs w:val="21"/>
+        </w:rPr>
+        <w:t>entry</w:t>
+      </w:r>
+      <w:r>
+        <w:rPr>
+          <w:rFonts w:ascii="Consolas" w:eastAsia="Times New Roman" w:hAnsi="Consolas" w:cs="Times New Roman"/>
+          <w:color w:val="BBBEBF"/>
+          <w:sz w:val="21"/>
+          <w:szCs w:val="21"/>
+        </w:rPr>
+        <w:t>.</w:t>
+      </w:r>
+      <w:r>
+        <w:rPr>
+          <w:rFonts w:ascii="Consolas" w:eastAsia="Times New Roman" w:hAnsi="Consolas" w:cs="Times New Roman"/>
+          <w:color w:val="D2A8FF"/>
+          <w:sz w:val="21"/>
+          <w:szCs w:val="21"/>
+        </w:rPr>
+        <w:t>getValue</w:t>
+      </w:r>
+      <w:r>
+        <w:rPr>
+          <w:rFonts w:ascii="Consolas" w:eastAsia="Times New Roman" w:hAnsi="Consolas" w:cs="Times New Roman"/>
+          <w:color w:val="BBBEBF"/>
+          <w:sz w:val="21"/>
+          <w:szCs w:val="21"/>
+        </w:rPr>
+        <w:t>()));</w:t>
+      </w:r>
+    </w:p>
+    <w:p>
+      <w:pPr>
+        <w:shd w:val="clear" w:color="auto" w:fill="121314"/>
+        <w:spacing w:after="0" w:line="285" w:lineRule="atLeast"/>
+        <w:rPr>
+          <w:rFonts w:ascii="Consolas" w:eastAsia="Times New Roman" w:hAnsi="Consolas" w:cs="Times New Roman"/>
+          <w:color w:val="BBBEBF"/>
+          <w:sz w:val="21"/>
+          <w:szCs w:val="21"/>
+        </w:rPr>
+      </w:pPr>
+      <w:r>
+        <w:rPr>
+          <w:rFonts w:ascii="Consolas" w:eastAsia="Times New Roman" w:hAnsi="Consolas" w:cs="Times New Roman"/>
+          <w:color w:val="BBBEBF"/>
+          <w:sz w:val="21"/>
+          <w:szCs w:val="21"/>
+        </w:rPr>
+        <w:t>    }</w:t>
+      </w:r>
+    </w:p>
+    <w:p>
+      <w:pPr>
+        <w:shd w:val="clear" w:color="auto" w:fill="121314"/>
+        <w:spacing w:after="0" w:line="285" w:lineRule="atLeast"/>
+        <w:rPr>
+          <w:rFonts w:ascii="Consolas" w:eastAsia="Times New Roman" w:hAnsi="Consolas" w:cs="Times New Roman"/>
+          <w:color w:val="BBBEBF"/>
+          <w:sz w:val="21"/>
+          <w:szCs w:val="21"/>
+        </w:rPr>
+      </w:pPr>
+      <w:r>
+        <w:rPr>
+          <w:rFonts w:ascii="Consolas" w:eastAsia="Times New Roman" w:hAnsi="Consolas" w:cs="Times New Roman"/>
+          <w:color w:val="BBBEBF"/>
+          <w:sz w:val="21"/>
+          <w:szCs w:val="21"/>
+        </w:rPr>
+        <w:t>}</w:t>
+      </w:r>
+    </w:p>
+    <w:p>
+      <w:pPr>
+        <w:shd w:val="clear" w:color="auto" w:fill="121314"/>
+        <w:spacing w:after="0" w:line="285" w:lineRule="atLeast"/>
+        <w:rPr>
+          <w:rFonts w:ascii="Consolas" w:eastAsia="Times New Roman" w:hAnsi="Consolas" w:cs="Times New Roman"/>
+          <w:color w:val="BBBEBF"/>
+          <w:sz w:val="21"/>
+          <w:szCs w:val="21"/>
+        </w:rPr>
+      </w:pPr>
+    </w:p>
+    <w:p>
+      <w:r>
+        <w:t>Expected output (sample):</w:t>
+      </w:r>
+    </w:p>
+    <w:p>
       <w:r>
         <w:rPr>
           <w:rFonts w:ascii="Consolas" w:hAnsi="Consolas"/>
           <w:sz w:val="16"/>
         </w:rPr>
-        <w:t>classes: 1</w:t>
-      </w:r>
-    </w:p>
-    <w:p>
+        <w:drawing>
+          <wp:inline distT="0" distB="0" distL="0" distR="0" wp14:anchorId="164530C1" wp14:editId="083EEF90">
+            <wp:extent cx="5486400" cy="1283970"/>
+            <wp:effectExtent l="0" t="0" r="0" b="0"/>
+            <wp:docPr id="980031695" name="Picture 1"/>
+            <wp:cNvGraphicFramePr>
+              <a:graphicFrameLocks xmlns:a="http://schemas.openxmlformats.org/drawingml/2006/main" noChangeAspect="1"/>
+            </wp:cNvGraphicFramePr>
+            <a:graphic xmlns:a="http://schemas.openxmlformats.org/drawingml/2006/main">
+              <a:graphicData uri="http://schemas.openxmlformats.org/drawingml/2006/picture">
+                <pic:pic xmlns:pic="http://schemas.openxmlformats.org/drawingml/2006/picture">
+                  <pic:nvPicPr>
+                    <pic:cNvPr id="980031695" name=""/>
+                    <pic:cNvPicPr/>
+                  </pic:nvPicPr>
+                  <pic:blipFill>
+                    <a:blip r:embed="rId9"/>
+                    <a:stretch>
+                      <a:fillRect/>
+                    </a:stretch>
+                  </pic:blipFill>
+                  <pic:spPr>
+                    <a:xfrm>
+                      <a:off x="0" y="0"/>
+                      <a:ext cx="5486400" cy="1283970"/>
+                    </a:xfrm>
+                    <a:prstGeom prst="rect">
+                      <a:avLst/>
+                    </a:prstGeom>
+                  </pic:spPr>
+                </pic:pic>
+              </a:graphicData>
+            </a:graphic>
+          </wp:inline>
+        </w:drawing>
+      </w:r>
       <w:r>
         <w:t>Explanation: Map stores each word and count. The stream sorts by count descending, then word alphabetically for ties.</w:t>
       </w:r>
@@ -2487,7 +7129,6 @@
         <w:rPr>
           <w:color w:val="auto"/>
         </w:rPr>
-        <w:lastRenderedPageBreak/>
         <w:t>Exercise 5</w:t>
       </w:r>
     </w:p>
@@ -2503,94 +7144,2470 @@
     </w:p>
     <w:p>
       <w:pPr>
-        <w:spacing w:after="0"/>
+        <w:shd w:val="clear" w:color="auto" w:fill="121314"/>
+        <w:spacing w:after="0" w:line="285" w:lineRule="atLeast"/>
+        <w:rPr>
+          <w:rFonts w:ascii="Consolas" w:eastAsia="Times New Roman" w:hAnsi="Consolas" w:cs="Times New Roman"/>
+          <w:color w:val="BBBEBF"/>
+          <w:sz w:val="21"/>
+          <w:szCs w:val="21"/>
+        </w:rPr>
       </w:pPr>
       <w:r>
         <w:rPr>
-          <w:rFonts w:ascii="Consolas" w:hAnsi="Consolas"/>
-          <w:sz w:val="16"/>
-        </w:rPr>
-        <w:t>import java.util.Arrays;</w:t>
+          <w:rFonts w:ascii="Consolas" w:eastAsia="Times New Roman" w:hAnsi="Consolas" w:cs="Times New Roman"/>
+          <w:color w:val="FF7B72"/>
+          <w:sz w:val="21"/>
+          <w:szCs w:val="21"/>
+        </w:rPr>
+        <w:t>import</w:t>
+      </w:r>
+      <w:r>
+        <w:rPr>
+          <w:rFonts w:ascii="Consolas" w:eastAsia="Times New Roman" w:hAnsi="Consolas" w:cs="Times New Roman"/>
+          <w:color w:val="BBBEBF"/>
+          <w:sz w:val="21"/>
+          <w:szCs w:val="21"/>
+        </w:rPr>
+        <w:t xml:space="preserve"> </w:t>
+      </w:r>
+      <w:r>
+        <w:rPr>
+          <w:rFonts w:ascii="Consolas" w:eastAsia="Times New Roman" w:hAnsi="Consolas" w:cs="Times New Roman"/>
+          <w:color w:val="4EC9B0"/>
+          <w:sz w:val="21"/>
+          <w:szCs w:val="21"/>
+        </w:rPr>
+        <w:t>java</w:t>
+      </w:r>
+      <w:r>
+        <w:rPr>
+          <w:rFonts w:ascii="Consolas" w:eastAsia="Times New Roman" w:hAnsi="Consolas" w:cs="Times New Roman"/>
+          <w:color w:val="D4D4D4"/>
+          <w:sz w:val="21"/>
+          <w:szCs w:val="21"/>
+        </w:rPr>
+        <w:t>.</w:t>
+      </w:r>
+      <w:r>
+        <w:rPr>
+          <w:rFonts w:ascii="Consolas" w:eastAsia="Times New Roman" w:hAnsi="Consolas" w:cs="Times New Roman"/>
+          <w:color w:val="4EC9B0"/>
+          <w:sz w:val="21"/>
+          <w:szCs w:val="21"/>
+        </w:rPr>
+        <w:t>util</w:t>
+      </w:r>
+      <w:r>
+        <w:rPr>
+          <w:rFonts w:ascii="Consolas" w:eastAsia="Times New Roman" w:hAnsi="Consolas" w:cs="Times New Roman"/>
+          <w:color w:val="D4D4D4"/>
+          <w:sz w:val="21"/>
+          <w:szCs w:val="21"/>
+        </w:rPr>
+        <w:t>.</w:t>
+      </w:r>
+      <w:r>
+        <w:rPr>
+          <w:rFonts w:ascii="Consolas" w:eastAsia="Times New Roman" w:hAnsi="Consolas" w:cs="Times New Roman"/>
+          <w:color w:val="4EC9B0"/>
+          <w:sz w:val="21"/>
+          <w:szCs w:val="21"/>
+        </w:rPr>
+        <w:t>Arrays</w:t>
+      </w:r>
+      <w:r>
+        <w:rPr>
+          <w:rFonts w:ascii="Consolas" w:eastAsia="Times New Roman" w:hAnsi="Consolas" w:cs="Times New Roman"/>
+          <w:color w:val="BBBEBF"/>
+          <w:sz w:val="21"/>
+          <w:szCs w:val="21"/>
+        </w:rPr>
+        <w:t>;</w:t>
       </w:r>
     </w:p>
     <w:p>
       <w:pPr>
-        <w:spacing w:after="0"/>
+        <w:shd w:val="clear" w:color="auto" w:fill="121314"/>
+        <w:spacing w:after="0" w:line="285" w:lineRule="atLeast"/>
+        <w:rPr>
+          <w:rFonts w:ascii="Consolas" w:eastAsia="Times New Roman" w:hAnsi="Consolas" w:cs="Times New Roman"/>
+          <w:color w:val="BBBEBF"/>
+          <w:sz w:val="21"/>
+          <w:szCs w:val="21"/>
+        </w:rPr>
       </w:pPr>
-      <w:r>
-        <w:rPr>
-          <w:rFonts w:ascii="Consolas" w:hAnsi="Consolas"/>
-          <w:sz w:val="16"/>
-        </w:rPr>
-        <w:t>public class Exercise5BubbleSort {</w:t>
-      </w:r>
     </w:p>
     <w:p>
       <w:pPr>
-        <w:spacing w:after="0"/>
+        <w:shd w:val="clear" w:color="auto" w:fill="121314"/>
+        <w:spacing w:after="0" w:line="285" w:lineRule="atLeast"/>
+        <w:rPr>
+          <w:rFonts w:ascii="Consolas" w:eastAsia="Times New Roman" w:hAnsi="Consolas" w:cs="Times New Roman"/>
+          <w:color w:val="BBBEBF"/>
+          <w:sz w:val="21"/>
+          <w:szCs w:val="21"/>
+        </w:rPr>
       </w:pPr>
       <w:r>
         <w:rPr>
-          <w:rFonts w:ascii="Consolas" w:hAnsi="Consolas"/>
-          <w:sz w:val="16"/>
-        </w:rPr>
-        <w:t xml:space="preserve">    static &lt;T extends Comparable&lt;T&gt;&gt; void bubbleSort(T[] arr) { for(int i=0;i&lt;arr.length-1;i++) for(int j=0;j&lt;arr.length-1-i;j++) if(arr[j].compareTo(arr[j+1])&gt;0){T temp=arr[j];arr[j]=arr[j+1];arr[j+1]=temp;} }</w:t>
+          <w:rFonts w:ascii="Consolas" w:eastAsia="Times New Roman" w:hAnsi="Consolas" w:cs="Times New Roman"/>
+          <w:color w:val="569CD6"/>
+          <w:sz w:val="21"/>
+          <w:szCs w:val="21"/>
+        </w:rPr>
+        <w:t>public</w:t>
+      </w:r>
+      <w:r>
+        <w:rPr>
+          <w:rFonts w:ascii="Consolas" w:eastAsia="Times New Roman" w:hAnsi="Consolas" w:cs="Times New Roman"/>
+          <w:color w:val="BBBEBF"/>
+          <w:sz w:val="21"/>
+          <w:szCs w:val="21"/>
+        </w:rPr>
+        <w:t xml:space="preserve"> </w:t>
+      </w:r>
+      <w:r>
+        <w:rPr>
+          <w:rFonts w:ascii="Consolas" w:eastAsia="Times New Roman" w:hAnsi="Consolas" w:cs="Times New Roman"/>
+          <w:color w:val="569CD6"/>
+          <w:sz w:val="21"/>
+          <w:szCs w:val="21"/>
+        </w:rPr>
+        <w:t>class</w:t>
+      </w:r>
+      <w:r>
+        <w:rPr>
+          <w:rFonts w:ascii="Consolas" w:eastAsia="Times New Roman" w:hAnsi="Consolas" w:cs="Times New Roman"/>
+          <w:color w:val="BBBEBF"/>
+          <w:sz w:val="21"/>
+          <w:szCs w:val="21"/>
+        </w:rPr>
+        <w:t xml:space="preserve"> </w:t>
+      </w:r>
+      <w:r>
+        <w:rPr>
+          <w:rFonts w:ascii="Consolas" w:eastAsia="Times New Roman" w:hAnsi="Consolas" w:cs="Times New Roman"/>
+          <w:color w:val="4EC9B0"/>
+          <w:sz w:val="21"/>
+          <w:szCs w:val="21"/>
+        </w:rPr>
+        <w:t>Exercise5BubbleSort</w:t>
+      </w:r>
+      <w:r>
+        <w:rPr>
+          <w:rFonts w:ascii="Consolas" w:eastAsia="Times New Roman" w:hAnsi="Consolas" w:cs="Times New Roman"/>
+          <w:color w:val="BBBEBF"/>
+          <w:sz w:val="21"/>
+          <w:szCs w:val="21"/>
+        </w:rPr>
+        <w:t xml:space="preserve"> {</w:t>
       </w:r>
     </w:p>
     <w:p>
       <w:pPr>
-        <w:spacing w:after="0"/>
+        <w:shd w:val="clear" w:color="auto" w:fill="121314"/>
+        <w:spacing w:after="0" w:line="285" w:lineRule="atLeast"/>
+        <w:rPr>
+          <w:rFonts w:ascii="Consolas" w:eastAsia="Times New Roman" w:hAnsi="Consolas" w:cs="Times New Roman"/>
+          <w:color w:val="BBBEBF"/>
+          <w:sz w:val="21"/>
+          <w:szCs w:val="21"/>
+        </w:rPr>
       </w:pPr>
       <w:r>
         <w:rPr>
-          <w:rFonts w:ascii="Consolas" w:hAnsi="Consolas"/>
-          <w:sz w:val="16"/>
-        </w:rPr>
-        <w:t xml:space="preserve">    public static void main(String[] args) { Integer[] nums={4,1,3,2}; String[] words={"pear","apple","zebra"}; bubbleSort(nums);bubbleSort(words);System.out.println(Arrays.toString(nums));System.out.println(Arrays.toString(words)); }</w:t>
+          <w:rFonts w:ascii="Consolas" w:eastAsia="Times New Roman" w:hAnsi="Consolas" w:cs="Times New Roman"/>
+          <w:color w:val="BBBEBF"/>
+          <w:sz w:val="21"/>
+          <w:szCs w:val="21"/>
+        </w:rPr>
+        <w:t xml:space="preserve">    </w:t>
+      </w:r>
+      <w:r>
+        <w:rPr>
+          <w:rFonts w:ascii="Consolas" w:eastAsia="Times New Roman" w:hAnsi="Consolas" w:cs="Times New Roman"/>
+          <w:color w:val="569CD6"/>
+          <w:sz w:val="21"/>
+          <w:szCs w:val="21"/>
+        </w:rPr>
+        <w:t>static</w:t>
+      </w:r>
+      <w:r>
+        <w:rPr>
+          <w:rFonts w:ascii="Consolas" w:eastAsia="Times New Roman" w:hAnsi="Consolas" w:cs="Times New Roman"/>
+          <w:color w:val="BBBEBF"/>
+          <w:sz w:val="21"/>
+          <w:szCs w:val="21"/>
+        </w:rPr>
+        <w:t xml:space="preserve"> &lt;</w:t>
+      </w:r>
+      <w:r>
+        <w:rPr>
+          <w:rFonts w:ascii="Consolas" w:eastAsia="Times New Roman" w:hAnsi="Consolas" w:cs="Times New Roman"/>
+          <w:color w:val="4EC9B0"/>
+          <w:sz w:val="21"/>
+          <w:szCs w:val="21"/>
+        </w:rPr>
+        <w:t>T</w:t>
+      </w:r>
+      <w:r>
+        <w:rPr>
+          <w:rFonts w:ascii="Consolas" w:eastAsia="Times New Roman" w:hAnsi="Consolas" w:cs="Times New Roman"/>
+          <w:color w:val="BBBEBF"/>
+          <w:sz w:val="21"/>
+          <w:szCs w:val="21"/>
+        </w:rPr>
+        <w:t xml:space="preserve"> </w:t>
+      </w:r>
+      <w:r>
+        <w:rPr>
+          <w:rFonts w:ascii="Consolas" w:eastAsia="Times New Roman" w:hAnsi="Consolas" w:cs="Times New Roman"/>
+          <w:color w:val="569CD6"/>
+          <w:sz w:val="21"/>
+          <w:szCs w:val="21"/>
+        </w:rPr>
+        <w:t>extends</w:t>
+      </w:r>
+      <w:r>
+        <w:rPr>
+          <w:rFonts w:ascii="Consolas" w:eastAsia="Times New Roman" w:hAnsi="Consolas" w:cs="Times New Roman"/>
+          <w:color w:val="BBBEBF"/>
+          <w:sz w:val="21"/>
+          <w:szCs w:val="21"/>
+        </w:rPr>
+        <w:t xml:space="preserve"> </w:t>
+      </w:r>
+      <w:r>
+        <w:rPr>
+          <w:rFonts w:ascii="Consolas" w:eastAsia="Times New Roman" w:hAnsi="Consolas" w:cs="Times New Roman"/>
+          <w:color w:val="4EC9B0"/>
+          <w:sz w:val="21"/>
+          <w:szCs w:val="21"/>
+        </w:rPr>
+        <w:t>Comparable</w:t>
+      </w:r>
+      <w:r>
+        <w:rPr>
+          <w:rFonts w:ascii="Consolas" w:eastAsia="Times New Roman" w:hAnsi="Consolas" w:cs="Times New Roman"/>
+          <w:color w:val="BBBEBF"/>
+          <w:sz w:val="21"/>
+          <w:szCs w:val="21"/>
+        </w:rPr>
+        <w:t>&lt;</w:t>
+      </w:r>
+      <w:r>
+        <w:rPr>
+          <w:rFonts w:ascii="Consolas" w:eastAsia="Times New Roman" w:hAnsi="Consolas" w:cs="Times New Roman"/>
+          <w:color w:val="4EC9B0"/>
+          <w:sz w:val="21"/>
+          <w:szCs w:val="21"/>
+        </w:rPr>
+        <w:t>T</w:t>
+      </w:r>
+      <w:r>
+        <w:rPr>
+          <w:rFonts w:ascii="Consolas" w:eastAsia="Times New Roman" w:hAnsi="Consolas" w:cs="Times New Roman"/>
+          <w:color w:val="BBBEBF"/>
+          <w:sz w:val="21"/>
+          <w:szCs w:val="21"/>
+        </w:rPr>
+        <w:t xml:space="preserve">&gt;&gt; </w:t>
+      </w:r>
+      <w:r>
+        <w:rPr>
+          <w:rFonts w:ascii="Consolas" w:eastAsia="Times New Roman" w:hAnsi="Consolas" w:cs="Times New Roman"/>
+          <w:color w:val="4EC9B0"/>
+          <w:sz w:val="21"/>
+          <w:szCs w:val="21"/>
+        </w:rPr>
+        <w:t>void</w:t>
+      </w:r>
+      <w:r>
+        <w:rPr>
+          <w:rFonts w:ascii="Consolas" w:eastAsia="Times New Roman" w:hAnsi="Consolas" w:cs="Times New Roman"/>
+          <w:color w:val="BBBEBF"/>
+          <w:sz w:val="21"/>
+          <w:szCs w:val="21"/>
+        </w:rPr>
+        <w:t xml:space="preserve"> </w:t>
+      </w:r>
+      <w:r>
+        <w:rPr>
+          <w:rFonts w:ascii="Consolas" w:eastAsia="Times New Roman" w:hAnsi="Consolas" w:cs="Times New Roman"/>
+          <w:color w:val="D2A8FF"/>
+          <w:sz w:val="21"/>
+          <w:szCs w:val="21"/>
+        </w:rPr>
+        <w:t>bubbleSort</w:t>
+      </w:r>
+      <w:r>
+        <w:rPr>
+          <w:rFonts w:ascii="Consolas" w:eastAsia="Times New Roman" w:hAnsi="Consolas" w:cs="Times New Roman"/>
+          <w:color w:val="BBBEBF"/>
+          <w:sz w:val="21"/>
+          <w:szCs w:val="21"/>
+        </w:rPr>
+        <w:t>(</w:t>
+      </w:r>
+      <w:r>
+        <w:rPr>
+          <w:rFonts w:ascii="Consolas" w:eastAsia="Times New Roman" w:hAnsi="Consolas" w:cs="Times New Roman"/>
+          <w:color w:val="4EC9B0"/>
+          <w:sz w:val="21"/>
+          <w:szCs w:val="21"/>
+        </w:rPr>
+        <w:t>T</w:t>
+      </w:r>
+      <w:r>
+        <w:rPr>
+          <w:rFonts w:ascii="Consolas" w:eastAsia="Times New Roman" w:hAnsi="Consolas" w:cs="Times New Roman"/>
+          <w:color w:val="BBBEBF"/>
+          <w:sz w:val="21"/>
+          <w:szCs w:val="21"/>
+        </w:rPr>
+        <w:t xml:space="preserve">[] </w:t>
+      </w:r>
+      <w:r>
+        <w:rPr>
+          <w:rFonts w:ascii="Consolas" w:eastAsia="Times New Roman" w:hAnsi="Consolas" w:cs="Times New Roman"/>
+          <w:color w:val="FFA657"/>
+          <w:sz w:val="21"/>
+          <w:szCs w:val="21"/>
+        </w:rPr>
+        <w:t>values</w:t>
+      </w:r>
+      <w:r>
+        <w:rPr>
+          <w:rFonts w:ascii="Consolas" w:eastAsia="Times New Roman" w:hAnsi="Consolas" w:cs="Times New Roman"/>
+          <w:color w:val="BBBEBF"/>
+          <w:sz w:val="21"/>
+          <w:szCs w:val="21"/>
+        </w:rPr>
+        <w:t>) {</w:t>
       </w:r>
     </w:p>
     <w:p>
       <w:pPr>
-        <w:spacing w:after="0"/>
+        <w:shd w:val="clear" w:color="auto" w:fill="121314"/>
+        <w:spacing w:after="0" w:line="285" w:lineRule="atLeast"/>
+        <w:rPr>
+          <w:rFonts w:ascii="Consolas" w:eastAsia="Times New Roman" w:hAnsi="Consolas" w:cs="Times New Roman"/>
+          <w:color w:val="BBBEBF"/>
+          <w:sz w:val="21"/>
+          <w:szCs w:val="21"/>
+        </w:rPr>
       </w:pPr>
       <w:r>
         <w:rPr>
-          <w:rFonts w:ascii="Consolas" w:hAnsi="Consolas"/>
-          <w:sz w:val="16"/>
-        </w:rPr>
-        <w:t>}</w:t>
-      </w:r>
-    </w:p>
-    <w:p>
-      <w:r>
-        <w:t>Expected output (sample):</w:t>
+          <w:rFonts w:ascii="Consolas" w:eastAsia="Times New Roman" w:hAnsi="Consolas" w:cs="Times New Roman"/>
+          <w:color w:val="BBBEBF"/>
+          <w:sz w:val="21"/>
+          <w:szCs w:val="21"/>
+        </w:rPr>
+        <w:t xml:space="preserve">        </w:t>
+      </w:r>
+      <w:r>
+        <w:rPr>
+          <w:rFonts w:ascii="Consolas" w:eastAsia="Times New Roman" w:hAnsi="Consolas" w:cs="Times New Roman"/>
+          <w:color w:val="C586C0"/>
+          <w:sz w:val="21"/>
+          <w:szCs w:val="21"/>
+        </w:rPr>
+        <w:t>for</w:t>
+      </w:r>
+      <w:r>
+        <w:rPr>
+          <w:rFonts w:ascii="Consolas" w:eastAsia="Times New Roman" w:hAnsi="Consolas" w:cs="Times New Roman"/>
+          <w:color w:val="BBBEBF"/>
+          <w:sz w:val="21"/>
+          <w:szCs w:val="21"/>
+        </w:rPr>
+        <w:t xml:space="preserve"> (</w:t>
+      </w:r>
+      <w:r>
+        <w:rPr>
+          <w:rFonts w:ascii="Consolas" w:eastAsia="Times New Roman" w:hAnsi="Consolas" w:cs="Times New Roman"/>
+          <w:color w:val="4EC9B0"/>
+          <w:sz w:val="21"/>
+          <w:szCs w:val="21"/>
+        </w:rPr>
+        <w:t>int</w:t>
+      </w:r>
+      <w:r>
+        <w:rPr>
+          <w:rFonts w:ascii="Consolas" w:eastAsia="Times New Roman" w:hAnsi="Consolas" w:cs="Times New Roman"/>
+          <w:color w:val="FFA657"/>
+          <w:sz w:val="21"/>
+          <w:szCs w:val="21"/>
+        </w:rPr>
+        <w:t xml:space="preserve"> </w:t>
+      </w:r>
+      <w:r>
+        <w:rPr>
+          <w:rFonts w:ascii="Consolas" w:eastAsia="Times New Roman" w:hAnsi="Consolas" w:cs="Times New Roman"/>
+          <w:color w:val="C9D1D9"/>
+          <w:sz w:val="21"/>
+          <w:szCs w:val="21"/>
+        </w:rPr>
+        <w:t>pass</w:t>
+      </w:r>
+      <w:r>
+        <w:rPr>
+          <w:rFonts w:ascii="Consolas" w:eastAsia="Times New Roman" w:hAnsi="Consolas" w:cs="Times New Roman"/>
+          <w:color w:val="FFA657"/>
+          <w:sz w:val="21"/>
+          <w:szCs w:val="21"/>
+        </w:rPr>
+        <w:t xml:space="preserve"> </w:t>
+      </w:r>
+      <w:r>
+        <w:rPr>
+          <w:rFonts w:ascii="Consolas" w:eastAsia="Times New Roman" w:hAnsi="Consolas" w:cs="Times New Roman"/>
+          <w:color w:val="D4D4D4"/>
+          <w:sz w:val="21"/>
+          <w:szCs w:val="21"/>
+        </w:rPr>
+        <w:t>=</w:t>
+      </w:r>
+      <w:r>
+        <w:rPr>
+          <w:rFonts w:ascii="Consolas" w:eastAsia="Times New Roman" w:hAnsi="Consolas" w:cs="Times New Roman"/>
+          <w:color w:val="BBBEBF"/>
+          <w:sz w:val="21"/>
+          <w:szCs w:val="21"/>
+        </w:rPr>
+        <w:t xml:space="preserve"> </w:t>
+      </w:r>
+      <w:r>
+        <w:rPr>
+          <w:rFonts w:ascii="Consolas" w:eastAsia="Times New Roman" w:hAnsi="Consolas" w:cs="Times New Roman"/>
+          <w:color w:val="B5CEA8"/>
+          <w:sz w:val="21"/>
+          <w:szCs w:val="21"/>
+        </w:rPr>
+        <w:t>0</w:t>
+      </w:r>
+      <w:r>
+        <w:rPr>
+          <w:rFonts w:ascii="Consolas" w:eastAsia="Times New Roman" w:hAnsi="Consolas" w:cs="Times New Roman"/>
+          <w:color w:val="BBBEBF"/>
+          <w:sz w:val="21"/>
+          <w:szCs w:val="21"/>
+        </w:rPr>
+        <w:t xml:space="preserve">; </w:t>
+      </w:r>
+      <w:r>
+        <w:rPr>
+          <w:rFonts w:ascii="Consolas" w:eastAsia="Times New Roman" w:hAnsi="Consolas" w:cs="Times New Roman"/>
+          <w:color w:val="C9D1D9"/>
+          <w:sz w:val="21"/>
+          <w:szCs w:val="21"/>
+        </w:rPr>
+        <w:t>pass</w:t>
+      </w:r>
+      <w:r>
+        <w:rPr>
+          <w:rFonts w:ascii="Consolas" w:eastAsia="Times New Roman" w:hAnsi="Consolas" w:cs="Times New Roman"/>
+          <w:color w:val="BBBEBF"/>
+          <w:sz w:val="21"/>
+          <w:szCs w:val="21"/>
+        </w:rPr>
+        <w:t xml:space="preserve"> </w:t>
+      </w:r>
+      <w:r>
+        <w:rPr>
+          <w:rFonts w:ascii="Consolas" w:eastAsia="Times New Roman" w:hAnsi="Consolas" w:cs="Times New Roman"/>
+          <w:color w:val="D4D4D4"/>
+          <w:sz w:val="21"/>
+          <w:szCs w:val="21"/>
+        </w:rPr>
+        <w:t>&lt;</w:t>
+      </w:r>
+      <w:r>
+        <w:rPr>
+          <w:rFonts w:ascii="Consolas" w:eastAsia="Times New Roman" w:hAnsi="Consolas" w:cs="Times New Roman"/>
+          <w:color w:val="BBBEBF"/>
+          <w:sz w:val="21"/>
+          <w:szCs w:val="21"/>
+        </w:rPr>
+        <w:t xml:space="preserve"> </w:t>
+      </w:r>
+      <w:r>
+        <w:rPr>
+          <w:rFonts w:ascii="Consolas" w:eastAsia="Times New Roman" w:hAnsi="Consolas" w:cs="Times New Roman"/>
+          <w:color w:val="FFA657"/>
+          <w:sz w:val="21"/>
+          <w:szCs w:val="21"/>
+        </w:rPr>
+        <w:t>values</w:t>
+      </w:r>
+      <w:r>
+        <w:rPr>
+          <w:rFonts w:ascii="Consolas" w:eastAsia="Times New Roman" w:hAnsi="Consolas" w:cs="Times New Roman"/>
+          <w:color w:val="BBBEBF"/>
+          <w:sz w:val="21"/>
+          <w:szCs w:val="21"/>
+        </w:rPr>
+        <w:t>.</w:t>
+      </w:r>
+      <w:r>
+        <w:rPr>
+          <w:rFonts w:ascii="Consolas" w:eastAsia="Times New Roman" w:hAnsi="Consolas" w:cs="Times New Roman"/>
+          <w:color w:val="79C0FF"/>
+          <w:sz w:val="21"/>
+          <w:szCs w:val="21"/>
+        </w:rPr>
+        <w:t>length</w:t>
+      </w:r>
+      <w:r>
+        <w:rPr>
+          <w:rFonts w:ascii="Consolas" w:eastAsia="Times New Roman" w:hAnsi="Consolas" w:cs="Times New Roman"/>
+          <w:color w:val="BBBEBF"/>
+          <w:sz w:val="21"/>
+          <w:szCs w:val="21"/>
+        </w:rPr>
+        <w:t xml:space="preserve"> </w:t>
+      </w:r>
+      <w:r>
+        <w:rPr>
+          <w:rFonts w:ascii="Consolas" w:eastAsia="Times New Roman" w:hAnsi="Consolas" w:cs="Times New Roman"/>
+          <w:color w:val="D4D4D4"/>
+          <w:sz w:val="21"/>
+          <w:szCs w:val="21"/>
+        </w:rPr>
+        <w:t>-</w:t>
+      </w:r>
+      <w:r>
+        <w:rPr>
+          <w:rFonts w:ascii="Consolas" w:eastAsia="Times New Roman" w:hAnsi="Consolas" w:cs="Times New Roman"/>
+          <w:color w:val="BBBEBF"/>
+          <w:sz w:val="21"/>
+          <w:szCs w:val="21"/>
+        </w:rPr>
+        <w:t xml:space="preserve"> </w:t>
+      </w:r>
+      <w:r>
+        <w:rPr>
+          <w:rFonts w:ascii="Consolas" w:eastAsia="Times New Roman" w:hAnsi="Consolas" w:cs="Times New Roman"/>
+          <w:color w:val="B5CEA8"/>
+          <w:sz w:val="21"/>
+          <w:szCs w:val="21"/>
+        </w:rPr>
+        <w:t>1</w:t>
+      </w:r>
+      <w:r>
+        <w:rPr>
+          <w:rFonts w:ascii="Consolas" w:eastAsia="Times New Roman" w:hAnsi="Consolas" w:cs="Times New Roman"/>
+          <w:color w:val="BBBEBF"/>
+          <w:sz w:val="21"/>
+          <w:szCs w:val="21"/>
+        </w:rPr>
+        <w:t xml:space="preserve">; </w:t>
+      </w:r>
+      <w:r>
+        <w:rPr>
+          <w:rFonts w:ascii="Consolas" w:eastAsia="Times New Roman" w:hAnsi="Consolas" w:cs="Times New Roman"/>
+          <w:color w:val="C9D1D9"/>
+          <w:sz w:val="21"/>
+          <w:szCs w:val="21"/>
+        </w:rPr>
+        <w:t>pass</w:t>
+      </w:r>
+      <w:r>
+        <w:rPr>
+          <w:rFonts w:ascii="Consolas" w:eastAsia="Times New Roman" w:hAnsi="Consolas" w:cs="Times New Roman"/>
+          <w:color w:val="D4D4D4"/>
+          <w:sz w:val="21"/>
+          <w:szCs w:val="21"/>
+        </w:rPr>
+        <w:t>++</w:t>
+      </w:r>
+      <w:r>
+        <w:rPr>
+          <w:rFonts w:ascii="Consolas" w:eastAsia="Times New Roman" w:hAnsi="Consolas" w:cs="Times New Roman"/>
+          <w:color w:val="BBBEBF"/>
+          <w:sz w:val="21"/>
+          <w:szCs w:val="21"/>
+        </w:rPr>
+        <w:t>) {</w:t>
       </w:r>
     </w:p>
     <w:p>
       <w:pPr>
-        <w:spacing w:after="0"/>
+        <w:shd w:val="clear" w:color="auto" w:fill="121314"/>
+        <w:spacing w:after="0" w:line="285" w:lineRule="atLeast"/>
+        <w:rPr>
+          <w:rFonts w:ascii="Consolas" w:eastAsia="Times New Roman" w:hAnsi="Consolas" w:cs="Times New Roman"/>
+          <w:color w:val="BBBEBF"/>
+          <w:sz w:val="21"/>
+          <w:szCs w:val="21"/>
+        </w:rPr>
       </w:pPr>
       <w:r>
         <w:rPr>
-          <w:rFonts w:ascii="Consolas" w:hAnsi="Consolas"/>
-          <w:sz w:val="16"/>
-        </w:rPr>
-        <w:t>[1, 2, 3, 4]</w:t>
+          <w:rFonts w:ascii="Consolas" w:eastAsia="Times New Roman" w:hAnsi="Consolas" w:cs="Times New Roman"/>
+          <w:color w:val="BBBEBF"/>
+          <w:sz w:val="21"/>
+          <w:szCs w:val="21"/>
+        </w:rPr>
+        <w:t xml:space="preserve">            </w:t>
+      </w:r>
+      <w:r>
+        <w:rPr>
+          <w:rFonts w:ascii="Consolas" w:eastAsia="Times New Roman" w:hAnsi="Consolas" w:cs="Times New Roman"/>
+          <w:color w:val="C586C0"/>
+          <w:sz w:val="21"/>
+          <w:szCs w:val="21"/>
+        </w:rPr>
+        <w:t>for</w:t>
+      </w:r>
+      <w:r>
+        <w:rPr>
+          <w:rFonts w:ascii="Consolas" w:eastAsia="Times New Roman" w:hAnsi="Consolas" w:cs="Times New Roman"/>
+          <w:color w:val="BBBEBF"/>
+          <w:sz w:val="21"/>
+          <w:szCs w:val="21"/>
+        </w:rPr>
+        <w:t xml:space="preserve"> (</w:t>
+      </w:r>
+      <w:r>
+        <w:rPr>
+          <w:rFonts w:ascii="Consolas" w:eastAsia="Times New Roman" w:hAnsi="Consolas" w:cs="Times New Roman"/>
+          <w:color w:val="4EC9B0"/>
+          <w:sz w:val="21"/>
+          <w:szCs w:val="21"/>
+        </w:rPr>
+        <w:t>int</w:t>
+      </w:r>
+      <w:r>
+        <w:rPr>
+          <w:rFonts w:ascii="Consolas" w:eastAsia="Times New Roman" w:hAnsi="Consolas" w:cs="Times New Roman"/>
+          <w:color w:val="FFA657"/>
+          <w:sz w:val="21"/>
+          <w:szCs w:val="21"/>
+        </w:rPr>
+        <w:t xml:space="preserve"> </w:t>
+      </w:r>
+      <w:r>
+        <w:rPr>
+          <w:rFonts w:ascii="Consolas" w:eastAsia="Times New Roman" w:hAnsi="Consolas" w:cs="Times New Roman"/>
+          <w:color w:val="C9D1D9"/>
+          <w:sz w:val="21"/>
+          <w:szCs w:val="21"/>
+        </w:rPr>
+        <w:t>index</w:t>
+      </w:r>
+      <w:r>
+        <w:rPr>
+          <w:rFonts w:ascii="Consolas" w:eastAsia="Times New Roman" w:hAnsi="Consolas" w:cs="Times New Roman"/>
+          <w:color w:val="FFA657"/>
+          <w:sz w:val="21"/>
+          <w:szCs w:val="21"/>
+        </w:rPr>
+        <w:t xml:space="preserve"> </w:t>
+      </w:r>
+      <w:r>
+        <w:rPr>
+          <w:rFonts w:ascii="Consolas" w:eastAsia="Times New Roman" w:hAnsi="Consolas" w:cs="Times New Roman"/>
+          <w:color w:val="D4D4D4"/>
+          <w:sz w:val="21"/>
+          <w:szCs w:val="21"/>
+        </w:rPr>
+        <w:t>=</w:t>
+      </w:r>
+      <w:r>
+        <w:rPr>
+          <w:rFonts w:ascii="Consolas" w:eastAsia="Times New Roman" w:hAnsi="Consolas" w:cs="Times New Roman"/>
+          <w:color w:val="BBBEBF"/>
+          <w:sz w:val="21"/>
+          <w:szCs w:val="21"/>
+        </w:rPr>
+        <w:t xml:space="preserve"> </w:t>
+      </w:r>
+      <w:r>
+        <w:rPr>
+          <w:rFonts w:ascii="Consolas" w:eastAsia="Times New Roman" w:hAnsi="Consolas" w:cs="Times New Roman"/>
+          <w:color w:val="B5CEA8"/>
+          <w:sz w:val="21"/>
+          <w:szCs w:val="21"/>
+        </w:rPr>
+        <w:t>0</w:t>
+      </w:r>
+      <w:r>
+        <w:rPr>
+          <w:rFonts w:ascii="Consolas" w:eastAsia="Times New Roman" w:hAnsi="Consolas" w:cs="Times New Roman"/>
+          <w:color w:val="BBBEBF"/>
+          <w:sz w:val="21"/>
+          <w:szCs w:val="21"/>
+        </w:rPr>
+        <w:t xml:space="preserve">; </w:t>
+      </w:r>
+      <w:r>
+        <w:rPr>
+          <w:rFonts w:ascii="Consolas" w:eastAsia="Times New Roman" w:hAnsi="Consolas" w:cs="Times New Roman"/>
+          <w:color w:val="C9D1D9"/>
+          <w:sz w:val="21"/>
+          <w:szCs w:val="21"/>
+        </w:rPr>
+        <w:t>index</w:t>
+      </w:r>
+      <w:r>
+        <w:rPr>
+          <w:rFonts w:ascii="Consolas" w:eastAsia="Times New Roman" w:hAnsi="Consolas" w:cs="Times New Roman"/>
+          <w:color w:val="BBBEBF"/>
+          <w:sz w:val="21"/>
+          <w:szCs w:val="21"/>
+        </w:rPr>
+        <w:t xml:space="preserve"> </w:t>
+      </w:r>
+      <w:r>
+        <w:rPr>
+          <w:rFonts w:ascii="Consolas" w:eastAsia="Times New Roman" w:hAnsi="Consolas" w:cs="Times New Roman"/>
+          <w:color w:val="D4D4D4"/>
+          <w:sz w:val="21"/>
+          <w:szCs w:val="21"/>
+        </w:rPr>
+        <w:t>&lt;</w:t>
+      </w:r>
+      <w:r>
+        <w:rPr>
+          <w:rFonts w:ascii="Consolas" w:eastAsia="Times New Roman" w:hAnsi="Consolas" w:cs="Times New Roman"/>
+          <w:color w:val="BBBEBF"/>
+          <w:sz w:val="21"/>
+          <w:szCs w:val="21"/>
+        </w:rPr>
+        <w:t xml:space="preserve"> </w:t>
+      </w:r>
+      <w:r>
+        <w:rPr>
+          <w:rFonts w:ascii="Consolas" w:eastAsia="Times New Roman" w:hAnsi="Consolas" w:cs="Times New Roman"/>
+          <w:color w:val="FFA657"/>
+          <w:sz w:val="21"/>
+          <w:szCs w:val="21"/>
+        </w:rPr>
+        <w:t>values</w:t>
+      </w:r>
+      <w:r>
+        <w:rPr>
+          <w:rFonts w:ascii="Consolas" w:eastAsia="Times New Roman" w:hAnsi="Consolas" w:cs="Times New Roman"/>
+          <w:color w:val="BBBEBF"/>
+          <w:sz w:val="21"/>
+          <w:szCs w:val="21"/>
+        </w:rPr>
+        <w:t>.</w:t>
+      </w:r>
+      <w:r>
+        <w:rPr>
+          <w:rFonts w:ascii="Consolas" w:eastAsia="Times New Roman" w:hAnsi="Consolas" w:cs="Times New Roman"/>
+          <w:color w:val="79C0FF"/>
+          <w:sz w:val="21"/>
+          <w:szCs w:val="21"/>
+        </w:rPr>
+        <w:t>length</w:t>
+      </w:r>
+      <w:r>
+        <w:rPr>
+          <w:rFonts w:ascii="Consolas" w:eastAsia="Times New Roman" w:hAnsi="Consolas" w:cs="Times New Roman"/>
+          <w:color w:val="BBBEBF"/>
+          <w:sz w:val="21"/>
+          <w:szCs w:val="21"/>
+        </w:rPr>
+        <w:t xml:space="preserve"> </w:t>
+      </w:r>
+      <w:r>
+        <w:rPr>
+          <w:rFonts w:ascii="Consolas" w:eastAsia="Times New Roman" w:hAnsi="Consolas" w:cs="Times New Roman"/>
+          <w:color w:val="D4D4D4"/>
+          <w:sz w:val="21"/>
+          <w:szCs w:val="21"/>
+        </w:rPr>
+        <w:t>-</w:t>
+      </w:r>
+      <w:r>
+        <w:rPr>
+          <w:rFonts w:ascii="Consolas" w:eastAsia="Times New Roman" w:hAnsi="Consolas" w:cs="Times New Roman"/>
+          <w:color w:val="BBBEBF"/>
+          <w:sz w:val="21"/>
+          <w:szCs w:val="21"/>
+        </w:rPr>
+        <w:t xml:space="preserve"> </w:t>
+      </w:r>
+      <w:r>
+        <w:rPr>
+          <w:rFonts w:ascii="Consolas" w:eastAsia="Times New Roman" w:hAnsi="Consolas" w:cs="Times New Roman"/>
+          <w:color w:val="B5CEA8"/>
+          <w:sz w:val="21"/>
+          <w:szCs w:val="21"/>
+        </w:rPr>
+        <w:t>1</w:t>
+      </w:r>
+      <w:r>
+        <w:rPr>
+          <w:rFonts w:ascii="Consolas" w:eastAsia="Times New Roman" w:hAnsi="Consolas" w:cs="Times New Roman"/>
+          <w:color w:val="BBBEBF"/>
+          <w:sz w:val="21"/>
+          <w:szCs w:val="21"/>
+        </w:rPr>
+        <w:t xml:space="preserve"> </w:t>
+      </w:r>
+      <w:r>
+        <w:rPr>
+          <w:rFonts w:ascii="Consolas" w:eastAsia="Times New Roman" w:hAnsi="Consolas" w:cs="Times New Roman"/>
+          <w:color w:val="D4D4D4"/>
+          <w:sz w:val="21"/>
+          <w:szCs w:val="21"/>
+        </w:rPr>
+        <w:t>-</w:t>
+      </w:r>
+      <w:r>
+        <w:rPr>
+          <w:rFonts w:ascii="Consolas" w:eastAsia="Times New Roman" w:hAnsi="Consolas" w:cs="Times New Roman"/>
+          <w:color w:val="BBBEBF"/>
+          <w:sz w:val="21"/>
+          <w:szCs w:val="21"/>
+        </w:rPr>
+        <w:t xml:space="preserve"> </w:t>
+      </w:r>
+      <w:r>
+        <w:rPr>
+          <w:rFonts w:ascii="Consolas" w:eastAsia="Times New Roman" w:hAnsi="Consolas" w:cs="Times New Roman"/>
+          <w:color w:val="C9D1D9"/>
+          <w:sz w:val="21"/>
+          <w:szCs w:val="21"/>
+        </w:rPr>
+        <w:t>pass</w:t>
+      </w:r>
+      <w:r>
+        <w:rPr>
+          <w:rFonts w:ascii="Consolas" w:eastAsia="Times New Roman" w:hAnsi="Consolas" w:cs="Times New Roman"/>
+          <w:color w:val="BBBEBF"/>
+          <w:sz w:val="21"/>
+          <w:szCs w:val="21"/>
+        </w:rPr>
+        <w:t xml:space="preserve">; </w:t>
+      </w:r>
+      <w:r>
+        <w:rPr>
+          <w:rFonts w:ascii="Consolas" w:eastAsia="Times New Roman" w:hAnsi="Consolas" w:cs="Times New Roman"/>
+          <w:color w:val="C9D1D9"/>
+          <w:sz w:val="21"/>
+          <w:szCs w:val="21"/>
+        </w:rPr>
+        <w:t>index</w:t>
+      </w:r>
+      <w:r>
+        <w:rPr>
+          <w:rFonts w:ascii="Consolas" w:eastAsia="Times New Roman" w:hAnsi="Consolas" w:cs="Times New Roman"/>
+          <w:color w:val="D4D4D4"/>
+          <w:sz w:val="21"/>
+          <w:szCs w:val="21"/>
+        </w:rPr>
+        <w:t>++</w:t>
+      </w:r>
+      <w:r>
+        <w:rPr>
+          <w:rFonts w:ascii="Consolas" w:eastAsia="Times New Roman" w:hAnsi="Consolas" w:cs="Times New Roman"/>
+          <w:color w:val="BBBEBF"/>
+          <w:sz w:val="21"/>
+          <w:szCs w:val="21"/>
+        </w:rPr>
+        <w:t>) {</w:t>
       </w:r>
     </w:p>
     <w:p>
       <w:pPr>
-        <w:spacing w:after="0"/>
+        <w:shd w:val="clear" w:color="auto" w:fill="121314"/>
+        <w:spacing w:after="0" w:line="285" w:lineRule="atLeast"/>
+        <w:rPr>
+          <w:rFonts w:ascii="Consolas" w:eastAsia="Times New Roman" w:hAnsi="Consolas" w:cs="Times New Roman"/>
+          <w:color w:val="BBBEBF"/>
+          <w:sz w:val="21"/>
+          <w:szCs w:val="21"/>
+        </w:rPr>
       </w:pPr>
+      <w:r>
+        <w:rPr>
+          <w:rFonts w:ascii="Consolas" w:eastAsia="Times New Roman" w:hAnsi="Consolas" w:cs="Times New Roman"/>
+          <w:color w:val="BBBEBF"/>
+          <w:sz w:val="21"/>
+          <w:szCs w:val="21"/>
+        </w:rPr>
+        <w:t xml:space="preserve">                </w:t>
+      </w:r>
+      <w:r>
+        <w:rPr>
+          <w:rFonts w:ascii="Consolas" w:eastAsia="Times New Roman" w:hAnsi="Consolas" w:cs="Times New Roman"/>
+          <w:color w:val="C586C0"/>
+          <w:sz w:val="21"/>
+          <w:szCs w:val="21"/>
+        </w:rPr>
+        <w:t>if</w:t>
+      </w:r>
+      <w:r>
+        <w:rPr>
+          <w:rFonts w:ascii="Consolas" w:eastAsia="Times New Roman" w:hAnsi="Consolas" w:cs="Times New Roman"/>
+          <w:color w:val="BBBEBF"/>
+          <w:sz w:val="21"/>
+          <w:szCs w:val="21"/>
+        </w:rPr>
+        <w:t xml:space="preserve"> (</w:t>
+      </w:r>
+      <w:r>
+        <w:rPr>
+          <w:rFonts w:ascii="Consolas" w:eastAsia="Times New Roman" w:hAnsi="Consolas" w:cs="Times New Roman"/>
+          <w:color w:val="FFA657"/>
+          <w:sz w:val="21"/>
+          <w:szCs w:val="21"/>
+        </w:rPr>
+        <w:t>values</w:t>
+      </w:r>
+      <w:r>
+        <w:rPr>
+          <w:rFonts w:ascii="Consolas" w:eastAsia="Times New Roman" w:hAnsi="Consolas" w:cs="Times New Roman"/>
+          <w:color w:val="BBBEBF"/>
+          <w:sz w:val="21"/>
+          <w:szCs w:val="21"/>
+        </w:rPr>
+        <w:t>[</w:t>
+      </w:r>
+      <w:r>
+        <w:rPr>
+          <w:rFonts w:ascii="Consolas" w:eastAsia="Times New Roman" w:hAnsi="Consolas" w:cs="Times New Roman"/>
+          <w:color w:val="C9D1D9"/>
+          <w:sz w:val="21"/>
+          <w:szCs w:val="21"/>
+        </w:rPr>
+        <w:t>index</w:t>
+      </w:r>
+      <w:r>
+        <w:rPr>
+          <w:rFonts w:ascii="Consolas" w:eastAsia="Times New Roman" w:hAnsi="Consolas" w:cs="Times New Roman"/>
+          <w:color w:val="BBBEBF"/>
+          <w:sz w:val="21"/>
+          <w:szCs w:val="21"/>
+        </w:rPr>
+        <w:t>].</w:t>
+      </w:r>
+      <w:r>
+        <w:rPr>
+          <w:rFonts w:ascii="Consolas" w:eastAsia="Times New Roman" w:hAnsi="Consolas" w:cs="Times New Roman"/>
+          <w:color w:val="D2A8FF"/>
+          <w:sz w:val="21"/>
+          <w:szCs w:val="21"/>
+        </w:rPr>
+        <w:t>compareTo</w:t>
+      </w:r>
+      <w:r>
+        <w:rPr>
+          <w:rFonts w:ascii="Consolas" w:eastAsia="Times New Roman" w:hAnsi="Consolas" w:cs="Times New Roman"/>
+          <w:color w:val="BBBEBF"/>
+          <w:sz w:val="21"/>
+          <w:szCs w:val="21"/>
+        </w:rPr>
+        <w:t>(</w:t>
+      </w:r>
+      <w:r>
+        <w:rPr>
+          <w:rFonts w:ascii="Consolas" w:eastAsia="Times New Roman" w:hAnsi="Consolas" w:cs="Times New Roman"/>
+          <w:color w:val="FFA657"/>
+          <w:sz w:val="21"/>
+          <w:szCs w:val="21"/>
+        </w:rPr>
+        <w:t>values</w:t>
+      </w:r>
+      <w:r>
+        <w:rPr>
+          <w:rFonts w:ascii="Consolas" w:eastAsia="Times New Roman" w:hAnsi="Consolas" w:cs="Times New Roman"/>
+          <w:color w:val="BBBEBF"/>
+          <w:sz w:val="21"/>
+          <w:szCs w:val="21"/>
+        </w:rPr>
+        <w:t>[</w:t>
+      </w:r>
+      <w:r>
+        <w:rPr>
+          <w:rFonts w:ascii="Consolas" w:eastAsia="Times New Roman" w:hAnsi="Consolas" w:cs="Times New Roman"/>
+          <w:color w:val="C9D1D9"/>
+          <w:sz w:val="21"/>
+          <w:szCs w:val="21"/>
+        </w:rPr>
+        <w:t>index</w:t>
+      </w:r>
+      <w:r>
+        <w:rPr>
+          <w:rFonts w:ascii="Consolas" w:eastAsia="Times New Roman" w:hAnsi="Consolas" w:cs="Times New Roman"/>
+          <w:color w:val="BBBEBF"/>
+          <w:sz w:val="21"/>
+          <w:szCs w:val="21"/>
+        </w:rPr>
+        <w:t xml:space="preserve"> </w:t>
+      </w:r>
+      <w:r>
+        <w:rPr>
+          <w:rFonts w:ascii="Consolas" w:eastAsia="Times New Roman" w:hAnsi="Consolas" w:cs="Times New Roman"/>
+          <w:color w:val="D4D4D4"/>
+          <w:sz w:val="21"/>
+          <w:szCs w:val="21"/>
+        </w:rPr>
+        <w:t>+</w:t>
+      </w:r>
+      <w:r>
+        <w:rPr>
+          <w:rFonts w:ascii="Consolas" w:eastAsia="Times New Roman" w:hAnsi="Consolas" w:cs="Times New Roman"/>
+          <w:color w:val="BBBEBF"/>
+          <w:sz w:val="21"/>
+          <w:szCs w:val="21"/>
+        </w:rPr>
+        <w:t xml:space="preserve"> </w:t>
+      </w:r>
+      <w:r>
+        <w:rPr>
+          <w:rFonts w:ascii="Consolas" w:eastAsia="Times New Roman" w:hAnsi="Consolas" w:cs="Times New Roman"/>
+          <w:color w:val="B5CEA8"/>
+          <w:sz w:val="21"/>
+          <w:szCs w:val="21"/>
+        </w:rPr>
+        <w:t>1</w:t>
+      </w:r>
+      <w:r>
+        <w:rPr>
+          <w:rFonts w:ascii="Consolas" w:eastAsia="Times New Roman" w:hAnsi="Consolas" w:cs="Times New Roman"/>
+          <w:color w:val="BBBEBF"/>
+          <w:sz w:val="21"/>
+          <w:szCs w:val="21"/>
+        </w:rPr>
+        <w:t xml:space="preserve">]) </w:t>
+      </w:r>
+      <w:r>
+        <w:rPr>
+          <w:rFonts w:ascii="Consolas" w:eastAsia="Times New Roman" w:hAnsi="Consolas" w:cs="Times New Roman"/>
+          <w:color w:val="D4D4D4"/>
+          <w:sz w:val="21"/>
+          <w:szCs w:val="21"/>
+        </w:rPr>
+        <w:t>&gt;</w:t>
+      </w:r>
+      <w:r>
+        <w:rPr>
+          <w:rFonts w:ascii="Consolas" w:eastAsia="Times New Roman" w:hAnsi="Consolas" w:cs="Times New Roman"/>
+          <w:color w:val="BBBEBF"/>
+          <w:sz w:val="21"/>
+          <w:szCs w:val="21"/>
+        </w:rPr>
+        <w:t xml:space="preserve"> </w:t>
+      </w:r>
+      <w:r>
+        <w:rPr>
+          <w:rFonts w:ascii="Consolas" w:eastAsia="Times New Roman" w:hAnsi="Consolas" w:cs="Times New Roman"/>
+          <w:color w:val="B5CEA8"/>
+          <w:sz w:val="21"/>
+          <w:szCs w:val="21"/>
+        </w:rPr>
+        <w:t>0</w:t>
+      </w:r>
+      <w:r>
+        <w:rPr>
+          <w:rFonts w:ascii="Consolas" w:eastAsia="Times New Roman" w:hAnsi="Consolas" w:cs="Times New Roman"/>
+          <w:color w:val="BBBEBF"/>
+          <w:sz w:val="21"/>
+          <w:szCs w:val="21"/>
+        </w:rPr>
+        <w:t>) {</w:t>
+      </w:r>
+    </w:p>
+    <w:p>
+      <w:pPr>
+        <w:shd w:val="clear" w:color="auto" w:fill="121314"/>
+        <w:spacing w:after="0" w:line="285" w:lineRule="atLeast"/>
+        <w:rPr>
+          <w:rFonts w:ascii="Consolas" w:eastAsia="Times New Roman" w:hAnsi="Consolas" w:cs="Times New Roman"/>
+          <w:color w:val="BBBEBF"/>
+          <w:sz w:val="21"/>
+          <w:szCs w:val="21"/>
+        </w:rPr>
+      </w:pPr>
+      <w:r>
+        <w:rPr>
+          <w:rFonts w:ascii="Consolas" w:eastAsia="Times New Roman" w:hAnsi="Consolas" w:cs="Times New Roman"/>
+          <w:color w:val="BBBEBF"/>
+          <w:sz w:val="21"/>
+          <w:szCs w:val="21"/>
+        </w:rPr>
+        <w:t xml:space="preserve">                    </w:t>
+      </w:r>
+      <w:r>
+        <w:rPr>
+          <w:rFonts w:ascii="Consolas" w:eastAsia="Times New Roman" w:hAnsi="Consolas" w:cs="Times New Roman"/>
+          <w:color w:val="4EC9B0"/>
+          <w:sz w:val="21"/>
+          <w:szCs w:val="21"/>
+        </w:rPr>
+        <w:t>T</w:t>
+      </w:r>
+      <w:r>
+        <w:rPr>
+          <w:rFonts w:ascii="Consolas" w:eastAsia="Times New Roman" w:hAnsi="Consolas" w:cs="Times New Roman"/>
+          <w:color w:val="FFA657"/>
+          <w:sz w:val="21"/>
+          <w:szCs w:val="21"/>
+        </w:rPr>
+        <w:t xml:space="preserve"> </w:t>
+      </w:r>
+      <w:r>
+        <w:rPr>
+          <w:rFonts w:ascii="Consolas" w:eastAsia="Times New Roman" w:hAnsi="Consolas" w:cs="Times New Roman"/>
+          <w:color w:val="C9D1D9"/>
+          <w:sz w:val="21"/>
+          <w:szCs w:val="21"/>
+        </w:rPr>
+        <w:t>temporary</w:t>
+      </w:r>
+      <w:r>
+        <w:rPr>
+          <w:rFonts w:ascii="Consolas" w:eastAsia="Times New Roman" w:hAnsi="Consolas" w:cs="Times New Roman"/>
+          <w:color w:val="FFA657"/>
+          <w:sz w:val="21"/>
+          <w:szCs w:val="21"/>
+        </w:rPr>
+        <w:t xml:space="preserve"> </w:t>
+      </w:r>
+      <w:r>
+        <w:rPr>
+          <w:rFonts w:ascii="Consolas" w:eastAsia="Times New Roman" w:hAnsi="Consolas" w:cs="Times New Roman"/>
+          <w:color w:val="D4D4D4"/>
+          <w:sz w:val="21"/>
+          <w:szCs w:val="21"/>
+        </w:rPr>
+        <w:t>=</w:t>
+      </w:r>
+      <w:r>
+        <w:rPr>
+          <w:rFonts w:ascii="Consolas" w:eastAsia="Times New Roman" w:hAnsi="Consolas" w:cs="Times New Roman"/>
+          <w:color w:val="BBBEBF"/>
+          <w:sz w:val="21"/>
+          <w:szCs w:val="21"/>
+        </w:rPr>
+        <w:t xml:space="preserve"> </w:t>
+      </w:r>
+      <w:r>
+        <w:rPr>
+          <w:rFonts w:ascii="Consolas" w:eastAsia="Times New Roman" w:hAnsi="Consolas" w:cs="Times New Roman"/>
+          <w:color w:val="FFA657"/>
+          <w:sz w:val="21"/>
+          <w:szCs w:val="21"/>
+        </w:rPr>
+        <w:t>values</w:t>
+      </w:r>
+      <w:r>
+        <w:rPr>
+          <w:rFonts w:ascii="Consolas" w:eastAsia="Times New Roman" w:hAnsi="Consolas" w:cs="Times New Roman"/>
+          <w:color w:val="BBBEBF"/>
+          <w:sz w:val="21"/>
+          <w:szCs w:val="21"/>
+        </w:rPr>
+        <w:t>[</w:t>
+      </w:r>
+      <w:r>
+        <w:rPr>
+          <w:rFonts w:ascii="Consolas" w:eastAsia="Times New Roman" w:hAnsi="Consolas" w:cs="Times New Roman"/>
+          <w:color w:val="C9D1D9"/>
+          <w:sz w:val="21"/>
+          <w:szCs w:val="21"/>
+        </w:rPr>
+        <w:t>index</w:t>
+      </w:r>
+      <w:r>
+        <w:rPr>
+          <w:rFonts w:ascii="Consolas" w:eastAsia="Times New Roman" w:hAnsi="Consolas" w:cs="Times New Roman"/>
+          <w:color w:val="BBBEBF"/>
+          <w:sz w:val="21"/>
+          <w:szCs w:val="21"/>
+        </w:rPr>
+        <w:t>];</w:t>
+      </w:r>
+    </w:p>
+    <w:p>
+      <w:pPr>
+        <w:shd w:val="clear" w:color="auto" w:fill="121314"/>
+        <w:spacing w:after="0" w:line="285" w:lineRule="atLeast"/>
+        <w:rPr>
+          <w:rFonts w:ascii="Consolas" w:eastAsia="Times New Roman" w:hAnsi="Consolas" w:cs="Times New Roman"/>
+          <w:color w:val="BBBEBF"/>
+          <w:sz w:val="21"/>
+          <w:szCs w:val="21"/>
+        </w:rPr>
+      </w:pPr>
+      <w:r>
+        <w:rPr>
+          <w:rFonts w:ascii="Consolas" w:eastAsia="Times New Roman" w:hAnsi="Consolas" w:cs="Times New Roman"/>
+          <w:color w:val="BBBEBF"/>
+          <w:sz w:val="21"/>
+          <w:szCs w:val="21"/>
+        </w:rPr>
+        <w:t xml:space="preserve">                    </w:t>
+      </w:r>
+      <w:r>
+        <w:rPr>
+          <w:rFonts w:ascii="Consolas" w:eastAsia="Times New Roman" w:hAnsi="Consolas" w:cs="Times New Roman"/>
+          <w:color w:val="FFA657"/>
+          <w:sz w:val="21"/>
+          <w:szCs w:val="21"/>
+        </w:rPr>
+        <w:t>values</w:t>
+      </w:r>
+      <w:r>
+        <w:rPr>
+          <w:rFonts w:ascii="Consolas" w:eastAsia="Times New Roman" w:hAnsi="Consolas" w:cs="Times New Roman"/>
+          <w:color w:val="BBBEBF"/>
+          <w:sz w:val="21"/>
+          <w:szCs w:val="21"/>
+        </w:rPr>
+        <w:t>[</w:t>
+      </w:r>
+      <w:r>
+        <w:rPr>
+          <w:rFonts w:ascii="Consolas" w:eastAsia="Times New Roman" w:hAnsi="Consolas" w:cs="Times New Roman"/>
+          <w:color w:val="C9D1D9"/>
+          <w:sz w:val="21"/>
+          <w:szCs w:val="21"/>
+        </w:rPr>
+        <w:t>index</w:t>
+      </w:r>
+      <w:r>
+        <w:rPr>
+          <w:rFonts w:ascii="Consolas" w:eastAsia="Times New Roman" w:hAnsi="Consolas" w:cs="Times New Roman"/>
+          <w:color w:val="BBBEBF"/>
+          <w:sz w:val="21"/>
+          <w:szCs w:val="21"/>
+        </w:rPr>
+        <w:t xml:space="preserve">] </w:t>
+      </w:r>
+      <w:r>
+        <w:rPr>
+          <w:rFonts w:ascii="Consolas" w:eastAsia="Times New Roman" w:hAnsi="Consolas" w:cs="Times New Roman"/>
+          <w:color w:val="D4D4D4"/>
+          <w:sz w:val="21"/>
+          <w:szCs w:val="21"/>
+        </w:rPr>
+        <w:t>=</w:t>
+      </w:r>
+      <w:r>
+        <w:rPr>
+          <w:rFonts w:ascii="Consolas" w:eastAsia="Times New Roman" w:hAnsi="Consolas" w:cs="Times New Roman"/>
+          <w:color w:val="BBBEBF"/>
+          <w:sz w:val="21"/>
+          <w:szCs w:val="21"/>
+        </w:rPr>
+        <w:t xml:space="preserve"> </w:t>
+      </w:r>
+      <w:r>
+        <w:rPr>
+          <w:rFonts w:ascii="Consolas" w:eastAsia="Times New Roman" w:hAnsi="Consolas" w:cs="Times New Roman"/>
+          <w:color w:val="FFA657"/>
+          <w:sz w:val="21"/>
+          <w:szCs w:val="21"/>
+        </w:rPr>
+        <w:t>values</w:t>
+      </w:r>
+      <w:r>
+        <w:rPr>
+          <w:rFonts w:ascii="Consolas" w:eastAsia="Times New Roman" w:hAnsi="Consolas" w:cs="Times New Roman"/>
+          <w:color w:val="BBBEBF"/>
+          <w:sz w:val="21"/>
+          <w:szCs w:val="21"/>
+        </w:rPr>
+        <w:t>[</w:t>
+      </w:r>
+      <w:r>
+        <w:rPr>
+          <w:rFonts w:ascii="Consolas" w:eastAsia="Times New Roman" w:hAnsi="Consolas" w:cs="Times New Roman"/>
+          <w:color w:val="C9D1D9"/>
+          <w:sz w:val="21"/>
+          <w:szCs w:val="21"/>
+        </w:rPr>
+        <w:t>index</w:t>
+      </w:r>
+      <w:r>
+        <w:rPr>
+          <w:rFonts w:ascii="Consolas" w:eastAsia="Times New Roman" w:hAnsi="Consolas" w:cs="Times New Roman"/>
+          <w:color w:val="BBBEBF"/>
+          <w:sz w:val="21"/>
+          <w:szCs w:val="21"/>
+        </w:rPr>
+        <w:t xml:space="preserve"> </w:t>
+      </w:r>
+      <w:r>
+        <w:rPr>
+          <w:rFonts w:ascii="Consolas" w:eastAsia="Times New Roman" w:hAnsi="Consolas" w:cs="Times New Roman"/>
+          <w:color w:val="D4D4D4"/>
+          <w:sz w:val="21"/>
+          <w:szCs w:val="21"/>
+        </w:rPr>
+        <w:t>+</w:t>
+      </w:r>
+      <w:r>
+        <w:rPr>
+          <w:rFonts w:ascii="Consolas" w:eastAsia="Times New Roman" w:hAnsi="Consolas" w:cs="Times New Roman"/>
+          <w:color w:val="BBBEBF"/>
+          <w:sz w:val="21"/>
+          <w:szCs w:val="21"/>
+        </w:rPr>
+        <w:t xml:space="preserve"> </w:t>
+      </w:r>
+      <w:r>
+        <w:rPr>
+          <w:rFonts w:ascii="Consolas" w:eastAsia="Times New Roman" w:hAnsi="Consolas" w:cs="Times New Roman"/>
+          <w:color w:val="B5CEA8"/>
+          <w:sz w:val="21"/>
+          <w:szCs w:val="21"/>
+        </w:rPr>
+        <w:t>1</w:t>
+      </w:r>
+      <w:r>
+        <w:rPr>
+          <w:rFonts w:ascii="Consolas" w:eastAsia="Times New Roman" w:hAnsi="Consolas" w:cs="Times New Roman"/>
+          <w:color w:val="BBBEBF"/>
+          <w:sz w:val="21"/>
+          <w:szCs w:val="21"/>
+        </w:rPr>
+        <w:t>];</w:t>
+      </w:r>
+    </w:p>
+    <w:p>
+      <w:pPr>
+        <w:shd w:val="clear" w:color="auto" w:fill="121314"/>
+        <w:spacing w:after="0" w:line="285" w:lineRule="atLeast"/>
+        <w:rPr>
+          <w:rFonts w:ascii="Consolas" w:eastAsia="Times New Roman" w:hAnsi="Consolas" w:cs="Times New Roman"/>
+          <w:color w:val="BBBEBF"/>
+          <w:sz w:val="21"/>
+          <w:szCs w:val="21"/>
+        </w:rPr>
+      </w:pPr>
+      <w:r>
+        <w:rPr>
+          <w:rFonts w:ascii="Consolas" w:eastAsia="Times New Roman" w:hAnsi="Consolas" w:cs="Times New Roman"/>
+          <w:color w:val="BBBEBF"/>
+          <w:sz w:val="21"/>
+          <w:szCs w:val="21"/>
+        </w:rPr>
+        <w:t xml:space="preserve">                    </w:t>
+      </w:r>
+      <w:r>
+        <w:rPr>
+          <w:rFonts w:ascii="Consolas" w:eastAsia="Times New Roman" w:hAnsi="Consolas" w:cs="Times New Roman"/>
+          <w:color w:val="FFA657"/>
+          <w:sz w:val="21"/>
+          <w:szCs w:val="21"/>
+        </w:rPr>
+        <w:t>values</w:t>
+      </w:r>
+      <w:r>
+        <w:rPr>
+          <w:rFonts w:ascii="Consolas" w:eastAsia="Times New Roman" w:hAnsi="Consolas" w:cs="Times New Roman"/>
+          <w:color w:val="BBBEBF"/>
+          <w:sz w:val="21"/>
+          <w:szCs w:val="21"/>
+        </w:rPr>
+        <w:t>[</w:t>
+      </w:r>
+      <w:r>
+        <w:rPr>
+          <w:rFonts w:ascii="Consolas" w:eastAsia="Times New Roman" w:hAnsi="Consolas" w:cs="Times New Roman"/>
+          <w:color w:val="C9D1D9"/>
+          <w:sz w:val="21"/>
+          <w:szCs w:val="21"/>
+        </w:rPr>
+        <w:t>index</w:t>
+      </w:r>
+      <w:r>
+        <w:rPr>
+          <w:rFonts w:ascii="Consolas" w:eastAsia="Times New Roman" w:hAnsi="Consolas" w:cs="Times New Roman"/>
+          <w:color w:val="BBBEBF"/>
+          <w:sz w:val="21"/>
+          <w:szCs w:val="21"/>
+        </w:rPr>
+        <w:t xml:space="preserve"> </w:t>
+      </w:r>
+      <w:r>
+        <w:rPr>
+          <w:rFonts w:ascii="Consolas" w:eastAsia="Times New Roman" w:hAnsi="Consolas" w:cs="Times New Roman"/>
+          <w:color w:val="D4D4D4"/>
+          <w:sz w:val="21"/>
+          <w:szCs w:val="21"/>
+        </w:rPr>
+        <w:t>+</w:t>
+      </w:r>
+      <w:r>
+        <w:rPr>
+          <w:rFonts w:ascii="Consolas" w:eastAsia="Times New Roman" w:hAnsi="Consolas" w:cs="Times New Roman"/>
+          <w:color w:val="BBBEBF"/>
+          <w:sz w:val="21"/>
+          <w:szCs w:val="21"/>
+        </w:rPr>
+        <w:t xml:space="preserve"> </w:t>
+      </w:r>
+      <w:r>
+        <w:rPr>
+          <w:rFonts w:ascii="Consolas" w:eastAsia="Times New Roman" w:hAnsi="Consolas" w:cs="Times New Roman"/>
+          <w:color w:val="B5CEA8"/>
+          <w:sz w:val="21"/>
+          <w:szCs w:val="21"/>
+        </w:rPr>
+        <w:t>1</w:t>
+      </w:r>
+      <w:r>
+        <w:rPr>
+          <w:rFonts w:ascii="Consolas" w:eastAsia="Times New Roman" w:hAnsi="Consolas" w:cs="Times New Roman"/>
+          <w:color w:val="BBBEBF"/>
+          <w:sz w:val="21"/>
+          <w:szCs w:val="21"/>
+        </w:rPr>
+        <w:t xml:space="preserve">] </w:t>
+      </w:r>
+      <w:r>
+        <w:rPr>
+          <w:rFonts w:ascii="Consolas" w:eastAsia="Times New Roman" w:hAnsi="Consolas" w:cs="Times New Roman"/>
+          <w:color w:val="D4D4D4"/>
+          <w:sz w:val="21"/>
+          <w:szCs w:val="21"/>
+        </w:rPr>
+        <w:t>=</w:t>
+      </w:r>
+      <w:r>
+        <w:rPr>
+          <w:rFonts w:ascii="Consolas" w:eastAsia="Times New Roman" w:hAnsi="Consolas" w:cs="Times New Roman"/>
+          <w:color w:val="BBBEBF"/>
+          <w:sz w:val="21"/>
+          <w:szCs w:val="21"/>
+        </w:rPr>
+        <w:t xml:space="preserve"> </w:t>
+      </w:r>
+      <w:r>
+        <w:rPr>
+          <w:rFonts w:ascii="Consolas" w:eastAsia="Times New Roman" w:hAnsi="Consolas" w:cs="Times New Roman"/>
+          <w:color w:val="C9D1D9"/>
+          <w:sz w:val="21"/>
+          <w:szCs w:val="21"/>
+        </w:rPr>
+        <w:t>temporary</w:t>
+      </w:r>
+      <w:r>
+        <w:rPr>
+          <w:rFonts w:ascii="Consolas" w:eastAsia="Times New Roman" w:hAnsi="Consolas" w:cs="Times New Roman"/>
+          <w:color w:val="BBBEBF"/>
+          <w:sz w:val="21"/>
+          <w:szCs w:val="21"/>
+        </w:rPr>
+        <w:t>;</w:t>
+      </w:r>
+    </w:p>
+    <w:p>
+      <w:pPr>
+        <w:shd w:val="clear" w:color="auto" w:fill="121314"/>
+        <w:spacing w:after="0" w:line="285" w:lineRule="atLeast"/>
+        <w:rPr>
+          <w:rFonts w:ascii="Consolas" w:eastAsia="Times New Roman" w:hAnsi="Consolas" w:cs="Times New Roman"/>
+          <w:color w:val="BBBEBF"/>
+          <w:sz w:val="21"/>
+          <w:szCs w:val="21"/>
+        </w:rPr>
+      </w:pPr>
+      <w:r>
+        <w:rPr>
+          <w:rFonts w:ascii="Consolas" w:eastAsia="Times New Roman" w:hAnsi="Consolas" w:cs="Times New Roman"/>
+          <w:color w:val="BBBEBF"/>
+          <w:sz w:val="21"/>
+          <w:szCs w:val="21"/>
+        </w:rPr>
+        <w:t>                }</w:t>
+      </w:r>
+    </w:p>
+    <w:p>
+      <w:pPr>
+        <w:shd w:val="clear" w:color="auto" w:fill="121314"/>
+        <w:spacing w:after="0" w:line="285" w:lineRule="atLeast"/>
+        <w:rPr>
+          <w:rFonts w:ascii="Consolas" w:eastAsia="Times New Roman" w:hAnsi="Consolas" w:cs="Times New Roman"/>
+          <w:color w:val="BBBEBF"/>
+          <w:sz w:val="21"/>
+          <w:szCs w:val="21"/>
+        </w:rPr>
+      </w:pPr>
+      <w:r>
+        <w:rPr>
+          <w:rFonts w:ascii="Consolas" w:eastAsia="Times New Roman" w:hAnsi="Consolas" w:cs="Times New Roman"/>
+          <w:color w:val="BBBEBF"/>
+          <w:sz w:val="21"/>
+          <w:szCs w:val="21"/>
+        </w:rPr>
+        <w:t>            }</w:t>
+      </w:r>
+    </w:p>
+    <w:p>
+      <w:pPr>
+        <w:shd w:val="clear" w:color="auto" w:fill="121314"/>
+        <w:spacing w:after="0" w:line="285" w:lineRule="atLeast"/>
+        <w:rPr>
+          <w:rFonts w:ascii="Consolas" w:eastAsia="Times New Roman" w:hAnsi="Consolas" w:cs="Times New Roman"/>
+          <w:color w:val="BBBEBF"/>
+          <w:sz w:val="21"/>
+          <w:szCs w:val="21"/>
+        </w:rPr>
+      </w:pPr>
+      <w:r>
+        <w:rPr>
+          <w:rFonts w:ascii="Consolas" w:eastAsia="Times New Roman" w:hAnsi="Consolas" w:cs="Times New Roman"/>
+          <w:color w:val="BBBEBF"/>
+          <w:sz w:val="21"/>
+          <w:szCs w:val="21"/>
+        </w:rPr>
+        <w:t>        }</w:t>
+      </w:r>
+    </w:p>
+    <w:p>
+      <w:pPr>
+        <w:shd w:val="clear" w:color="auto" w:fill="121314"/>
+        <w:spacing w:after="0" w:line="285" w:lineRule="atLeast"/>
+        <w:rPr>
+          <w:rFonts w:ascii="Consolas" w:eastAsia="Times New Roman" w:hAnsi="Consolas" w:cs="Times New Roman"/>
+          <w:color w:val="BBBEBF"/>
+          <w:sz w:val="21"/>
+          <w:szCs w:val="21"/>
+        </w:rPr>
+      </w:pPr>
+      <w:r>
+        <w:rPr>
+          <w:rFonts w:ascii="Consolas" w:eastAsia="Times New Roman" w:hAnsi="Consolas" w:cs="Times New Roman"/>
+          <w:color w:val="BBBEBF"/>
+          <w:sz w:val="21"/>
+          <w:szCs w:val="21"/>
+        </w:rPr>
+        <w:t>    }</w:t>
+      </w:r>
+    </w:p>
+    <w:p>
+      <w:pPr>
+        <w:shd w:val="clear" w:color="auto" w:fill="121314"/>
+        <w:spacing w:after="0" w:line="285" w:lineRule="atLeast"/>
+        <w:rPr>
+          <w:rFonts w:ascii="Consolas" w:eastAsia="Times New Roman" w:hAnsi="Consolas" w:cs="Times New Roman"/>
+          <w:color w:val="BBBEBF"/>
+          <w:sz w:val="21"/>
+          <w:szCs w:val="21"/>
+        </w:rPr>
+      </w:pPr>
+    </w:p>
+    <w:p>
+      <w:pPr>
+        <w:shd w:val="clear" w:color="auto" w:fill="121314"/>
+        <w:spacing w:after="0" w:line="285" w:lineRule="atLeast"/>
+        <w:rPr>
+          <w:rFonts w:ascii="Consolas" w:eastAsia="Times New Roman" w:hAnsi="Consolas" w:cs="Times New Roman"/>
+          <w:color w:val="BBBEBF"/>
+          <w:sz w:val="21"/>
+          <w:szCs w:val="21"/>
+        </w:rPr>
+      </w:pPr>
+      <w:r>
+        <w:rPr>
+          <w:rFonts w:ascii="Consolas" w:eastAsia="Times New Roman" w:hAnsi="Consolas" w:cs="Times New Roman"/>
+          <w:color w:val="BBBEBF"/>
+          <w:sz w:val="21"/>
+          <w:szCs w:val="21"/>
+        </w:rPr>
+        <w:t xml:space="preserve">    </w:t>
+      </w:r>
+      <w:r>
+        <w:rPr>
+          <w:rFonts w:ascii="Consolas" w:eastAsia="Times New Roman" w:hAnsi="Consolas" w:cs="Times New Roman"/>
+          <w:color w:val="569CD6"/>
+          <w:sz w:val="21"/>
+          <w:szCs w:val="21"/>
+        </w:rPr>
+        <w:t>public</w:t>
+      </w:r>
+      <w:r>
+        <w:rPr>
+          <w:rFonts w:ascii="Consolas" w:eastAsia="Times New Roman" w:hAnsi="Consolas" w:cs="Times New Roman"/>
+          <w:color w:val="BBBEBF"/>
+          <w:sz w:val="21"/>
+          <w:szCs w:val="21"/>
+        </w:rPr>
+        <w:t xml:space="preserve"> </w:t>
+      </w:r>
+      <w:r>
+        <w:rPr>
+          <w:rFonts w:ascii="Consolas" w:eastAsia="Times New Roman" w:hAnsi="Consolas" w:cs="Times New Roman"/>
+          <w:color w:val="569CD6"/>
+          <w:sz w:val="21"/>
+          <w:szCs w:val="21"/>
+        </w:rPr>
+        <w:t>static</w:t>
+      </w:r>
+      <w:r>
+        <w:rPr>
+          <w:rFonts w:ascii="Consolas" w:eastAsia="Times New Roman" w:hAnsi="Consolas" w:cs="Times New Roman"/>
+          <w:color w:val="BBBEBF"/>
+          <w:sz w:val="21"/>
+          <w:szCs w:val="21"/>
+        </w:rPr>
+        <w:t xml:space="preserve"> </w:t>
+      </w:r>
+      <w:r>
+        <w:rPr>
+          <w:rFonts w:ascii="Consolas" w:eastAsia="Times New Roman" w:hAnsi="Consolas" w:cs="Times New Roman"/>
+          <w:color w:val="4EC9B0"/>
+          <w:sz w:val="21"/>
+          <w:szCs w:val="21"/>
+        </w:rPr>
+        <w:t>void</w:t>
+      </w:r>
+      <w:r>
+        <w:rPr>
+          <w:rFonts w:ascii="Consolas" w:eastAsia="Times New Roman" w:hAnsi="Consolas" w:cs="Times New Roman"/>
+          <w:color w:val="BBBEBF"/>
+          <w:sz w:val="21"/>
+          <w:szCs w:val="21"/>
+        </w:rPr>
+        <w:t xml:space="preserve"> </w:t>
+      </w:r>
+      <w:r>
+        <w:rPr>
+          <w:rFonts w:ascii="Consolas" w:eastAsia="Times New Roman" w:hAnsi="Consolas" w:cs="Times New Roman"/>
+          <w:color w:val="D2A8FF"/>
+          <w:sz w:val="21"/>
+          <w:szCs w:val="21"/>
+        </w:rPr>
+        <w:t>main</w:t>
+      </w:r>
+      <w:r>
+        <w:rPr>
+          <w:rFonts w:ascii="Consolas" w:eastAsia="Times New Roman" w:hAnsi="Consolas" w:cs="Times New Roman"/>
+          <w:color w:val="BBBEBF"/>
+          <w:sz w:val="21"/>
+          <w:szCs w:val="21"/>
+        </w:rPr>
+        <w:t>(</w:t>
+      </w:r>
+      <w:r>
+        <w:rPr>
+          <w:rFonts w:ascii="Consolas" w:eastAsia="Times New Roman" w:hAnsi="Consolas" w:cs="Times New Roman"/>
+          <w:color w:val="4EC9B0"/>
+          <w:sz w:val="21"/>
+          <w:szCs w:val="21"/>
+        </w:rPr>
+        <w:t>String</w:t>
+      </w:r>
+      <w:r>
+        <w:rPr>
+          <w:rFonts w:ascii="Consolas" w:eastAsia="Times New Roman" w:hAnsi="Consolas" w:cs="Times New Roman"/>
+          <w:color w:val="BBBEBF"/>
+          <w:sz w:val="21"/>
+          <w:szCs w:val="21"/>
+        </w:rPr>
+        <w:t xml:space="preserve">[] </w:t>
+      </w:r>
+      <w:r>
+        <w:rPr>
+          <w:rFonts w:ascii="Consolas" w:eastAsia="Times New Roman" w:hAnsi="Consolas" w:cs="Times New Roman"/>
+          <w:color w:val="FFA657"/>
+          <w:sz w:val="21"/>
+          <w:szCs w:val="21"/>
+        </w:rPr>
+        <w:t>args</w:t>
+      </w:r>
+      <w:r>
+        <w:rPr>
+          <w:rFonts w:ascii="Consolas" w:eastAsia="Times New Roman" w:hAnsi="Consolas" w:cs="Times New Roman"/>
+          <w:color w:val="BBBEBF"/>
+          <w:sz w:val="21"/>
+          <w:szCs w:val="21"/>
+        </w:rPr>
+        <w:t>) {</w:t>
+      </w:r>
+    </w:p>
+    <w:p>
+      <w:pPr>
+        <w:shd w:val="clear" w:color="auto" w:fill="121314"/>
+        <w:spacing w:after="0" w:line="285" w:lineRule="atLeast"/>
+        <w:rPr>
+          <w:rFonts w:ascii="Consolas" w:eastAsia="Times New Roman" w:hAnsi="Consolas" w:cs="Times New Roman"/>
+          <w:color w:val="BBBEBF"/>
+          <w:sz w:val="21"/>
+          <w:szCs w:val="21"/>
+        </w:rPr>
+      </w:pPr>
+      <w:r>
+        <w:rPr>
+          <w:rFonts w:ascii="Consolas" w:eastAsia="Times New Roman" w:hAnsi="Consolas" w:cs="Times New Roman"/>
+          <w:color w:val="BBBEBF"/>
+          <w:sz w:val="21"/>
+          <w:szCs w:val="21"/>
+        </w:rPr>
+        <w:t xml:space="preserve">        </w:t>
+      </w:r>
+      <w:r>
+        <w:rPr>
+          <w:rFonts w:ascii="Consolas" w:eastAsia="Times New Roman" w:hAnsi="Consolas" w:cs="Times New Roman"/>
+          <w:color w:val="4EC9B0"/>
+          <w:sz w:val="21"/>
+          <w:szCs w:val="21"/>
+        </w:rPr>
+        <w:t>Integer</w:t>
+      </w:r>
+      <w:r>
+        <w:rPr>
+          <w:rFonts w:ascii="Consolas" w:eastAsia="Times New Roman" w:hAnsi="Consolas" w:cs="Times New Roman"/>
+          <w:color w:val="FFA657"/>
+          <w:sz w:val="21"/>
+          <w:szCs w:val="21"/>
+        </w:rPr>
+        <w:t xml:space="preserve">[] </w:t>
+      </w:r>
+      <w:r>
+        <w:rPr>
+          <w:rFonts w:ascii="Consolas" w:eastAsia="Times New Roman" w:hAnsi="Consolas" w:cs="Times New Roman"/>
+          <w:color w:val="C9D1D9"/>
+          <w:sz w:val="21"/>
+          <w:szCs w:val="21"/>
+        </w:rPr>
+        <w:t>numbers</w:t>
+      </w:r>
+      <w:r>
+        <w:rPr>
+          <w:rFonts w:ascii="Consolas" w:eastAsia="Times New Roman" w:hAnsi="Consolas" w:cs="Times New Roman"/>
+          <w:color w:val="FFA657"/>
+          <w:sz w:val="21"/>
+          <w:szCs w:val="21"/>
+        </w:rPr>
+        <w:t xml:space="preserve"> </w:t>
+      </w:r>
+      <w:r>
+        <w:rPr>
+          <w:rFonts w:ascii="Consolas" w:eastAsia="Times New Roman" w:hAnsi="Consolas" w:cs="Times New Roman"/>
+          <w:color w:val="D4D4D4"/>
+          <w:sz w:val="21"/>
+          <w:szCs w:val="21"/>
+        </w:rPr>
+        <w:t>=</w:t>
+      </w:r>
+      <w:r>
+        <w:rPr>
+          <w:rFonts w:ascii="Consolas" w:eastAsia="Times New Roman" w:hAnsi="Consolas" w:cs="Times New Roman"/>
+          <w:color w:val="BBBEBF"/>
+          <w:sz w:val="21"/>
+          <w:szCs w:val="21"/>
+        </w:rPr>
+        <w:t xml:space="preserve"> {</w:t>
+      </w:r>
+      <w:r>
+        <w:rPr>
+          <w:rFonts w:ascii="Consolas" w:eastAsia="Times New Roman" w:hAnsi="Consolas" w:cs="Times New Roman"/>
+          <w:color w:val="B5CEA8"/>
+          <w:sz w:val="21"/>
+          <w:szCs w:val="21"/>
+        </w:rPr>
+        <w:t>4</w:t>
+      </w:r>
+      <w:r>
+        <w:rPr>
+          <w:rFonts w:ascii="Consolas" w:eastAsia="Times New Roman" w:hAnsi="Consolas" w:cs="Times New Roman"/>
+          <w:color w:val="BBBEBF"/>
+          <w:sz w:val="21"/>
+          <w:szCs w:val="21"/>
+        </w:rPr>
+        <w:t xml:space="preserve">, </w:t>
+      </w:r>
+      <w:r>
+        <w:rPr>
+          <w:rFonts w:ascii="Consolas" w:eastAsia="Times New Roman" w:hAnsi="Consolas" w:cs="Times New Roman"/>
+          <w:color w:val="B5CEA8"/>
+          <w:sz w:val="21"/>
+          <w:szCs w:val="21"/>
+        </w:rPr>
+        <w:t>1</w:t>
+      </w:r>
+      <w:r>
+        <w:rPr>
+          <w:rFonts w:ascii="Consolas" w:eastAsia="Times New Roman" w:hAnsi="Consolas" w:cs="Times New Roman"/>
+          <w:color w:val="BBBEBF"/>
+          <w:sz w:val="21"/>
+          <w:szCs w:val="21"/>
+        </w:rPr>
+        <w:t xml:space="preserve">, </w:t>
+      </w:r>
+      <w:r>
+        <w:rPr>
+          <w:rFonts w:ascii="Consolas" w:eastAsia="Times New Roman" w:hAnsi="Consolas" w:cs="Times New Roman"/>
+          <w:color w:val="B5CEA8"/>
+          <w:sz w:val="21"/>
+          <w:szCs w:val="21"/>
+        </w:rPr>
+        <w:t>3</w:t>
+      </w:r>
+      <w:r>
+        <w:rPr>
+          <w:rFonts w:ascii="Consolas" w:eastAsia="Times New Roman" w:hAnsi="Consolas" w:cs="Times New Roman"/>
+          <w:color w:val="BBBEBF"/>
+          <w:sz w:val="21"/>
+          <w:szCs w:val="21"/>
+        </w:rPr>
+        <w:t xml:space="preserve">, </w:t>
+      </w:r>
+      <w:r>
+        <w:rPr>
+          <w:rFonts w:ascii="Consolas" w:eastAsia="Times New Roman" w:hAnsi="Consolas" w:cs="Times New Roman"/>
+          <w:color w:val="B5CEA8"/>
+          <w:sz w:val="21"/>
+          <w:szCs w:val="21"/>
+        </w:rPr>
+        <w:t>2</w:t>
+      </w:r>
+      <w:r>
+        <w:rPr>
+          <w:rFonts w:ascii="Consolas" w:eastAsia="Times New Roman" w:hAnsi="Consolas" w:cs="Times New Roman"/>
+          <w:color w:val="BBBEBF"/>
+          <w:sz w:val="21"/>
+          <w:szCs w:val="21"/>
+        </w:rPr>
+        <w:t>};</w:t>
+      </w:r>
+    </w:p>
+    <w:p>
+      <w:pPr>
+        <w:shd w:val="clear" w:color="auto" w:fill="121314"/>
+        <w:spacing w:after="0" w:line="285" w:lineRule="atLeast"/>
+        <w:rPr>
+          <w:rFonts w:ascii="Consolas" w:eastAsia="Times New Roman" w:hAnsi="Consolas" w:cs="Times New Roman"/>
+          <w:color w:val="BBBEBF"/>
+          <w:sz w:val="21"/>
+          <w:szCs w:val="21"/>
+        </w:rPr>
+      </w:pPr>
+      <w:r>
+        <w:rPr>
+          <w:rFonts w:ascii="Consolas" w:eastAsia="Times New Roman" w:hAnsi="Consolas" w:cs="Times New Roman"/>
+          <w:color w:val="BBBEBF"/>
+          <w:sz w:val="21"/>
+          <w:szCs w:val="21"/>
+        </w:rPr>
+        <w:t xml:space="preserve">        </w:t>
+      </w:r>
+      <w:r>
+        <w:rPr>
+          <w:rFonts w:ascii="Consolas" w:eastAsia="Times New Roman" w:hAnsi="Consolas" w:cs="Times New Roman"/>
+          <w:color w:val="4EC9B0"/>
+          <w:sz w:val="21"/>
+          <w:szCs w:val="21"/>
+        </w:rPr>
+        <w:t>String</w:t>
+      </w:r>
+      <w:r>
+        <w:rPr>
+          <w:rFonts w:ascii="Consolas" w:eastAsia="Times New Roman" w:hAnsi="Consolas" w:cs="Times New Roman"/>
+          <w:color w:val="FFA657"/>
+          <w:sz w:val="21"/>
+          <w:szCs w:val="21"/>
+        </w:rPr>
+        <w:t xml:space="preserve">[] </w:t>
+      </w:r>
+      <w:r>
+        <w:rPr>
+          <w:rFonts w:ascii="Consolas" w:eastAsia="Times New Roman" w:hAnsi="Consolas" w:cs="Times New Roman"/>
+          <w:color w:val="C9D1D9"/>
+          <w:sz w:val="21"/>
+          <w:szCs w:val="21"/>
+        </w:rPr>
+        <w:t>words</w:t>
+      </w:r>
+      <w:r>
+        <w:rPr>
+          <w:rFonts w:ascii="Consolas" w:eastAsia="Times New Roman" w:hAnsi="Consolas" w:cs="Times New Roman"/>
+          <w:color w:val="FFA657"/>
+          <w:sz w:val="21"/>
+          <w:szCs w:val="21"/>
+        </w:rPr>
+        <w:t xml:space="preserve"> </w:t>
+      </w:r>
+      <w:r>
+        <w:rPr>
+          <w:rFonts w:ascii="Consolas" w:eastAsia="Times New Roman" w:hAnsi="Consolas" w:cs="Times New Roman"/>
+          <w:color w:val="D4D4D4"/>
+          <w:sz w:val="21"/>
+          <w:szCs w:val="21"/>
+        </w:rPr>
+        <w:t>=</w:t>
+      </w:r>
+      <w:r>
+        <w:rPr>
+          <w:rFonts w:ascii="Consolas" w:eastAsia="Times New Roman" w:hAnsi="Consolas" w:cs="Times New Roman"/>
+          <w:color w:val="BBBEBF"/>
+          <w:sz w:val="21"/>
+          <w:szCs w:val="21"/>
+        </w:rPr>
+        <w:t xml:space="preserve"> {</w:t>
+      </w:r>
+      <w:r>
+        <w:rPr>
+          <w:rFonts w:ascii="Consolas" w:eastAsia="Times New Roman" w:hAnsi="Consolas" w:cs="Times New Roman"/>
+          <w:color w:val="A5D6FF"/>
+          <w:sz w:val="21"/>
+          <w:szCs w:val="21"/>
+        </w:rPr>
+        <w:t>"pear"</w:t>
+      </w:r>
+      <w:r>
+        <w:rPr>
+          <w:rFonts w:ascii="Consolas" w:eastAsia="Times New Roman" w:hAnsi="Consolas" w:cs="Times New Roman"/>
+          <w:color w:val="BBBEBF"/>
+          <w:sz w:val="21"/>
+          <w:szCs w:val="21"/>
+        </w:rPr>
+        <w:t xml:space="preserve">, </w:t>
+      </w:r>
+      <w:r>
+        <w:rPr>
+          <w:rFonts w:ascii="Consolas" w:eastAsia="Times New Roman" w:hAnsi="Consolas" w:cs="Times New Roman"/>
+          <w:color w:val="A5D6FF"/>
+          <w:sz w:val="21"/>
+          <w:szCs w:val="21"/>
+        </w:rPr>
+        <w:t>"apple"</w:t>
+      </w:r>
+      <w:r>
+        <w:rPr>
+          <w:rFonts w:ascii="Consolas" w:eastAsia="Times New Roman" w:hAnsi="Consolas" w:cs="Times New Roman"/>
+          <w:color w:val="BBBEBF"/>
+          <w:sz w:val="21"/>
+          <w:szCs w:val="21"/>
+        </w:rPr>
+        <w:t xml:space="preserve">, </w:t>
+      </w:r>
+      <w:r>
+        <w:rPr>
+          <w:rFonts w:ascii="Consolas" w:eastAsia="Times New Roman" w:hAnsi="Consolas" w:cs="Times New Roman"/>
+          <w:color w:val="A5D6FF"/>
+          <w:sz w:val="21"/>
+          <w:szCs w:val="21"/>
+        </w:rPr>
+        <w:t>"zebra"</w:t>
+      </w:r>
+      <w:r>
+        <w:rPr>
+          <w:rFonts w:ascii="Consolas" w:eastAsia="Times New Roman" w:hAnsi="Consolas" w:cs="Times New Roman"/>
+          <w:color w:val="BBBEBF"/>
+          <w:sz w:val="21"/>
+          <w:szCs w:val="21"/>
+        </w:rPr>
+        <w:t>};</w:t>
+      </w:r>
+    </w:p>
+    <w:p>
+      <w:pPr>
+        <w:shd w:val="clear" w:color="auto" w:fill="121314"/>
+        <w:spacing w:after="0" w:line="285" w:lineRule="atLeast"/>
+        <w:rPr>
+          <w:rFonts w:ascii="Consolas" w:eastAsia="Times New Roman" w:hAnsi="Consolas" w:cs="Times New Roman"/>
+          <w:color w:val="BBBEBF"/>
+          <w:sz w:val="21"/>
+          <w:szCs w:val="21"/>
+        </w:rPr>
+      </w:pPr>
+      <w:r>
+        <w:rPr>
+          <w:rFonts w:ascii="Consolas" w:eastAsia="Times New Roman" w:hAnsi="Consolas" w:cs="Times New Roman"/>
+          <w:color w:val="BBBEBF"/>
+          <w:sz w:val="21"/>
+          <w:szCs w:val="21"/>
+        </w:rPr>
+        <w:t xml:space="preserve">        </w:t>
+      </w:r>
+      <w:r>
+        <w:rPr>
+          <w:rFonts w:ascii="Consolas" w:eastAsia="Times New Roman" w:hAnsi="Consolas" w:cs="Times New Roman"/>
+          <w:color w:val="8B949E"/>
+          <w:sz w:val="21"/>
+          <w:szCs w:val="21"/>
+        </w:rPr>
+        <w:t>// The generic method sorts any comparable array in place.</w:t>
+      </w:r>
+    </w:p>
+    <w:p>
+      <w:pPr>
+        <w:shd w:val="clear" w:color="auto" w:fill="121314"/>
+        <w:spacing w:after="0" w:line="285" w:lineRule="atLeast"/>
+        <w:rPr>
+          <w:rFonts w:ascii="Consolas" w:eastAsia="Times New Roman" w:hAnsi="Consolas" w:cs="Times New Roman"/>
+          <w:color w:val="BBBEBF"/>
+          <w:sz w:val="21"/>
+          <w:szCs w:val="21"/>
+        </w:rPr>
+      </w:pPr>
+      <w:r>
+        <w:rPr>
+          <w:rFonts w:ascii="Consolas" w:eastAsia="Times New Roman" w:hAnsi="Consolas" w:cs="Times New Roman"/>
+          <w:color w:val="BBBEBF"/>
+          <w:sz w:val="21"/>
+          <w:szCs w:val="21"/>
+        </w:rPr>
+        <w:t xml:space="preserve">        </w:t>
+      </w:r>
+      <w:r>
+        <w:rPr>
+          <w:rFonts w:ascii="Consolas" w:eastAsia="Times New Roman" w:hAnsi="Consolas" w:cs="Times New Roman"/>
+          <w:color w:val="D2A8FF"/>
+          <w:sz w:val="21"/>
+          <w:szCs w:val="21"/>
+        </w:rPr>
+        <w:t>bubbleSort</w:t>
+      </w:r>
+      <w:r>
+        <w:rPr>
+          <w:rFonts w:ascii="Consolas" w:eastAsia="Times New Roman" w:hAnsi="Consolas" w:cs="Times New Roman"/>
+          <w:color w:val="BBBEBF"/>
+          <w:sz w:val="21"/>
+          <w:szCs w:val="21"/>
+        </w:rPr>
+        <w:t>(</w:t>
+      </w:r>
+      <w:r>
+        <w:rPr>
+          <w:rFonts w:ascii="Consolas" w:eastAsia="Times New Roman" w:hAnsi="Consolas" w:cs="Times New Roman"/>
+          <w:color w:val="C9D1D9"/>
+          <w:sz w:val="21"/>
+          <w:szCs w:val="21"/>
+        </w:rPr>
+        <w:t>numbers</w:t>
+      </w:r>
+      <w:r>
+        <w:rPr>
+          <w:rFonts w:ascii="Consolas" w:eastAsia="Times New Roman" w:hAnsi="Consolas" w:cs="Times New Roman"/>
+          <w:color w:val="BBBEBF"/>
+          <w:sz w:val="21"/>
+          <w:szCs w:val="21"/>
+        </w:rPr>
+        <w:t>);</w:t>
+      </w:r>
+    </w:p>
+    <w:p>
+      <w:pPr>
+        <w:shd w:val="clear" w:color="auto" w:fill="121314"/>
+        <w:spacing w:after="0" w:line="285" w:lineRule="atLeast"/>
+        <w:rPr>
+          <w:rFonts w:ascii="Consolas" w:eastAsia="Times New Roman" w:hAnsi="Consolas" w:cs="Times New Roman"/>
+          <w:color w:val="BBBEBF"/>
+          <w:sz w:val="21"/>
+          <w:szCs w:val="21"/>
+        </w:rPr>
+      </w:pPr>
+      <w:r>
+        <w:rPr>
+          <w:rFonts w:ascii="Consolas" w:eastAsia="Times New Roman" w:hAnsi="Consolas" w:cs="Times New Roman"/>
+          <w:color w:val="BBBEBF"/>
+          <w:sz w:val="21"/>
+          <w:szCs w:val="21"/>
+        </w:rPr>
+        <w:t xml:space="preserve">        </w:t>
+      </w:r>
+      <w:r>
+        <w:rPr>
+          <w:rFonts w:ascii="Consolas" w:eastAsia="Times New Roman" w:hAnsi="Consolas" w:cs="Times New Roman"/>
+          <w:color w:val="D2A8FF"/>
+          <w:sz w:val="21"/>
+          <w:szCs w:val="21"/>
+        </w:rPr>
+        <w:t>bubbleSort</w:t>
+      </w:r>
+      <w:r>
+        <w:rPr>
+          <w:rFonts w:ascii="Consolas" w:eastAsia="Times New Roman" w:hAnsi="Consolas" w:cs="Times New Roman"/>
+          <w:color w:val="BBBEBF"/>
+          <w:sz w:val="21"/>
+          <w:szCs w:val="21"/>
+        </w:rPr>
+        <w:t>(</w:t>
+      </w:r>
+      <w:r>
+        <w:rPr>
+          <w:rFonts w:ascii="Consolas" w:eastAsia="Times New Roman" w:hAnsi="Consolas" w:cs="Times New Roman"/>
+          <w:color w:val="C9D1D9"/>
+          <w:sz w:val="21"/>
+          <w:szCs w:val="21"/>
+        </w:rPr>
+        <w:t>words</w:t>
+      </w:r>
+      <w:r>
+        <w:rPr>
+          <w:rFonts w:ascii="Consolas" w:eastAsia="Times New Roman" w:hAnsi="Consolas" w:cs="Times New Roman"/>
+          <w:color w:val="BBBEBF"/>
+          <w:sz w:val="21"/>
+          <w:szCs w:val="21"/>
+        </w:rPr>
+        <w:t>);</w:t>
+      </w:r>
+    </w:p>
+    <w:p>
+      <w:pPr>
+        <w:shd w:val="clear" w:color="auto" w:fill="121314"/>
+        <w:spacing w:after="0" w:line="285" w:lineRule="atLeast"/>
+        <w:rPr>
+          <w:rFonts w:ascii="Consolas" w:eastAsia="Times New Roman" w:hAnsi="Consolas" w:cs="Times New Roman"/>
+          <w:color w:val="BBBEBF"/>
+          <w:sz w:val="21"/>
+          <w:szCs w:val="21"/>
+        </w:rPr>
+      </w:pPr>
+      <w:r>
+        <w:rPr>
+          <w:rFonts w:ascii="Consolas" w:eastAsia="Times New Roman" w:hAnsi="Consolas" w:cs="Times New Roman"/>
+          <w:color w:val="BBBEBF"/>
+          <w:sz w:val="21"/>
+          <w:szCs w:val="21"/>
+        </w:rPr>
+        <w:t xml:space="preserve">        </w:t>
+      </w:r>
+      <w:r>
+        <w:rPr>
+          <w:rFonts w:ascii="Consolas" w:eastAsia="Times New Roman" w:hAnsi="Consolas" w:cs="Times New Roman"/>
+          <w:color w:val="4EC9B0"/>
+          <w:sz w:val="21"/>
+          <w:szCs w:val="21"/>
+        </w:rPr>
+        <w:t>System</w:t>
+      </w:r>
+      <w:r>
+        <w:rPr>
+          <w:rFonts w:ascii="Consolas" w:eastAsia="Times New Roman" w:hAnsi="Consolas" w:cs="Times New Roman"/>
+          <w:color w:val="BBBEBF"/>
+          <w:sz w:val="21"/>
+          <w:szCs w:val="21"/>
+        </w:rPr>
+        <w:t>.</w:t>
+      </w:r>
+      <w:r>
+        <w:rPr>
+          <w:rFonts w:ascii="Consolas" w:eastAsia="Times New Roman" w:hAnsi="Consolas" w:cs="Times New Roman"/>
+          <w:color w:val="79C0FF"/>
+          <w:sz w:val="21"/>
+          <w:szCs w:val="21"/>
+        </w:rPr>
+        <w:t>out</w:t>
+      </w:r>
+      <w:r>
+        <w:rPr>
+          <w:rFonts w:ascii="Consolas" w:eastAsia="Times New Roman" w:hAnsi="Consolas" w:cs="Times New Roman"/>
+          <w:color w:val="BBBEBF"/>
+          <w:sz w:val="21"/>
+          <w:szCs w:val="21"/>
+        </w:rPr>
+        <w:t>.</w:t>
+      </w:r>
+      <w:r>
+        <w:rPr>
+          <w:rFonts w:ascii="Consolas" w:eastAsia="Times New Roman" w:hAnsi="Consolas" w:cs="Times New Roman"/>
+          <w:color w:val="D2A8FF"/>
+          <w:sz w:val="21"/>
+          <w:szCs w:val="21"/>
+        </w:rPr>
+        <w:t>println</w:t>
+      </w:r>
+      <w:r>
+        <w:rPr>
+          <w:rFonts w:ascii="Consolas" w:eastAsia="Times New Roman" w:hAnsi="Consolas" w:cs="Times New Roman"/>
+          <w:color w:val="BBBEBF"/>
+          <w:sz w:val="21"/>
+          <w:szCs w:val="21"/>
+        </w:rPr>
+        <w:t>(</w:t>
+      </w:r>
+      <w:r>
+        <w:rPr>
+          <w:rFonts w:ascii="Consolas" w:eastAsia="Times New Roman" w:hAnsi="Consolas" w:cs="Times New Roman"/>
+          <w:color w:val="4EC9B0"/>
+          <w:sz w:val="21"/>
+          <w:szCs w:val="21"/>
+        </w:rPr>
+        <w:t>Arrays</w:t>
+      </w:r>
+      <w:r>
+        <w:rPr>
+          <w:rFonts w:ascii="Consolas" w:eastAsia="Times New Roman" w:hAnsi="Consolas" w:cs="Times New Roman"/>
+          <w:color w:val="BBBEBF"/>
+          <w:sz w:val="21"/>
+          <w:szCs w:val="21"/>
+        </w:rPr>
+        <w:t>.</w:t>
+      </w:r>
+      <w:r>
+        <w:rPr>
+          <w:rFonts w:ascii="Consolas" w:eastAsia="Times New Roman" w:hAnsi="Consolas" w:cs="Times New Roman"/>
+          <w:color w:val="D2A8FF"/>
+          <w:sz w:val="21"/>
+          <w:szCs w:val="21"/>
+        </w:rPr>
+        <w:t>toString</w:t>
+      </w:r>
+      <w:r>
+        <w:rPr>
+          <w:rFonts w:ascii="Consolas" w:eastAsia="Times New Roman" w:hAnsi="Consolas" w:cs="Times New Roman"/>
+          <w:color w:val="BBBEBF"/>
+          <w:sz w:val="21"/>
+          <w:szCs w:val="21"/>
+        </w:rPr>
+        <w:t>(</w:t>
+      </w:r>
+      <w:r>
+        <w:rPr>
+          <w:rFonts w:ascii="Consolas" w:eastAsia="Times New Roman" w:hAnsi="Consolas" w:cs="Times New Roman"/>
+          <w:color w:val="C9D1D9"/>
+          <w:sz w:val="21"/>
+          <w:szCs w:val="21"/>
+        </w:rPr>
+        <w:t>numbers</w:t>
+      </w:r>
+      <w:r>
+        <w:rPr>
+          <w:rFonts w:ascii="Consolas" w:eastAsia="Times New Roman" w:hAnsi="Consolas" w:cs="Times New Roman"/>
+          <w:color w:val="BBBEBF"/>
+          <w:sz w:val="21"/>
+          <w:szCs w:val="21"/>
+        </w:rPr>
+        <w:t>));</w:t>
+      </w:r>
+    </w:p>
+    <w:p>
+      <w:pPr>
+        <w:shd w:val="clear" w:color="auto" w:fill="121314"/>
+        <w:spacing w:after="0" w:line="285" w:lineRule="atLeast"/>
+        <w:rPr>
+          <w:rFonts w:ascii="Consolas" w:eastAsia="Times New Roman" w:hAnsi="Consolas" w:cs="Times New Roman"/>
+          <w:color w:val="BBBEBF"/>
+          <w:sz w:val="21"/>
+          <w:szCs w:val="21"/>
+        </w:rPr>
+      </w:pPr>
+      <w:r>
+        <w:rPr>
+          <w:rFonts w:ascii="Consolas" w:eastAsia="Times New Roman" w:hAnsi="Consolas" w:cs="Times New Roman"/>
+          <w:color w:val="BBBEBF"/>
+          <w:sz w:val="21"/>
+          <w:szCs w:val="21"/>
+        </w:rPr>
+        <w:lastRenderedPageBreak/>
+        <w:t xml:space="preserve">        </w:t>
+      </w:r>
+      <w:r>
+        <w:rPr>
+          <w:rFonts w:ascii="Consolas" w:eastAsia="Times New Roman" w:hAnsi="Consolas" w:cs="Times New Roman"/>
+          <w:color w:val="4EC9B0"/>
+          <w:sz w:val="21"/>
+          <w:szCs w:val="21"/>
+        </w:rPr>
+        <w:t>System</w:t>
+      </w:r>
+      <w:r>
+        <w:rPr>
+          <w:rFonts w:ascii="Consolas" w:eastAsia="Times New Roman" w:hAnsi="Consolas" w:cs="Times New Roman"/>
+          <w:color w:val="BBBEBF"/>
+          <w:sz w:val="21"/>
+          <w:szCs w:val="21"/>
+        </w:rPr>
+        <w:t>.</w:t>
+      </w:r>
+      <w:r>
+        <w:rPr>
+          <w:rFonts w:ascii="Consolas" w:eastAsia="Times New Roman" w:hAnsi="Consolas" w:cs="Times New Roman"/>
+          <w:color w:val="79C0FF"/>
+          <w:sz w:val="21"/>
+          <w:szCs w:val="21"/>
+        </w:rPr>
+        <w:t>out</w:t>
+      </w:r>
+      <w:r>
+        <w:rPr>
+          <w:rFonts w:ascii="Consolas" w:eastAsia="Times New Roman" w:hAnsi="Consolas" w:cs="Times New Roman"/>
+          <w:color w:val="BBBEBF"/>
+          <w:sz w:val="21"/>
+          <w:szCs w:val="21"/>
+        </w:rPr>
+        <w:t>.</w:t>
+      </w:r>
+      <w:r>
+        <w:rPr>
+          <w:rFonts w:ascii="Consolas" w:eastAsia="Times New Roman" w:hAnsi="Consolas" w:cs="Times New Roman"/>
+          <w:color w:val="D2A8FF"/>
+          <w:sz w:val="21"/>
+          <w:szCs w:val="21"/>
+        </w:rPr>
+        <w:t>println</w:t>
+      </w:r>
+      <w:r>
+        <w:rPr>
+          <w:rFonts w:ascii="Consolas" w:eastAsia="Times New Roman" w:hAnsi="Consolas" w:cs="Times New Roman"/>
+          <w:color w:val="BBBEBF"/>
+          <w:sz w:val="21"/>
+          <w:szCs w:val="21"/>
+        </w:rPr>
+        <w:t>(</w:t>
+      </w:r>
+      <w:r>
+        <w:rPr>
+          <w:rFonts w:ascii="Consolas" w:eastAsia="Times New Roman" w:hAnsi="Consolas" w:cs="Times New Roman"/>
+          <w:color w:val="4EC9B0"/>
+          <w:sz w:val="21"/>
+          <w:szCs w:val="21"/>
+        </w:rPr>
+        <w:t>Arrays</w:t>
+      </w:r>
+      <w:r>
+        <w:rPr>
+          <w:rFonts w:ascii="Consolas" w:eastAsia="Times New Roman" w:hAnsi="Consolas" w:cs="Times New Roman"/>
+          <w:color w:val="BBBEBF"/>
+          <w:sz w:val="21"/>
+          <w:szCs w:val="21"/>
+        </w:rPr>
+        <w:t>.</w:t>
+      </w:r>
+      <w:r>
+        <w:rPr>
+          <w:rFonts w:ascii="Consolas" w:eastAsia="Times New Roman" w:hAnsi="Consolas" w:cs="Times New Roman"/>
+          <w:color w:val="D2A8FF"/>
+          <w:sz w:val="21"/>
+          <w:szCs w:val="21"/>
+        </w:rPr>
+        <w:t>toString</w:t>
+      </w:r>
+      <w:r>
+        <w:rPr>
+          <w:rFonts w:ascii="Consolas" w:eastAsia="Times New Roman" w:hAnsi="Consolas" w:cs="Times New Roman"/>
+          <w:color w:val="BBBEBF"/>
+          <w:sz w:val="21"/>
+          <w:szCs w:val="21"/>
+        </w:rPr>
+        <w:t>(</w:t>
+      </w:r>
+      <w:r>
+        <w:rPr>
+          <w:rFonts w:ascii="Consolas" w:eastAsia="Times New Roman" w:hAnsi="Consolas" w:cs="Times New Roman"/>
+          <w:color w:val="C9D1D9"/>
+          <w:sz w:val="21"/>
+          <w:szCs w:val="21"/>
+        </w:rPr>
+        <w:t>words</w:t>
+      </w:r>
+      <w:r>
+        <w:rPr>
+          <w:rFonts w:ascii="Consolas" w:eastAsia="Times New Roman" w:hAnsi="Consolas" w:cs="Times New Roman"/>
+          <w:color w:val="BBBEBF"/>
+          <w:sz w:val="21"/>
+          <w:szCs w:val="21"/>
+        </w:rPr>
+        <w:t>));</w:t>
+      </w:r>
+    </w:p>
+    <w:p>
+      <w:pPr>
+        <w:shd w:val="clear" w:color="auto" w:fill="121314"/>
+        <w:spacing w:after="0" w:line="285" w:lineRule="atLeast"/>
+        <w:rPr>
+          <w:rFonts w:ascii="Consolas" w:eastAsia="Times New Roman" w:hAnsi="Consolas" w:cs="Times New Roman"/>
+          <w:color w:val="BBBEBF"/>
+          <w:sz w:val="21"/>
+          <w:szCs w:val="21"/>
+        </w:rPr>
+      </w:pPr>
+      <w:r>
+        <w:rPr>
+          <w:rFonts w:ascii="Consolas" w:eastAsia="Times New Roman" w:hAnsi="Consolas" w:cs="Times New Roman"/>
+          <w:color w:val="BBBEBF"/>
+          <w:sz w:val="21"/>
+          <w:szCs w:val="21"/>
+        </w:rPr>
+        <w:t>    }</w:t>
+      </w:r>
+    </w:p>
+    <w:p>
+      <w:pPr>
+        <w:shd w:val="clear" w:color="auto" w:fill="121314"/>
+        <w:spacing w:after="0" w:line="285" w:lineRule="atLeast"/>
+        <w:rPr>
+          <w:rFonts w:ascii="Consolas" w:eastAsia="Times New Roman" w:hAnsi="Consolas" w:cs="Times New Roman"/>
+          <w:color w:val="BBBEBF"/>
+          <w:sz w:val="21"/>
+          <w:szCs w:val="21"/>
+        </w:rPr>
+      </w:pPr>
+      <w:r>
+        <w:rPr>
+          <w:rFonts w:ascii="Consolas" w:eastAsia="Times New Roman" w:hAnsi="Consolas" w:cs="Times New Roman"/>
+          <w:color w:val="BBBEBF"/>
+          <w:sz w:val="21"/>
+          <w:szCs w:val="21"/>
+        </w:rPr>
+        <w:t>}</w:t>
+      </w:r>
+    </w:p>
+    <w:p>
+      <w:pPr>
+        <w:shd w:val="clear" w:color="auto" w:fill="121314"/>
+        <w:spacing w:after="0" w:line="285" w:lineRule="atLeast"/>
+        <w:rPr>
+          <w:rFonts w:ascii="Consolas" w:eastAsia="Times New Roman" w:hAnsi="Consolas" w:cs="Times New Roman"/>
+          <w:color w:val="BBBEBF"/>
+          <w:sz w:val="21"/>
+          <w:szCs w:val="21"/>
+        </w:rPr>
+      </w:pPr>
+    </w:p>
+    <w:p>
+      <w:r>
+        <w:t>Expected output (sample):</w:t>
+      </w:r>
+    </w:p>
+    <w:p>
       <w:r>
         <w:rPr>
           <w:rFonts w:ascii="Consolas" w:hAnsi="Consolas"/>
           <w:sz w:val="16"/>
         </w:rPr>
-        <w:t>[apple, pear, zebra]</w:t>
-      </w:r>
-    </w:p>
-    <w:p>
+        <w:drawing>
+          <wp:inline distT="0" distB="0" distL="0" distR="0" wp14:anchorId="55486365" wp14:editId="5ACAD081">
+            <wp:extent cx="5486400" cy="1071245"/>
+            <wp:effectExtent l="0" t="0" r="0" b="0"/>
+            <wp:docPr id="428003021" name="Picture 1"/>
+            <wp:cNvGraphicFramePr>
+              <a:graphicFrameLocks xmlns:a="http://schemas.openxmlformats.org/drawingml/2006/main" noChangeAspect="1"/>
+            </wp:cNvGraphicFramePr>
+            <a:graphic xmlns:a="http://schemas.openxmlformats.org/drawingml/2006/main">
+              <a:graphicData uri="http://schemas.openxmlformats.org/drawingml/2006/picture">
+                <pic:pic xmlns:pic="http://schemas.openxmlformats.org/drawingml/2006/picture">
+                  <pic:nvPicPr>
+                    <pic:cNvPr id="428003021" name=""/>
+                    <pic:cNvPicPr/>
+                  </pic:nvPicPr>
+                  <pic:blipFill>
+                    <a:blip r:embed="rId10"/>
+                    <a:stretch>
+                      <a:fillRect/>
+                    </a:stretch>
+                  </pic:blipFill>
+                  <pic:spPr>
+                    <a:xfrm>
+                      <a:off x="0" y="0"/>
+                      <a:ext cx="5486400" cy="1071245"/>
+                    </a:xfrm>
+                    <a:prstGeom prst="rect">
+                      <a:avLst/>
+                    </a:prstGeom>
+                  </pic:spPr>
+                </pic:pic>
+              </a:graphicData>
+            </a:graphic>
+          </wp:inline>
+        </w:drawing>
+      </w:r>
       <w:r>
         <w:t>Explanation: Comparable provides compareTo() for ordering. int[] cannot be used because generic type parameters require reference types, such as Integer[].</w:t>
       </w:r>
